--- a/DRIVE/1. Direção/0. Associativo/Assembleia Geral/word bakcup/Relatorio estagio sisint.docx
+++ b/DRIVE/1. Direção/0. Associativo/Assembleia Geral/word bakcup/Relatorio estagio sisint.docx
@@ -1370,7 +1370,7 @@
             </w:rPr>
             <w:fldChar w:fldCharType="separate"/>
           </w:r>
-          <w:hyperlink w:anchor="_Toc232180087" w:history="1">
+          <w:hyperlink w:anchor="_Toc232182038" w:history="1">
             <w:r>
               <w:rPr>
                 <w:rStyle w:val="Hiperligao"/>
@@ -1424,7 +1424,7 @@
                 <w:noProof/>
                 <w:webHidden/>
               </w:rPr>
-              <w:instrText xml:space="preserve"> PAGEREF _Toc232180087 \h </w:instrText>
+              <w:instrText xml:space="preserve"> PAGEREF _Toc232182038 \h </w:instrText>
             </w:r>
             <w:r>
               <w:rPr>
@@ -1468,7 +1468,7 @@
               <w:lang w:eastAsia="pt-PT"/>
             </w:rPr>
           </w:pPr>
-          <w:hyperlink w:anchor="_Toc232180088" w:history="1">
+          <w:hyperlink w:anchor="_Toc232182039" w:history="1">
             <w:r>
               <w:rPr>
                 <w:rStyle w:val="Hiperligao"/>
@@ -1520,7 +1520,7 @@
                 <w:noProof/>
                 <w:webHidden/>
               </w:rPr>
-              <w:instrText xml:space="preserve"> PAGEREF _Toc232180088 \h </w:instrText>
+              <w:instrText xml:space="preserve"> PAGEREF _Toc232182039 \h </w:instrText>
             </w:r>
             <w:r>
               <w:rPr>
@@ -1564,7 +1564,7 @@
               <w:lang w:eastAsia="pt-PT"/>
             </w:rPr>
           </w:pPr>
-          <w:hyperlink w:anchor="_Toc232180089" w:history="1">
+          <w:hyperlink w:anchor="_Toc232182040" w:history="1">
             <w:r>
               <w:rPr>
                 <w:rStyle w:val="Hiperligao"/>
@@ -1616,7 +1616,7 @@
                 <w:noProof/>
                 <w:webHidden/>
               </w:rPr>
-              <w:instrText xml:space="preserve"> PAGEREF _Toc232180089 \h </w:instrText>
+              <w:instrText xml:space="preserve"> PAGEREF _Toc232182040 \h </w:instrText>
             </w:r>
             <w:r>
               <w:rPr>
@@ -1660,7 +1660,7 @@
               <w:lang w:eastAsia="pt-PT"/>
             </w:rPr>
           </w:pPr>
-          <w:hyperlink w:anchor="_Toc232180090" w:history="1">
+          <w:hyperlink w:anchor="_Toc232182041" w:history="1">
             <w:r>
               <w:rPr>
                 <w:rStyle w:val="Hiperligao"/>
@@ -1712,7 +1712,7 @@
                 <w:noProof/>
                 <w:webHidden/>
               </w:rPr>
-              <w:instrText xml:space="preserve"> PAGEREF _Toc232180090 \h </w:instrText>
+              <w:instrText xml:space="preserve"> PAGEREF _Toc232182041 \h </w:instrText>
             </w:r>
             <w:r>
               <w:rPr>
@@ -1756,7 +1756,7 @@
               <w:lang w:eastAsia="pt-PT"/>
             </w:rPr>
           </w:pPr>
-          <w:hyperlink w:anchor="_Toc232180091" w:history="1">
+          <w:hyperlink w:anchor="_Toc232182042" w:history="1">
             <w:r>
               <w:rPr>
                 <w:rStyle w:val="Hiperligao"/>
@@ -1808,7 +1808,7 @@
                 <w:noProof/>
                 <w:webHidden/>
               </w:rPr>
-              <w:instrText xml:space="preserve"> PAGEREF _Toc232180091 \h </w:instrText>
+              <w:instrText xml:space="preserve"> PAGEREF _Toc232182042 \h </w:instrText>
             </w:r>
             <w:r>
               <w:rPr>
@@ -1852,7 +1852,7 @@
               <w:lang w:eastAsia="pt-PT"/>
             </w:rPr>
           </w:pPr>
-          <w:hyperlink w:anchor="_Toc232180092" w:history="1">
+          <w:hyperlink w:anchor="_Toc232182043" w:history="1">
             <w:r>
               <w:rPr>
                 <w:rStyle w:val="Hiperligao"/>
@@ -1904,7 +1904,7 @@
                 <w:noProof/>
                 <w:webHidden/>
               </w:rPr>
-              <w:instrText xml:space="preserve"> PAGEREF _Toc232180092 \h </w:instrText>
+              <w:instrText xml:space="preserve"> PAGEREF _Toc232182043 \h </w:instrText>
             </w:r>
             <w:r>
               <w:rPr>
@@ -1948,7 +1948,7 @@
               <w:lang w:eastAsia="pt-PT"/>
             </w:rPr>
           </w:pPr>
-          <w:hyperlink w:anchor="_Toc232180093" w:history="1">
+          <w:hyperlink w:anchor="_Toc232182044" w:history="1">
             <w:r>
               <w:rPr>
                 <w:rStyle w:val="Hiperligao"/>
@@ -2000,7 +2000,7 @@
                 <w:noProof/>
                 <w:webHidden/>
               </w:rPr>
-              <w:instrText xml:space="preserve"> PAGEREF _Toc232180093 \h </w:instrText>
+              <w:instrText xml:space="preserve"> PAGEREF _Toc232182044 \h </w:instrText>
             </w:r>
             <w:r>
               <w:rPr>
@@ -2044,7 +2044,7 @@
               <w:lang w:eastAsia="pt-PT"/>
             </w:rPr>
           </w:pPr>
-          <w:hyperlink w:anchor="_Toc232180094" w:history="1">
+          <w:hyperlink w:anchor="_Toc232182045" w:history="1">
             <w:r>
               <w:rPr>
                 <w:rStyle w:val="Hiperligao"/>
@@ -2098,7 +2098,7 @@
                 <w:noProof/>
                 <w:webHidden/>
               </w:rPr>
-              <w:instrText xml:space="preserve"> PAGEREF _Toc232180094 \h </w:instrText>
+              <w:instrText xml:space="preserve"> PAGEREF _Toc232182045 \h </w:instrText>
             </w:r>
             <w:r>
               <w:rPr>
@@ -2142,7 +2142,7 @@
               <w:lang w:eastAsia="pt-PT"/>
             </w:rPr>
           </w:pPr>
-          <w:hyperlink w:anchor="_Toc232180095" w:history="1">
+          <w:hyperlink w:anchor="_Toc232182046" w:history="1">
             <w:r>
               <w:rPr>
                 <w:rStyle w:val="Hiperligao"/>
@@ -2194,7 +2194,7 @@
                 <w:noProof/>
                 <w:webHidden/>
               </w:rPr>
-              <w:instrText xml:space="preserve"> PAGEREF _Toc232180095 \h </w:instrText>
+              <w:instrText xml:space="preserve"> PAGEREF _Toc232182046 \h </w:instrText>
             </w:r>
             <w:r>
               <w:rPr>
@@ -2238,7 +2238,7 @@
               <w:lang w:eastAsia="pt-PT"/>
             </w:rPr>
           </w:pPr>
-          <w:hyperlink w:anchor="_Toc232180096" w:history="1">
+          <w:hyperlink w:anchor="_Toc232182047" w:history="1">
             <w:r>
               <w:rPr>
                 <w:rStyle w:val="Hiperligao"/>
@@ -2290,7 +2290,7 @@
                 <w:noProof/>
                 <w:webHidden/>
               </w:rPr>
-              <w:instrText xml:space="preserve"> PAGEREF _Toc232180096 \h </w:instrText>
+              <w:instrText xml:space="preserve"> PAGEREF _Toc232182047 \h </w:instrText>
             </w:r>
             <w:r>
               <w:rPr>
@@ -2334,7 +2334,7 @@
               <w:lang w:eastAsia="pt-PT"/>
             </w:rPr>
           </w:pPr>
-          <w:hyperlink w:anchor="_Toc232180097" w:history="1">
+          <w:hyperlink w:anchor="_Toc232182048" w:history="1">
             <w:r>
               <w:rPr>
                 <w:rStyle w:val="Hiperligao"/>
@@ -2386,7 +2386,7 @@
                 <w:noProof/>
                 <w:webHidden/>
               </w:rPr>
-              <w:instrText xml:space="preserve"> PAGEREF _Toc232180097 \h </w:instrText>
+              <w:instrText xml:space="preserve"> PAGEREF _Toc232182048 \h </w:instrText>
             </w:r>
             <w:r>
               <w:rPr>
@@ -2430,7 +2430,7 @@
               <w:lang w:eastAsia="pt-PT"/>
             </w:rPr>
           </w:pPr>
-          <w:hyperlink w:anchor="_Toc232180098" w:history="1">
+          <w:hyperlink w:anchor="_Toc232182049" w:history="1">
             <w:r>
               <w:rPr>
                 <w:rStyle w:val="Hiperligao"/>
@@ -2482,7 +2482,7 @@
                 <w:noProof/>
                 <w:webHidden/>
               </w:rPr>
-              <w:instrText xml:space="preserve"> PAGEREF _Toc232180098 \h </w:instrText>
+              <w:instrText xml:space="preserve"> PAGEREF _Toc232182049 \h </w:instrText>
             </w:r>
             <w:r>
               <w:rPr>
@@ -2526,7 +2526,7 @@
               <w:lang w:eastAsia="pt-PT"/>
             </w:rPr>
           </w:pPr>
-          <w:hyperlink w:anchor="_Toc232180099" w:history="1">
+          <w:hyperlink w:anchor="_Toc232182050" w:history="1">
             <w:r>
               <w:rPr>
                 <w:rStyle w:val="Hiperligao"/>
@@ -2578,7 +2578,7 @@
                 <w:noProof/>
                 <w:webHidden/>
               </w:rPr>
-              <w:instrText xml:space="preserve"> PAGEREF _Toc232180099 \h </w:instrText>
+              <w:instrText xml:space="preserve"> PAGEREF _Toc232182050 \h </w:instrText>
             </w:r>
             <w:r>
               <w:rPr>
@@ -2622,7 +2622,7 @@
               <w:lang w:eastAsia="pt-PT"/>
             </w:rPr>
           </w:pPr>
-          <w:hyperlink w:anchor="_Toc232180100" w:history="1">
+          <w:hyperlink w:anchor="_Toc232182051" w:history="1">
             <w:r>
               <w:rPr>
                 <w:rStyle w:val="Hiperligao"/>
@@ -2674,7 +2674,7 @@
                 <w:noProof/>
                 <w:webHidden/>
               </w:rPr>
-              <w:instrText xml:space="preserve"> PAGEREF _Toc232180100 \h </w:instrText>
+              <w:instrText xml:space="preserve"> PAGEREF _Toc232182051 \h </w:instrText>
             </w:r>
             <w:r>
               <w:rPr>
@@ -2718,7 +2718,7 @@
               <w:lang w:eastAsia="pt-PT"/>
             </w:rPr>
           </w:pPr>
-          <w:hyperlink w:anchor="_Toc232180101" w:history="1">
+          <w:hyperlink w:anchor="_Toc232182052" w:history="1">
             <w:r>
               <w:rPr>
                 <w:rStyle w:val="Hiperligao"/>
@@ -2772,7 +2772,7 @@
                 <w:noProof/>
                 <w:webHidden/>
               </w:rPr>
-              <w:instrText xml:space="preserve"> PAGEREF _Toc232180101 \h </w:instrText>
+              <w:instrText xml:space="preserve"> PAGEREF _Toc232182052 \h </w:instrText>
             </w:r>
             <w:r>
               <w:rPr>
@@ -2816,7 +2816,7 @@
               <w:lang w:eastAsia="pt-PT"/>
             </w:rPr>
           </w:pPr>
-          <w:hyperlink w:anchor="_Toc232180102" w:history="1">
+          <w:hyperlink w:anchor="_Toc232182053" w:history="1">
             <w:r>
               <w:rPr>
                 <w:rStyle w:val="Hiperligao"/>
@@ -2868,7 +2868,7 @@
                 <w:noProof/>
                 <w:webHidden/>
               </w:rPr>
-              <w:instrText xml:space="preserve"> PAGEREF _Toc232180102 \h </w:instrText>
+              <w:instrText xml:space="preserve"> PAGEREF _Toc232182053 \h </w:instrText>
             </w:r>
             <w:r>
               <w:rPr>
@@ -2912,7 +2912,7 @@
               <w:lang w:eastAsia="pt-PT"/>
             </w:rPr>
           </w:pPr>
-          <w:hyperlink w:anchor="_Toc232180103" w:history="1">
+          <w:hyperlink w:anchor="_Toc232182054" w:history="1">
             <w:r>
               <w:rPr>
                 <w:rStyle w:val="Hiperligao"/>
@@ -2964,7 +2964,7 @@
                 <w:noProof/>
                 <w:webHidden/>
               </w:rPr>
-              <w:instrText xml:space="preserve"> PAGEREF _Toc232180103 \h </w:instrText>
+              <w:instrText xml:space="preserve"> PAGEREF _Toc232182054 \h </w:instrText>
             </w:r>
             <w:r>
               <w:rPr>
@@ -2984,7 +2984,7 @@
                 <w:noProof/>
                 <w:webHidden/>
               </w:rPr>
-              <w:t>25</w:t>
+              <w:t>26</w:t>
             </w:r>
             <w:r>
               <w:rPr>
@@ -3008,7 +3008,7 @@
               <w:lang w:eastAsia="pt-PT"/>
             </w:rPr>
           </w:pPr>
-          <w:hyperlink w:anchor="_Toc232180104" w:history="1">
+          <w:hyperlink w:anchor="_Toc232182055" w:history="1">
             <w:r>
               <w:rPr>
                 <w:rStyle w:val="Hiperligao"/>
@@ -3060,7 +3060,7 @@
                 <w:noProof/>
                 <w:webHidden/>
               </w:rPr>
-              <w:instrText xml:space="preserve"> PAGEREF _Toc232180104 \h </w:instrText>
+              <w:instrText xml:space="preserve"> PAGEREF _Toc232182055 \h </w:instrText>
             </w:r>
             <w:r>
               <w:rPr>
@@ -3080,7 +3080,7 @@
                 <w:noProof/>
                 <w:webHidden/>
               </w:rPr>
-              <w:t>25</w:t>
+              <w:t>26</w:t>
             </w:r>
             <w:r>
               <w:rPr>
@@ -3104,7 +3104,7 @@
               <w:lang w:eastAsia="pt-PT"/>
             </w:rPr>
           </w:pPr>
-          <w:hyperlink w:anchor="_Toc232180105" w:history="1">
+          <w:hyperlink w:anchor="_Toc232182056" w:history="1">
             <w:r>
               <w:rPr>
                 <w:rStyle w:val="Hiperligao"/>
@@ -3156,7 +3156,7 @@
                 <w:noProof/>
                 <w:webHidden/>
               </w:rPr>
-              <w:instrText xml:space="preserve"> PAGEREF _Toc232180105 \h </w:instrText>
+              <w:instrText xml:space="preserve"> PAGEREF _Toc232182056 \h </w:instrText>
             </w:r>
             <w:r>
               <w:rPr>
@@ -3200,7 +3200,7 @@
               <w:lang w:eastAsia="pt-PT"/>
             </w:rPr>
           </w:pPr>
-          <w:hyperlink w:anchor="_Toc232180106" w:history="1">
+          <w:hyperlink w:anchor="_Toc232182057" w:history="1">
             <w:r>
               <w:rPr>
                 <w:rStyle w:val="Hiperligao"/>
@@ -3252,7 +3252,7 @@
                 <w:noProof/>
                 <w:webHidden/>
               </w:rPr>
-              <w:instrText xml:space="preserve"> PAGEREF _Toc232180106 \h </w:instrText>
+              <w:instrText xml:space="preserve"> PAGEREF _Toc232182057 \h </w:instrText>
             </w:r>
             <w:r>
               <w:rPr>
@@ -3296,7 +3296,7 @@
               <w:lang w:eastAsia="pt-PT"/>
             </w:rPr>
           </w:pPr>
-          <w:hyperlink w:anchor="_Toc232180107" w:history="1">
+          <w:hyperlink w:anchor="_Toc232182058" w:history="1">
             <w:r>
               <w:rPr>
                 <w:rStyle w:val="Hiperligao"/>
@@ -3348,7 +3348,7 @@
                 <w:noProof/>
                 <w:webHidden/>
               </w:rPr>
-              <w:instrText xml:space="preserve"> PAGEREF _Toc232180107 \h </w:instrText>
+              <w:instrText xml:space="preserve"> PAGEREF _Toc232182058 \h </w:instrText>
             </w:r>
             <w:r>
               <w:rPr>
@@ -3392,7 +3392,7 @@
               <w:lang w:eastAsia="pt-PT"/>
             </w:rPr>
           </w:pPr>
-          <w:hyperlink w:anchor="_Toc232180108" w:history="1">
+          <w:hyperlink w:anchor="_Toc232182059" w:history="1">
             <w:r>
               <w:rPr>
                 <w:rStyle w:val="Hiperligao"/>
@@ -3444,7 +3444,7 @@
                 <w:noProof/>
                 <w:webHidden/>
               </w:rPr>
-              <w:instrText xml:space="preserve"> PAGEREF _Toc232180108 \h </w:instrText>
+              <w:instrText xml:space="preserve"> PAGEREF _Toc232182059 \h </w:instrText>
             </w:r>
             <w:r>
               <w:rPr>
@@ -3488,7 +3488,7 @@
               <w:lang w:eastAsia="pt-PT"/>
             </w:rPr>
           </w:pPr>
-          <w:hyperlink w:anchor="_Toc232180109" w:history="1">
+          <w:hyperlink w:anchor="_Toc232182060" w:history="1">
             <w:r>
               <w:rPr>
                 <w:rStyle w:val="Hiperligao"/>
@@ -3540,7 +3540,7 @@
                 <w:noProof/>
                 <w:webHidden/>
               </w:rPr>
-              <w:instrText xml:space="preserve"> PAGEREF _Toc232180109 \h </w:instrText>
+              <w:instrText xml:space="preserve"> PAGEREF _Toc232182060 \h </w:instrText>
             </w:r>
             <w:r>
               <w:rPr>
@@ -3584,7 +3584,7 @@
               <w:lang w:eastAsia="pt-PT"/>
             </w:rPr>
           </w:pPr>
-          <w:hyperlink w:anchor="_Toc232180110" w:history="1">
+          <w:hyperlink w:anchor="_Toc232182061" w:history="1">
             <w:r>
               <w:rPr>
                 <w:rStyle w:val="Hiperligao"/>
@@ -3636,7 +3636,7 @@
                 <w:noProof/>
                 <w:webHidden/>
               </w:rPr>
-              <w:instrText xml:space="preserve"> PAGEREF _Toc232180110 \h </w:instrText>
+              <w:instrText xml:space="preserve"> PAGEREF _Toc232182061 \h </w:instrText>
             </w:r>
             <w:r>
               <w:rPr>
@@ -3656,7 +3656,7 @@
                 <w:noProof/>
                 <w:webHidden/>
               </w:rPr>
-              <w:t>26</w:t>
+              <w:t>27</w:t>
             </w:r>
             <w:r>
               <w:rPr>
@@ -3680,7 +3680,7 @@
               <w:lang w:eastAsia="pt-PT"/>
             </w:rPr>
           </w:pPr>
-          <w:hyperlink w:anchor="_Toc232180111" w:history="1">
+          <w:hyperlink w:anchor="_Toc232182062" w:history="1">
             <w:r>
               <w:rPr>
                 <w:rStyle w:val="Hiperligao"/>
@@ -3732,7 +3732,7 @@
                 <w:noProof/>
                 <w:webHidden/>
               </w:rPr>
-              <w:instrText xml:space="preserve"> PAGEREF _Toc232180111 \h </w:instrText>
+              <w:instrText xml:space="preserve"> PAGEREF _Toc232182062 \h </w:instrText>
             </w:r>
             <w:r>
               <w:rPr>
@@ -3752,7 +3752,7 @@
                 <w:noProof/>
                 <w:webHidden/>
               </w:rPr>
-              <w:t>26</w:t>
+              <w:t>27</w:t>
             </w:r>
             <w:r>
               <w:rPr>
@@ -3776,7 +3776,7 @@
               <w:lang w:eastAsia="pt-PT"/>
             </w:rPr>
           </w:pPr>
-          <w:hyperlink w:anchor="_Toc232180112" w:history="1">
+          <w:hyperlink w:anchor="_Toc232182063" w:history="1">
             <w:r>
               <w:rPr>
                 <w:rStyle w:val="Hiperligao"/>
@@ -3830,7 +3830,7 @@
                 <w:noProof/>
                 <w:webHidden/>
               </w:rPr>
-              <w:instrText xml:space="preserve"> PAGEREF _Toc232180112 \h </w:instrText>
+              <w:instrText xml:space="preserve"> PAGEREF _Toc232182063 \h </w:instrText>
             </w:r>
             <w:r>
               <w:rPr>
@@ -3850,7 +3850,7 @@
                 <w:noProof/>
                 <w:webHidden/>
               </w:rPr>
-              <w:t>26</w:t>
+              <w:t>27</w:t>
             </w:r>
             <w:r>
               <w:rPr>
@@ -3874,7 +3874,7 @@
               <w:lang w:eastAsia="pt-PT"/>
             </w:rPr>
           </w:pPr>
-          <w:hyperlink w:anchor="_Toc232180113" w:history="1">
+          <w:hyperlink w:anchor="_Toc232182064" w:history="1">
             <w:r>
               <w:rPr>
                 <w:rStyle w:val="Hiperligao"/>
@@ -3926,7 +3926,7 @@
                 <w:noProof/>
                 <w:webHidden/>
               </w:rPr>
-              <w:instrText xml:space="preserve"> PAGEREF _Toc232180113 \h </w:instrText>
+              <w:instrText xml:space="preserve"> PAGEREF _Toc232182064 \h </w:instrText>
             </w:r>
             <w:r>
               <w:rPr>
@@ -3970,7 +3970,7 @@
               <w:lang w:eastAsia="pt-PT"/>
             </w:rPr>
           </w:pPr>
-          <w:hyperlink w:anchor="_Toc232180114" w:history="1">
+          <w:hyperlink w:anchor="_Toc232182065" w:history="1">
             <w:r>
               <w:rPr>
                 <w:rStyle w:val="Hiperligao"/>
@@ -4022,7 +4022,7 @@
                 <w:noProof/>
                 <w:webHidden/>
               </w:rPr>
-              <w:instrText xml:space="preserve"> PAGEREF _Toc232180114 \h </w:instrText>
+              <w:instrText xml:space="preserve"> PAGEREF _Toc232182065 \h </w:instrText>
             </w:r>
             <w:r>
               <w:rPr>
@@ -4066,7 +4066,7 @@
               <w:lang w:eastAsia="pt-PT"/>
             </w:rPr>
           </w:pPr>
-          <w:hyperlink w:anchor="_Toc232180115" w:history="1">
+          <w:hyperlink w:anchor="_Toc232182066" w:history="1">
             <w:r>
               <w:rPr>
                 <w:rStyle w:val="Hiperligao"/>
@@ -4118,7 +4118,7 @@
                 <w:noProof/>
                 <w:webHidden/>
               </w:rPr>
-              <w:instrText xml:space="preserve"> PAGEREF _Toc232180115 \h </w:instrText>
+              <w:instrText xml:space="preserve"> PAGEREF _Toc232182066 \h </w:instrText>
             </w:r>
             <w:r>
               <w:rPr>
@@ -4162,7 +4162,7 @@
               <w:lang w:eastAsia="pt-PT"/>
             </w:rPr>
           </w:pPr>
-          <w:hyperlink w:anchor="_Toc232180116" w:history="1">
+          <w:hyperlink w:anchor="_Toc232182067" w:history="1">
             <w:r>
               <w:rPr>
                 <w:rStyle w:val="Hiperligao"/>
@@ -4216,7 +4216,7 @@
                 <w:noProof/>
                 <w:webHidden/>
               </w:rPr>
-              <w:instrText xml:space="preserve"> PAGEREF _Toc232180116 \h </w:instrText>
+              <w:instrText xml:space="preserve"> PAGEREF _Toc232182067 \h </w:instrText>
             </w:r>
             <w:r>
               <w:rPr>
@@ -4260,7 +4260,7 @@
               <w:lang w:eastAsia="pt-PT"/>
             </w:rPr>
           </w:pPr>
-          <w:hyperlink w:anchor="_Toc232180117" w:history="1">
+          <w:hyperlink w:anchor="_Toc232182068" w:history="1">
             <w:r>
               <w:rPr>
                 <w:rStyle w:val="Hiperligao"/>
@@ -4312,7 +4312,7 @@
                 <w:noProof/>
                 <w:webHidden/>
               </w:rPr>
-              <w:instrText xml:space="preserve"> PAGEREF _Toc232180117 \h </w:instrText>
+              <w:instrText xml:space="preserve"> PAGEREF _Toc232182068 \h </w:instrText>
             </w:r>
             <w:r>
               <w:rPr>
@@ -4356,7 +4356,7 @@
               <w:lang w:eastAsia="pt-PT"/>
             </w:rPr>
           </w:pPr>
-          <w:hyperlink w:anchor="_Toc232180118" w:history="1">
+          <w:hyperlink w:anchor="_Toc232182069" w:history="1">
             <w:r>
               <w:rPr>
                 <w:rStyle w:val="Hiperligao"/>
@@ -4408,7 +4408,7 @@
                 <w:noProof/>
                 <w:webHidden/>
               </w:rPr>
-              <w:instrText xml:space="preserve"> PAGEREF _Toc232180118 \h </w:instrText>
+              <w:instrText xml:space="preserve"> PAGEREF _Toc232182069 \h </w:instrText>
             </w:r>
             <w:r>
               <w:rPr>
@@ -4428,7 +4428,7 @@
                 <w:noProof/>
                 <w:webHidden/>
               </w:rPr>
-              <w:t>27</w:t>
+              <w:t>28</w:t>
             </w:r>
             <w:r>
               <w:rPr>
@@ -4452,7 +4452,7 @@
               <w:lang w:eastAsia="pt-PT"/>
             </w:rPr>
           </w:pPr>
-          <w:hyperlink w:anchor="_Toc232180119" w:history="1">
+          <w:hyperlink w:anchor="_Toc232182070" w:history="1">
             <w:r>
               <w:rPr>
                 <w:rStyle w:val="Hiperligao"/>
@@ -4504,7 +4504,7 @@
                 <w:noProof/>
                 <w:webHidden/>
               </w:rPr>
-              <w:instrText xml:space="preserve"> PAGEREF _Toc232180119 \h </w:instrText>
+              <w:instrText xml:space="preserve"> PAGEREF _Toc232182070 \h </w:instrText>
             </w:r>
             <w:r>
               <w:rPr>
@@ -4547,7 +4547,7 @@
               <w:lang w:eastAsia="pt-PT"/>
             </w:rPr>
           </w:pPr>
-          <w:hyperlink w:anchor="_Toc232180120" w:history="1">
+          <w:hyperlink w:anchor="_Toc232182071" w:history="1">
             <w:r>
               <w:rPr>
                 <w:rStyle w:val="Hiperligao"/>
@@ -4579,7 +4579,7 @@
                 <w:noProof/>
                 <w:webHidden/>
               </w:rPr>
-              <w:instrText xml:space="preserve"> PAGEREF _Toc232180120 \h </w:instrText>
+              <w:instrText xml:space="preserve"> PAGEREF _Toc232182071 \h </w:instrText>
             </w:r>
             <w:r>
               <w:rPr>
@@ -4622,7 +4622,7 @@
               <w:lang w:eastAsia="pt-PT"/>
             </w:rPr>
           </w:pPr>
-          <w:hyperlink w:anchor="_Toc232180121" w:history="1">
+          <w:hyperlink w:anchor="_Toc232182072" w:history="1">
             <w:r>
               <w:rPr>
                 <w:rStyle w:val="Hiperligao"/>
@@ -4655,7 +4655,7 @@
                 <w:noProof/>
                 <w:webHidden/>
               </w:rPr>
-              <w:instrText xml:space="preserve"> PAGEREF _Toc232180121 \h </w:instrText>
+              <w:instrText xml:space="preserve"> PAGEREF _Toc232182072 \h </w:instrText>
             </w:r>
             <w:r>
               <w:rPr>
@@ -4698,7 +4698,7 @@
               <w:lang w:eastAsia="pt-PT"/>
             </w:rPr>
           </w:pPr>
-          <w:hyperlink w:anchor="_Toc232180122" w:history="1">
+          <w:hyperlink w:anchor="_Toc232182073" w:history="1">
             <w:r>
               <w:rPr>
                 <w:rStyle w:val="Hiperligao"/>
@@ -4731,7 +4731,7 @@
                 <w:noProof/>
                 <w:webHidden/>
               </w:rPr>
-              <w:instrText xml:space="preserve"> PAGEREF _Toc232180122 \h </w:instrText>
+              <w:instrText xml:space="preserve"> PAGEREF _Toc232182073 \h </w:instrText>
             </w:r>
             <w:r>
               <w:rPr>
@@ -6430,7 +6430,7 @@
           <w14:ligatures w14:val="none"/>
         </w:rPr>
       </w:pPr>
-      <w:bookmarkStart w:id="0" w:name="_Toc232180087"/>
+      <w:bookmarkStart w:id="0" w:name="_Toc232182038"/>
       <w:r>
         <w:rPr>
           <w:rFonts w:ascii="Times New Roman" w:eastAsia="Times New Roman" w:hAnsi="Times New Roman" w:cs="Times New Roman"/>
@@ -6470,7 +6470,7 @@
       <w:bookmarkStart w:id="1" w:name="_Toc76320097"/>
       <w:bookmarkStart w:id="2" w:name="_Toc76320124"/>
       <w:bookmarkStart w:id="3" w:name="_Toc76320165"/>
-      <w:bookmarkStart w:id="4" w:name="_Toc232180088"/>
+      <w:bookmarkStart w:id="4" w:name="_Toc232182039"/>
       <w:r>
         <w:rPr>
           <w:rFonts w:ascii="Times New Roman" w:eastAsia="Times New Roman" w:hAnsi="Times New Roman" w:cs="Times New Roman"/>
@@ -6538,7 +6538,7 @@
       <w:bookmarkStart w:id="5" w:name="_Toc76320098"/>
       <w:bookmarkStart w:id="6" w:name="_Toc76320125"/>
       <w:bookmarkStart w:id="7" w:name="_Toc76320166"/>
-      <w:bookmarkStart w:id="8" w:name="_Toc232180089"/>
+      <w:bookmarkStart w:id="8" w:name="_Toc232182040"/>
       <w:r>
         <w:rPr>
           <w:rFonts w:ascii="Times New Roman" w:eastAsia="Times New Roman" w:hAnsi="Times New Roman" w:cs="Times New Roman"/>
@@ -6654,7 +6654,7 @@
           <w14:ligatures w14:val="none"/>
         </w:rPr>
       </w:pPr>
-      <w:bookmarkStart w:id="9" w:name="_Toc232180090"/>
+      <w:bookmarkStart w:id="9" w:name="_Toc232182041"/>
       <w:r>
         <w:rPr>
           <w:rFonts w:ascii="Times New Roman" w:eastAsia="Times New Roman" w:hAnsi="Times New Roman" w:cs="Times New Roman"/>
@@ -6826,7 +6826,7 @@
       <w:bookmarkStart w:id="10" w:name="_Toc76320099"/>
       <w:bookmarkStart w:id="11" w:name="_Toc76320126"/>
       <w:bookmarkStart w:id="12" w:name="_Toc76320167"/>
-      <w:bookmarkStart w:id="13" w:name="_Toc232180091"/>
+      <w:bookmarkStart w:id="13" w:name="_Toc232182042"/>
       <w:r>
         <w:rPr>
           <w:rFonts w:ascii="Times New Roman" w:eastAsia="Times New Roman" w:hAnsi="Times New Roman" w:cs="Times New Roman"/>
@@ -7175,7 +7175,7 @@
       <w:bookmarkStart w:id="14" w:name="_Toc76320100"/>
       <w:bookmarkStart w:id="15" w:name="_Toc76320127"/>
       <w:bookmarkStart w:id="16" w:name="_Toc76320168"/>
-      <w:bookmarkStart w:id="17" w:name="_Toc232180092"/>
+      <w:bookmarkStart w:id="17" w:name="_Toc232182043"/>
       <w:r>
         <w:rPr>
           <w:rFonts w:ascii="Times New Roman" w:eastAsia="Times New Roman" w:hAnsi="Times New Roman" w:cs="Times New Roman"/>
@@ -7406,7 +7406,7 @@
       <w:bookmarkStart w:id="21" w:name="_Toc76320102"/>
       <w:bookmarkStart w:id="22" w:name="_Toc76320129"/>
       <w:bookmarkStart w:id="23" w:name="_Toc76320170"/>
-      <w:bookmarkStart w:id="24" w:name="_Toc232180093"/>
+      <w:bookmarkStart w:id="24" w:name="_Toc232182044"/>
       <w:bookmarkEnd w:id="18"/>
       <w:bookmarkEnd w:id="19"/>
       <w:bookmarkEnd w:id="20"/>
@@ -7600,7 +7600,7 @@
         </w:rPr>
       </w:pPr>
       <w:bookmarkStart w:id="25" w:name="_Toc232098053"/>
-      <w:bookmarkStart w:id="26" w:name="_Toc232180094"/>
+      <w:bookmarkStart w:id="26" w:name="_Toc232182045"/>
       <w:r>
         <w:rPr>
           <w:rFonts w:ascii="Times New Roman" w:eastAsia="Times New Roman" w:hAnsi="Times New Roman" w:cs="Times New Roman"/>
@@ -7648,7 +7648,7 @@
         </w:rPr>
         <w:tab/>
       </w:r>
-      <w:bookmarkStart w:id="27" w:name="_Toc232180095"/>
+      <w:bookmarkStart w:id="27" w:name="_Toc232182046"/>
       <w:r>
         <w:rPr>
           <w:rFonts w:ascii="Times New Roman" w:eastAsia="Times New Roman" w:hAnsi="Times New Roman" w:cs="Times New Roman"/>
@@ -7792,7 +7792,7 @@
           <w14:ligatures w14:val="none"/>
         </w:rPr>
       </w:pPr>
-      <w:bookmarkStart w:id="28" w:name="_Toc232180096"/>
+      <w:bookmarkStart w:id="28" w:name="_Toc232182047"/>
       <w:r>
         <w:rPr>
           <w:rFonts w:ascii="Times New Roman" w:eastAsia="Times New Roman" w:hAnsi="Times New Roman" w:cs="Times New Roman"/>
@@ -7984,7 +7984,7 @@
           <w14:ligatures w14:val="none"/>
         </w:rPr>
       </w:pPr>
-      <w:bookmarkStart w:id="29" w:name="_Toc232180097"/>
+      <w:bookmarkStart w:id="29" w:name="_Toc232182048"/>
       <w:r>
         <w:rPr>
           <w:rFonts w:ascii="Times New Roman" w:eastAsia="Times New Roman" w:hAnsi="Times New Roman" w:cs="Times New Roman"/>
@@ -8583,7 +8583,7 @@
           <w14:ligatures w14:val="none"/>
         </w:rPr>
       </w:pPr>
-      <w:bookmarkStart w:id="30" w:name="_Toc232180098"/>
+      <w:bookmarkStart w:id="30" w:name="_Toc232182049"/>
       <w:r>
         <w:rPr>
           <w:rFonts w:ascii="Times New Roman" w:eastAsia="Times New Roman" w:hAnsi="Times New Roman" w:cs="Times New Roman"/>
@@ -9246,7 +9246,7 @@
           <w14:ligatures w14:val="none"/>
         </w:rPr>
       </w:pPr>
-      <w:bookmarkStart w:id="31" w:name="_Toc232180099"/>
+      <w:bookmarkStart w:id="31" w:name="_Toc232182050"/>
       <w:r>
         <w:rPr>
           <w:rFonts w:ascii="Times New Roman" w:eastAsia="Times New Roman" w:hAnsi="Times New Roman" w:cs="Times New Roman"/>
@@ -9979,7 +9979,7 @@
           <w14:ligatures w14:val="none"/>
         </w:rPr>
       </w:pPr>
-      <w:bookmarkStart w:id="32" w:name="_Toc232180100"/>
+      <w:bookmarkStart w:id="32" w:name="_Toc232182051"/>
       <w:r>
         <w:rPr>
           <w:rFonts w:ascii="Times New Roman" w:eastAsia="Times New Roman" w:hAnsi="Times New Roman" w:cs="Times New Roman"/>
@@ -10394,7 +10394,7 @@
           <w14:ligatures w14:val="none"/>
         </w:rPr>
       </w:pPr>
-      <w:bookmarkStart w:id="33" w:name="_Toc232180101"/>
+      <w:bookmarkStart w:id="33" w:name="_Toc232182052"/>
       <w:r>
         <w:rPr>
           <w:rFonts w:ascii="Times New Roman" w:eastAsia="Times New Roman" w:hAnsi="Times New Roman" w:cs="Times New Roman"/>
@@ -10445,7 +10445,7 @@
           <w14:ligatures w14:val="none"/>
         </w:rPr>
       </w:pPr>
-      <w:bookmarkStart w:id="34" w:name="_Toc232180102"/>
+      <w:bookmarkStart w:id="34" w:name="_Toc232182053"/>
       <w:r>
         <w:rPr>
           <w:rFonts w:ascii="Times New Roman" w:eastAsia="Times New Roman" w:hAnsi="Times New Roman" w:cs="Times New Roman"/>
@@ -10473,16 +10473,146 @@
         <w:rPr>
           <w:rFonts w:ascii="Times New Roman" w:eastAsia="Times New Roman" w:hAnsi="Times New Roman" w:cs="Times New Roman"/>
           <w:kern w:val="0"/>
-          <w:lang w:eastAsia="pt-PT"/>
-          <w14:ligatures w14:val="none"/>
-        </w:rPr>
-        <w:t xml:space="preserve">O primeiro contacto com o </w:t>
+          <w:shd w:val="clear" w:color="auto" w:fill="FFFF00"/>
+          <w:lang w:eastAsia="pt-PT"/>
+          <w14:ligatures w14:val="none"/>
+        </w:rPr>
+        <w:t xml:space="preserve">Sendo </w:t>
+      </w:r>
+      <w:r>
+        <w:rPr>
+          <w:rFonts w:ascii="Times New Roman" w:eastAsia="Times New Roman" w:hAnsi="Times New Roman" w:cs="Times New Roman"/>
+          <w:kern w:val="0"/>
+          <w:shd w:val="clear" w:color="auto" w:fill="FFFF00"/>
+          <w:lang w:eastAsia="pt-PT"/>
+          <w14:ligatures w14:val="none"/>
+        </w:rPr>
+        <w:t xml:space="preserve">uma ferramenta de modelação tridimensional integrada no </w:t>
+      </w:r>
+      <w:r>
+        <w:rPr>
+          <w:rFonts w:ascii="Times New Roman" w:eastAsia="Times New Roman" w:hAnsi="Times New Roman" w:cs="Times New Roman"/>
+          <w:kern w:val="0"/>
+          <w:shd w:val="clear" w:color="auto" w:fill="FFFF00"/>
+          <w:lang w:eastAsia="pt-PT"/>
+          <w14:ligatures w14:val="none"/>
+        </w:rPr>
+        <w:t>conceito</w:t>
+      </w:r>
+      <w:r>
+        <w:rPr>
+          <w:rFonts w:ascii="Times New Roman" w:eastAsia="Times New Roman" w:hAnsi="Times New Roman" w:cs="Times New Roman"/>
+          <w:kern w:val="0"/>
+          <w:shd w:val="clear" w:color="auto" w:fill="FFFF00"/>
+          <w:lang w:eastAsia="pt-PT"/>
+          <w14:ligatures w14:val="none"/>
+        </w:rPr>
+        <w:t xml:space="preserve"> BIM (</w:t>
       </w:r>
       <w:proofErr w:type="spellStart"/>
       <w:r>
         <w:rPr>
           <w:rFonts w:ascii="Times New Roman" w:eastAsia="Times New Roman" w:hAnsi="Times New Roman" w:cs="Times New Roman"/>
-          <w:kern w:val="0"/>
+          <w:i/>
+          <w:iCs/>
+          <w:kern w:val="0"/>
+          <w:shd w:val="clear" w:color="auto" w:fill="FFFF00"/>
+          <w:lang w:eastAsia="pt-PT"/>
+          <w14:ligatures w14:val="none"/>
+        </w:rPr>
+        <w:t>Building</w:t>
+      </w:r>
+      <w:proofErr w:type="spellEnd"/>
+      <w:r>
+        <w:rPr>
+          <w:rFonts w:ascii="Times New Roman" w:eastAsia="Times New Roman" w:hAnsi="Times New Roman" w:cs="Times New Roman"/>
+          <w:i/>
+          <w:iCs/>
+          <w:kern w:val="0"/>
+          <w:shd w:val="clear" w:color="auto" w:fill="FFFF00"/>
+          <w:lang w:eastAsia="pt-PT"/>
+          <w14:ligatures w14:val="none"/>
+        </w:rPr>
+        <w:t xml:space="preserve"> </w:t>
+      </w:r>
+      <w:proofErr w:type="spellStart"/>
+      <w:r>
+        <w:rPr>
+          <w:rFonts w:ascii="Times New Roman" w:eastAsia="Times New Roman" w:hAnsi="Times New Roman" w:cs="Times New Roman"/>
+          <w:i/>
+          <w:iCs/>
+          <w:kern w:val="0"/>
+          <w:shd w:val="clear" w:color="auto" w:fill="FFFF00"/>
+          <w:lang w:eastAsia="pt-PT"/>
+          <w14:ligatures w14:val="none"/>
+        </w:rPr>
+        <w:t>Information</w:t>
+      </w:r>
+      <w:proofErr w:type="spellEnd"/>
+      <w:r>
+        <w:rPr>
+          <w:rFonts w:ascii="Times New Roman" w:eastAsia="Times New Roman" w:hAnsi="Times New Roman" w:cs="Times New Roman"/>
+          <w:i/>
+          <w:iCs/>
+          <w:kern w:val="0"/>
+          <w:shd w:val="clear" w:color="auto" w:fill="FFFF00"/>
+          <w:lang w:eastAsia="pt-PT"/>
+          <w14:ligatures w14:val="none"/>
+        </w:rPr>
+        <w:t xml:space="preserve"> </w:t>
+      </w:r>
+      <w:proofErr w:type="spellStart"/>
+      <w:r>
+        <w:rPr>
+          <w:rFonts w:ascii="Times New Roman" w:eastAsia="Times New Roman" w:hAnsi="Times New Roman" w:cs="Times New Roman"/>
+          <w:i/>
+          <w:iCs/>
+          <w:kern w:val="0"/>
+          <w:shd w:val="clear" w:color="auto" w:fill="FFFF00"/>
+          <w:lang w:eastAsia="pt-PT"/>
+          <w14:ligatures w14:val="none"/>
+        </w:rPr>
+        <w:t>Modeling</w:t>
+      </w:r>
+      <w:proofErr w:type="spellEnd"/>
+      <w:r>
+        <w:rPr>
+          <w:rFonts w:ascii="Times New Roman" w:eastAsia="Times New Roman" w:hAnsi="Times New Roman" w:cs="Times New Roman"/>
+          <w:kern w:val="0"/>
+          <w:shd w:val="clear" w:color="auto" w:fill="FFFF00"/>
+          <w:lang w:eastAsia="pt-PT"/>
+          <w14:ligatures w14:val="none"/>
+        </w:rPr>
+        <w:t xml:space="preserve">), amplamente utilizada em projetos de engenharia e arquitetura. Ao contrário das ferramentas de desenho assistido por computador tradicionais, como o </w:t>
+      </w:r>
+      <w:proofErr w:type="spellStart"/>
+      <w:r>
+        <w:rPr>
+          <w:rFonts w:ascii="Times New Roman" w:eastAsia="Times New Roman" w:hAnsi="Times New Roman" w:cs="Times New Roman"/>
+          <w:kern w:val="0"/>
+          <w:shd w:val="clear" w:color="auto" w:fill="FFFF00"/>
+          <w:lang w:eastAsia="pt-PT"/>
+          <w14:ligatures w14:val="none"/>
+        </w:rPr>
+        <w:t>AutoCAD</w:t>
+      </w:r>
+      <w:proofErr w:type="spellEnd"/>
+      <w:r>
+        <w:rPr>
+          <w:rFonts w:ascii="Times New Roman" w:eastAsia="Times New Roman" w:hAnsi="Times New Roman" w:cs="Times New Roman"/>
+          <w:kern w:val="0"/>
+          <w:shd w:val="clear" w:color="auto" w:fill="FFFF00"/>
+          <w:lang w:eastAsia="pt-PT"/>
+          <w14:ligatures w14:val="none"/>
+        </w:rPr>
+        <w:t xml:space="preserve">, o </w:t>
+      </w:r>
+      <w:proofErr w:type="spellStart"/>
+      <w:r>
+        <w:rPr>
+          <w:rFonts w:ascii="Times New Roman" w:eastAsia="Times New Roman" w:hAnsi="Times New Roman" w:cs="Times New Roman"/>
+          <w:kern w:val="0"/>
+          <w:shd w:val="clear" w:color="auto" w:fill="FFFF00"/>
           <w:lang w:eastAsia="pt-PT"/>
           <w14:ligatures w14:val="none"/>
         </w:rPr>
@@ -10493,16 +10623,29 @@
         <w:rPr>
           <w:rFonts w:ascii="Times New Roman" w:eastAsia="Times New Roman" w:hAnsi="Times New Roman" w:cs="Times New Roman"/>
           <w:kern w:val="0"/>
-          <w:lang w:eastAsia="pt-PT"/>
-          <w14:ligatures w14:val="none"/>
-        </w:rPr>
-        <w:t xml:space="preserve"> ocorreu numa fase inicial do estágio, sem qualquer experiência prévia de utilização do programa. Antes de iniciar a modelação tridimensional, procedeu-se a um aperfeiçoamento dos conhecimentos de </w:t>
+          <w:shd w:val="clear" w:color="auto" w:fill="FFFF00"/>
+          <w:lang w:eastAsia="pt-PT"/>
+          <w14:ligatures w14:val="none"/>
+        </w:rPr>
+        <w:t xml:space="preserve"> não opera sobre ficheiros de linhas e geometrias independentes, mas sobre um modelo </w:t>
+      </w:r>
+      <w:r>
+        <w:rPr>
+          <w:rFonts w:ascii="Times New Roman" w:eastAsia="Times New Roman" w:hAnsi="Times New Roman" w:cs="Times New Roman"/>
+          <w:kern w:val="0"/>
+          <w:shd w:val="clear" w:color="auto" w:fill="FFFF00"/>
+          <w:lang w:eastAsia="pt-PT"/>
+          <w14:ligatures w14:val="none"/>
+        </w:rPr>
+        <w:lastRenderedPageBreak/>
+        <w:t xml:space="preserve">centralizado no qual cada elemento possui atributos técnicos associados, como dimensões, materiais e referências de fabricante. Esta diferença fundamental implica uma mudança de abordagem por parte do utilizador: enquanto no </w:t>
       </w:r>
       <w:proofErr w:type="spellStart"/>
       <w:r>
         <w:rPr>
           <w:rFonts w:ascii="Times New Roman" w:eastAsia="Times New Roman" w:hAnsi="Times New Roman" w:cs="Times New Roman"/>
           <w:kern w:val="0"/>
+          <w:shd w:val="clear" w:color="auto" w:fill="FFFF00"/>
           <w:lang w:eastAsia="pt-PT"/>
           <w14:ligatures w14:val="none"/>
         </w:rPr>
@@ -10513,42 +10656,33 @@
         <w:rPr>
           <w:rFonts w:ascii="Times New Roman" w:eastAsia="Times New Roman" w:hAnsi="Times New Roman" w:cs="Times New Roman"/>
           <w:kern w:val="0"/>
-          <w:lang w:eastAsia="pt-PT"/>
-          <w14:ligatures w14:val="none"/>
-        </w:rPr>
-        <w:t xml:space="preserve">, ao longo de semanas de trabalhos desenvolvidos, ferramenta de desenho assistido por computador com a qual já existia alguma </w:t>
-      </w:r>
-      <w:r>
-        <w:rPr>
-          <w:rFonts w:ascii="Times New Roman" w:eastAsia="Times New Roman" w:hAnsi="Times New Roman" w:cs="Times New Roman"/>
-          <w:kern w:val="0"/>
-          <w:lang w:eastAsia="pt-PT"/>
-          <w14:ligatures w14:val="none"/>
-        </w:rPr>
-        <w:lastRenderedPageBreak/>
-        <w:t xml:space="preserve">familiaridade, proveniente do </w:t>
+          <w:shd w:val="clear" w:color="auto" w:fill="FFFF00"/>
+          <w:lang w:eastAsia="pt-PT"/>
+          <w14:ligatures w14:val="none"/>
+        </w:rPr>
+        <w:t xml:space="preserve"> o trabalho é essencialmente bidimensional e baseado em desenhos independentes por vista, no </w:t>
       </w:r>
       <w:proofErr w:type="spellStart"/>
-      <w:proofErr w:type="gramStart"/>
-      <w:r>
-        <w:rPr>
-          <w:rFonts w:ascii="Times New Roman" w:eastAsia="Times New Roman" w:hAnsi="Times New Roman" w:cs="Times New Roman"/>
-          <w:kern w:val="0"/>
-          <w:lang w:eastAsia="pt-PT"/>
-          <w14:ligatures w14:val="none"/>
-        </w:rPr>
-        <w:t>curso,mas</w:t>
+      <w:r>
+        <w:rPr>
+          <w:rFonts w:ascii="Times New Roman" w:eastAsia="Times New Roman" w:hAnsi="Times New Roman" w:cs="Times New Roman"/>
+          <w:kern w:val="0"/>
+          <w:shd w:val="clear" w:color="auto" w:fill="FFFF00"/>
+          <w:lang w:eastAsia="pt-PT"/>
+          <w14:ligatures w14:val="none"/>
+        </w:rPr>
+        <w:t>Revit</w:t>
       </w:r>
       <w:proofErr w:type="spellEnd"/>
-      <w:proofErr w:type="gramEnd"/>
-      <w:r>
-        <w:rPr>
-          <w:rFonts w:ascii="Times New Roman" w:eastAsia="Times New Roman" w:hAnsi="Times New Roman" w:cs="Times New Roman"/>
-          <w:kern w:val="0"/>
-          <w:lang w:eastAsia="pt-PT"/>
-          <w14:ligatures w14:val="none"/>
-        </w:rPr>
-        <w:t xml:space="preserve"> cujo domínio foi consolidado em grande parte no decorrer do estágio. Este passo revelou-se importante, na medida em que o desenho bidimensional constitui a base sobre a qual assenta grande parte da modelação tridimensional.</w:t>
+      <w:r>
+        <w:rPr>
+          <w:rFonts w:ascii="Times New Roman" w:eastAsia="Times New Roman" w:hAnsi="Times New Roman" w:cs="Times New Roman"/>
+          <w:kern w:val="0"/>
+          <w:shd w:val="clear" w:color="auto" w:fill="FFFF00"/>
+          <w:lang w:eastAsia="pt-PT"/>
+          <w14:ligatures w14:val="none"/>
+        </w:rPr>
+        <w:t xml:space="preserve"> o modelo é tridimensional e único, e as diversas vistas — plantas, cortes, elevações — são geradas automaticamente a partir desse modelo.</w:t>
       </w:r>
     </w:p>
     <w:p>
@@ -10566,16 +10700,40 @@
         <w:rPr>
           <w:rFonts w:ascii="Times New Roman" w:eastAsia="Times New Roman" w:hAnsi="Times New Roman" w:cs="Times New Roman"/>
           <w:kern w:val="0"/>
-          <w:lang w:eastAsia="pt-PT"/>
-          <w14:ligatures w14:val="none"/>
-        </w:rPr>
-        <w:t xml:space="preserve">A aprendizagem inicial do </w:t>
+          <w:shd w:val="clear" w:color="auto" w:fill="FFFF00"/>
+          <w:lang w:eastAsia="pt-PT"/>
+          <w14:ligatures w14:val="none"/>
+        </w:rPr>
+        <w:t xml:space="preserve">Numa fase inicial de aprendizagem, é comum que o utilizador recorra ao </w:t>
       </w:r>
       <w:proofErr w:type="spellStart"/>
       <w:r>
         <w:rPr>
           <w:rFonts w:ascii="Times New Roman" w:eastAsia="Times New Roman" w:hAnsi="Times New Roman" w:cs="Times New Roman"/>
           <w:kern w:val="0"/>
+          <w:shd w:val="clear" w:color="auto" w:fill="FFFF00"/>
+          <w:lang w:eastAsia="pt-PT"/>
+          <w14:ligatures w14:val="none"/>
+        </w:rPr>
+        <w:t>AutoCAD</w:t>
+      </w:r>
+      <w:proofErr w:type="spellEnd"/>
+      <w:r>
+        <w:rPr>
+          <w:rFonts w:ascii="Times New Roman" w:eastAsia="Times New Roman" w:hAnsi="Times New Roman" w:cs="Times New Roman"/>
+          <w:kern w:val="0"/>
+          <w:shd w:val="clear" w:color="auto" w:fill="FFFF00"/>
+          <w:lang w:eastAsia="pt-PT"/>
+          <w14:ligatures w14:val="none"/>
+        </w:rPr>
+        <w:t xml:space="preserve"> como ponto de partida para a modelação no </w:t>
+      </w:r>
+      <w:proofErr w:type="spellStart"/>
+      <w:r>
+        <w:rPr>
+          <w:rFonts w:ascii="Times New Roman" w:eastAsia="Times New Roman" w:hAnsi="Times New Roman" w:cs="Times New Roman"/>
+          <w:kern w:val="0"/>
+          <w:shd w:val="clear" w:color="auto" w:fill="FFFF00"/>
           <w:lang w:eastAsia="pt-PT"/>
           <w14:ligatures w14:val="none"/>
         </w:rPr>
@@ -10586,96 +10744,209 @@
         <w:rPr>
           <w:rFonts w:ascii="Times New Roman" w:eastAsia="Times New Roman" w:hAnsi="Times New Roman" w:cs="Times New Roman"/>
           <w:kern w:val="0"/>
-          <w:lang w:eastAsia="pt-PT"/>
-          <w14:ligatures w14:val="none"/>
-        </w:rPr>
-        <w:t xml:space="preserve"> foi orientada por uma colega da equipa, que, numa primeira sessão, demonstrou os princípios fundamentais da ferramenta. Foram introduzidos os conceitos essenciais de modelação, nomeadamente a criação de uma família e a construção de um objeto simples, recorrendo a operações básicas como a linha (</w:t>
+          <w:shd w:val="clear" w:color="auto" w:fill="FFFF00"/>
+          <w:lang w:eastAsia="pt-PT"/>
+          <w14:ligatures w14:val="none"/>
+        </w:rPr>
+        <w:t xml:space="preserve">. O processo típico consiste em desenvolver o elemento em </w:t>
       </w:r>
       <w:proofErr w:type="spellStart"/>
+      <w:r>
+        <w:rPr>
+          <w:rFonts w:ascii="Times New Roman" w:eastAsia="Times New Roman" w:hAnsi="Times New Roman" w:cs="Times New Roman"/>
+          <w:kern w:val="0"/>
+          <w:shd w:val="clear" w:color="auto" w:fill="FFFF00"/>
+          <w:lang w:eastAsia="pt-PT"/>
+          <w14:ligatures w14:val="none"/>
+        </w:rPr>
+        <w:t>AutoCAD</w:t>
+      </w:r>
+      <w:proofErr w:type="spellEnd"/>
+      <w:r>
+        <w:rPr>
+          <w:rFonts w:ascii="Times New Roman" w:eastAsia="Times New Roman" w:hAnsi="Times New Roman" w:cs="Times New Roman"/>
+          <w:kern w:val="0"/>
+          <w:shd w:val="clear" w:color="auto" w:fill="FFFF00"/>
+          <w:lang w:eastAsia="pt-PT"/>
+          <w14:ligatures w14:val="none"/>
+        </w:rPr>
+        <w:t xml:space="preserve"> a duas dimensões, definindo o seu perfil e cotas com rigor, e posteriormente construir uma perspetiva tridimensional no próprio </w:t>
+      </w:r>
+      <w:proofErr w:type="spellStart"/>
+      <w:r>
+        <w:rPr>
+          <w:rFonts w:ascii="Times New Roman" w:eastAsia="Times New Roman" w:hAnsi="Times New Roman" w:cs="Times New Roman"/>
+          <w:kern w:val="0"/>
+          <w:shd w:val="clear" w:color="auto" w:fill="FFFF00"/>
+          <w:lang w:eastAsia="pt-PT"/>
+          <w14:ligatures w14:val="none"/>
+        </w:rPr>
+        <w:t>AutoCAD</w:t>
+      </w:r>
+      <w:proofErr w:type="spellEnd"/>
+      <w:r>
+        <w:rPr>
+          <w:rFonts w:ascii="Times New Roman" w:eastAsia="Times New Roman" w:hAnsi="Times New Roman" w:cs="Times New Roman"/>
+          <w:kern w:val="0"/>
+          <w:shd w:val="clear" w:color="auto" w:fill="FFFF00"/>
+          <w:lang w:eastAsia="pt-PT"/>
+          <w14:ligatures w14:val="none"/>
+        </w:rPr>
+        <w:t xml:space="preserve"> como referência visual. Este modelo de referência é então utilizado como base para a modelação no </w:t>
+      </w:r>
+      <w:proofErr w:type="spellStart"/>
+      <w:r>
+        <w:rPr>
+          <w:rFonts w:ascii="Times New Roman" w:eastAsia="Times New Roman" w:hAnsi="Times New Roman" w:cs="Times New Roman"/>
+          <w:kern w:val="0"/>
+          <w:shd w:val="clear" w:color="auto" w:fill="FFFF00"/>
+          <w:lang w:eastAsia="pt-PT"/>
+          <w14:ligatures w14:val="none"/>
+        </w:rPr>
+        <w:t>Revit</w:t>
+      </w:r>
+      <w:proofErr w:type="spellEnd"/>
+      <w:r>
+        <w:rPr>
+          <w:rFonts w:ascii="Times New Roman" w:eastAsia="Times New Roman" w:hAnsi="Times New Roman" w:cs="Times New Roman"/>
+          <w:kern w:val="0"/>
+          <w:shd w:val="clear" w:color="auto" w:fill="FFFF00"/>
+          <w:lang w:eastAsia="pt-PT"/>
+          <w14:ligatures w14:val="none"/>
+        </w:rPr>
+        <w:t xml:space="preserve">, onde o utilizador navega entre as diferentes vistas — frontal, lateral, superior — e vai desenhando por cima, ajustando as geometrias até obter o elemento pretendido. Esta abordagem, embora eficaz para quem está a iniciar o contacto com a ferramenta, revela-se progressivamente demorada, e à medida que o utilizador consolida o domínio do </w:t>
+      </w:r>
+      <w:proofErr w:type="spellStart"/>
+      <w:r>
+        <w:rPr>
+          <w:rFonts w:ascii="Times New Roman" w:eastAsia="Times New Roman" w:hAnsi="Times New Roman" w:cs="Times New Roman"/>
+          <w:kern w:val="0"/>
+          <w:shd w:val="clear" w:color="auto" w:fill="FFFF00"/>
+          <w:lang w:eastAsia="pt-PT"/>
+          <w14:ligatures w14:val="none"/>
+        </w:rPr>
+        <w:t>Revit</w:t>
+      </w:r>
+      <w:proofErr w:type="spellEnd"/>
+      <w:r>
+        <w:rPr>
+          <w:rFonts w:ascii="Times New Roman" w:eastAsia="Times New Roman" w:hAnsi="Times New Roman" w:cs="Times New Roman"/>
+          <w:kern w:val="0"/>
+          <w:shd w:val="clear" w:color="auto" w:fill="FFFF00"/>
+          <w:lang w:eastAsia="pt-PT"/>
+          <w14:ligatures w14:val="none"/>
+        </w:rPr>
+        <w:t>, tende a abandoná-la em favor da modelação direta na ferramenta.</w:t>
+      </w:r>
+    </w:p>
+    <w:p>
+      <w:pPr>
+        <w:spacing w:after="120" w:line="360" w:lineRule="auto"/>
+        <w:jc w:val="both"/>
+        <w:rPr>
+          <w:rFonts w:ascii="Times New Roman" w:eastAsia="Times New Roman" w:hAnsi="Times New Roman" w:cs="Times New Roman"/>
+          <w:kern w:val="0"/>
+          <w:lang w:eastAsia="pt-PT"/>
+          <w14:ligatures w14:val="none"/>
+        </w:rPr>
+      </w:pPr>
+      <w:r>
+        <w:rPr>
+          <w:rFonts w:ascii="Times New Roman" w:eastAsia="Times New Roman" w:hAnsi="Times New Roman" w:cs="Times New Roman"/>
+          <w:kern w:val="0"/>
+          <w:shd w:val="clear" w:color="auto" w:fill="FFFF00"/>
+          <w:lang w:eastAsia="pt-PT"/>
+          <w14:ligatures w14:val="none"/>
+        </w:rPr>
+        <w:t xml:space="preserve">Com a prática, o utilizador passa a trabalhar diretamente no </w:t>
+      </w:r>
+      <w:proofErr w:type="spellStart"/>
+      <w:r>
+        <w:rPr>
+          <w:rFonts w:ascii="Times New Roman" w:eastAsia="Times New Roman" w:hAnsi="Times New Roman" w:cs="Times New Roman"/>
+          <w:kern w:val="0"/>
+          <w:shd w:val="clear" w:color="auto" w:fill="FFFF00"/>
+          <w:lang w:eastAsia="pt-PT"/>
+          <w14:ligatures w14:val="none"/>
+        </w:rPr>
+        <w:t>Revit</w:t>
+      </w:r>
+      <w:proofErr w:type="spellEnd"/>
+      <w:r>
+        <w:rPr>
+          <w:rFonts w:ascii="Times New Roman" w:eastAsia="Times New Roman" w:hAnsi="Times New Roman" w:cs="Times New Roman"/>
+          <w:kern w:val="0"/>
+          <w:shd w:val="clear" w:color="auto" w:fill="FFFF00"/>
+          <w:lang w:eastAsia="pt-PT"/>
+          <w14:ligatures w14:val="none"/>
+        </w:rPr>
+        <w:t xml:space="preserve">, construindo as geometrias a partir de perfis bidimensionais desenhados nos planos de referência da própria ferramenta, que são depois convertidos em volumes tridimensionais. Esta é, de facto, a lógica central do </w:t>
+      </w:r>
+      <w:proofErr w:type="spellStart"/>
+      <w:r>
+        <w:rPr>
+          <w:rFonts w:ascii="Times New Roman" w:eastAsia="Times New Roman" w:hAnsi="Times New Roman" w:cs="Times New Roman"/>
+          <w:kern w:val="0"/>
+          <w:shd w:val="clear" w:color="auto" w:fill="FFFF00"/>
+          <w:lang w:eastAsia="pt-PT"/>
+          <w14:ligatures w14:val="none"/>
+        </w:rPr>
+        <w:t>Revit</w:t>
+      </w:r>
+      <w:proofErr w:type="spellEnd"/>
+      <w:r>
+        <w:rPr>
+          <w:rFonts w:ascii="Times New Roman" w:eastAsia="Times New Roman" w:hAnsi="Times New Roman" w:cs="Times New Roman"/>
+          <w:kern w:val="0"/>
+          <w:shd w:val="clear" w:color="auto" w:fill="FFFF00"/>
+          <w:lang w:eastAsia="pt-PT"/>
+          <w14:ligatures w14:val="none"/>
+        </w:rPr>
+        <w:t xml:space="preserve">: a geometria 3D resulta da operação sobre perfis 2D definidos em planos de trabalho. Todos os elementos modelados no </w:t>
+      </w:r>
+      <w:proofErr w:type="spellStart"/>
+      <w:r>
+        <w:rPr>
+          <w:rFonts w:ascii="Times New Roman" w:eastAsia="Times New Roman" w:hAnsi="Times New Roman" w:cs="Times New Roman"/>
+          <w:kern w:val="0"/>
+          <w:shd w:val="clear" w:color="auto" w:fill="FFFF00"/>
+          <w:lang w:eastAsia="pt-PT"/>
+          <w14:ligatures w14:val="none"/>
+        </w:rPr>
+        <w:t>Revit</w:t>
+      </w:r>
+      <w:proofErr w:type="spellEnd"/>
+      <w:r>
+        <w:rPr>
+          <w:rFonts w:ascii="Times New Roman" w:eastAsia="Times New Roman" w:hAnsi="Times New Roman" w:cs="Times New Roman"/>
+          <w:kern w:val="0"/>
+          <w:shd w:val="clear" w:color="auto" w:fill="FFFF00"/>
+          <w:lang w:eastAsia="pt-PT"/>
+          <w14:ligatures w14:val="none"/>
+        </w:rPr>
+        <w:t xml:space="preserve"> são organizados sob o conceito de </w:t>
+      </w:r>
       <w:r>
         <w:rPr>
           <w:rFonts w:ascii="Times New Roman" w:eastAsia="Times New Roman" w:hAnsi="Times New Roman" w:cs="Times New Roman"/>
           <w:i/>
           <w:iCs/>
           <w:kern w:val="0"/>
-          <w:lang w:eastAsia="pt-PT"/>
-          <w14:ligatures w14:val="none"/>
-        </w:rPr>
-        <w:t>line</w:t>
-      </w:r>
-      <w:proofErr w:type="spellEnd"/>
-      <w:r>
-        <w:rPr>
-          <w:rFonts w:ascii="Times New Roman" w:eastAsia="Times New Roman" w:hAnsi="Times New Roman" w:cs="Times New Roman"/>
-          <w:kern w:val="0"/>
-          <w:lang w:eastAsia="pt-PT"/>
-          <w14:ligatures w14:val="none"/>
-        </w:rPr>
-        <w:t>), a extrusão (</w:t>
-      </w:r>
-      <w:proofErr w:type="spellStart"/>
-      <w:r>
-        <w:rPr>
-          <w:rFonts w:ascii="Times New Roman" w:eastAsia="Times New Roman" w:hAnsi="Times New Roman" w:cs="Times New Roman"/>
-          <w:i/>
-          <w:iCs/>
-          <w:kern w:val="0"/>
-          <w:lang w:eastAsia="pt-PT"/>
-          <w14:ligatures w14:val="none"/>
-        </w:rPr>
-        <w:t>extrusion</w:t>
-      </w:r>
-      <w:proofErr w:type="spellEnd"/>
-      <w:r>
-        <w:rPr>
-          <w:rFonts w:ascii="Times New Roman" w:eastAsia="Times New Roman" w:hAnsi="Times New Roman" w:cs="Times New Roman"/>
-          <w:kern w:val="0"/>
-          <w:lang w:eastAsia="pt-PT"/>
-          <w14:ligatures w14:val="none"/>
-        </w:rPr>
-        <w:t>) e o vazio (</w:t>
-      </w:r>
-      <w:proofErr w:type="spellStart"/>
-      <w:r>
-        <w:rPr>
-          <w:rFonts w:ascii="Times New Roman" w:eastAsia="Times New Roman" w:hAnsi="Times New Roman" w:cs="Times New Roman"/>
-          <w:i/>
-          <w:iCs/>
-          <w:kern w:val="0"/>
-          <w:lang w:eastAsia="pt-PT"/>
-          <w14:ligatures w14:val="none"/>
-        </w:rPr>
-        <w:t>void</w:t>
-      </w:r>
-      <w:proofErr w:type="spellEnd"/>
-      <w:r>
-        <w:rPr>
-          <w:rFonts w:ascii="Times New Roman" w:eastAsia="Times New Roman" w:hAnsi="Times New Roman" w:cs="Times New Roman"/>
-          <w:kern w:val="0"/>
-          <w:lang w:eastAsia="pt-PT"/>
-          <w14:ligatures w14:val="none"/>
-        </w:rPr>
-        <w:t xml:space="preserve">). Compreendeu-se, desde logo, que a construção de geometrias tridimensionais no </w:t>
-      </w:r>
-      <w:proofErr w:type="spellStart"/>
-      <w:r>
-        <w:rPr>
-          <w:rFonts w:ascii="Times New Roman" w:eastAsia="Times New Roman" w:hAnsi="Times New Roman" w:cs="Times New Roman"/>
-          <w:kern w:val="0"/>
-          <w:lang w:eastAsia="pt-PT"/>
-          <w14:ligatures w14:val="none"/>
-        </w:rPr>
-        <w:t>Revit</w:t>
-      </w:r>
-      <w:proofErr w:type="spellEnd"/>
-      <w:r>
-        <w:rPr>
-          <w:rFonts w:ascii="Times New Roman" w:eastAsia="Times New Roman" w:hAnsi="Times New Roman" w:cs="Times New Roman"/>
-          <w:kern w:val="0"/>
-          <w:lang w:eastAsia="pt-PT"/>
-          <w14:ligatures w14:val="none"/>
-        </w:rPr>
-        <w:t>, especialmente para peças técnicas, parte em grande medida, da definição de perfis 2D, posteriormente convertidos em 3D.</w:t>
+          <w:shd w:val="clear" w:color="auto" w:fill="FFFF00"/>
+          <w:lang w:eastAsia="pt-PT"/>
+          <w14:ligatures w14:val="none"/>
+        </w:rPr>
+        <w:t>família</w:t>
+      </w:r>
+      <w:r>
+        <w:rPr>
+          <w:rFonts w:ascii="Times New Roman" w:eastAsia="Times New Roman" w:hAnsi="Times New Roman" w:cs="Times New Roman"/>
+          <w:kern w:val="0"/>
+          <w:shd w:val="clear" w:color="auto" w:fill="FFFF00"/>
+          <w:lang w:eastAsia="pt-PT"/>
+          <w14:ligatures w14:val="none"/>
+        </w:rPr>
+        <w:t xml:space="preserve"> — um objeto paramétrico reutilizável, com geometria e parâmetros definidos, que pode ser instanciado múltiplas vezes num projeto ou transportado entre projetos distintos. A distinção entre família e modelo de projeto é um dos primeiros conceitos que o utilizador tem de assimilar, e a sua compreensão plena apenas se consolida com a utilização continuada da ferramenta.</w:t>
       </w:r>
     </w:p>
     <w:p>
@@ -10693,37 +10964,18 @@
         <w:rPr>
           <w:rFonts w:ascii="Times New Roman" w:eastAsia="Times New Roman" w:hAnsi="Times New Roman" w:cs="Times New Roman"/>
           <w:kern w:val="0"/>
-          <w:lang w:eastAsia="pt-PT"/>
-          <w14:ligatures w14:val="none"/>
-        </w:rPr>
-        <w:t>A progressão no domínio da ferramenta foi gradual, desenrolando-se ao longo de várias semanas. A evolução ocorreu de forma natural, partindo da modelação de elementos simples, como um ligador ou um terminal de cabo, até à criação de componentes mais complexos e integralmente parametrizados, como parafusos ou perfis de vigas. A parametrização constituiu um aspeto central desta aprendizagem, na medida em que permite definir tipos distintos de um mesmo elemento, com dimensões variáveis, reutilizáveis em diferentes projetos ou, dentro de um mesmo projeto, em múltiplas situações.</w:t>
-      </w:r>
-    </w:p>
-    <w:p>
-      <w:pPr>
-        <w:spacing w:after="120" w:line="360" w:lineRule="auto"/>
-        <w:jc w:val="both"/>
-        <w:rPr>
-          <w:rFonts w:ascii="Times New Roman" w:eastAsia="Times New Roman" w:hAnsi="Times New Roman" w:cs="Times New Roman"/>
-          <w:kern w:val="0"/>
-          <w:lang w:eastAsia="pt-PT"/>
-          <w14:ligatures w14:val="none"/>
-        </w:rPr>
-      </w:pPr>
-      <w:r>
-        <w:rPr>
-          <w:rFonts w:ascii="Times New Roman" w:eastAsia="Times New Roman" w:hAnsi="Times New Roman" w:cs="Times New Roman"/>
-          <w:kern w:val="0"/>
-          <w:lang w:eastAsia="pt-PT"/>
-          <w14:ligatures w14:val="none"/>
-        </w:rPr>
-        <w:t xml:space="preserve">Entre as dificuldades iniciais sentidas, destaca-se a compreensão da lógica de funcionamento do próprio programa, que se revela exigente quanto às operações que permite executar. O </w:t>
+          <w:shd w:val="clear" w:color="auto" w:fill="FFFF00"/>
+          <w:lang w:eastAsia="pt-PT"/>
+          <w14:ligatures w14:val="none"/>
+        </w:rPr>
+        <w:t xml:space="preserve">Uma das características mais marcantes do </w:t>
       </w:r>
       <w:proofErr w:type="spellStart"/>
       <w:r>
         <w:rPr>
           <w:rFonts w:ascii="Times New Roman" w:eastAsia="Times New Roman" w:hAnsi="Times New Roman" w:cs="Times New Roman"/>
           <w:kern w:val="0"/>
+          <w:shd w:val="clear" w:color="auto" w:fill="FFFF00"/>
           <w:lang w:eastAsia="pt-PT"/>
           <w14:ligatures w14:val="none"/>
         </w:rPr>
@@ -10734,10 +10986,44 @@
         <w:rPr>
           <w:rFonts w:ascii="Times New Roman" w:eastAsia="Times New Roman" w:hAnsi="Times New Roman" w:cs="Times New Roman"/>
           <w:kern w:val="0"/>
-          <w:lang w:eastAsia="pt-PT"/>
-          <w14:ligatures w14:val="none"/>
-        </w:rPr>
-        <w:t xml:space="preserve"> sinaliza, através de mensagens de erro, as situações em que existem constrangimentos geométricos ou operações que não podem ser concretizadas, o que, numa fase inicial, exige adaptação por parte do utilizador. Uma das dificuldades de resolução mais imediata prendeu-se com a distinção entre os conceitos fundamentais da ferramenta, designadamente o de família e o de modelo, cuja compreensão plena, contudo, apenas se consolidou com a prática diária e continuada.</w:t>
+          <w:shd w:val="clear" w:color="auto" w:fill="FFFF00"/>
+          <w:lang w:eastAsia="pt-PT"/>
+          <w14:ligatures w14:val="none"/>
+        </w:rPr>
+        <w:t xml:space="preserve">, e que exige adaptação por parte de quem inicia a sua utilização, é a forma como a ferramenta gere as restrições geométricas. O </w:t>
+      </w:r>
+      <w:proofErr w:type="spellStart"/>
+      <w:r>
+        <w:rPr>
+          <w:rFonts w:ascii="Times New Roman" w:eastAsia="Times New Roman" w:hAnsi="Times New Roman" w:cs="Times New Roman"/>
+          <w:kern w:val="0"/>
+          <w:shd w:val="clear" w:color="auto" w:fill="FFFF00"/>
+          <w:lang w:eastAsia="pt-PT"/>
+          <w14:ligatures w14:val="none"/>
+        </w:rPr>
+        <w:t>Revit</w:t>
+      </w:r>
+      <w:proofErr w:type="spellEnd"/>
+      <w:r>
+        <w:rPr>
+          <w:rFonts w:ascii="Times New Roman" w:eastAsia="Times New Roman" w:hAnsi="Times New Roman" w:cs="Times New Roman"/>
+          <w:kern w:val="0"/>
+          <w:shd w:val="clear" w:color="auto" w:fill="FFFF00"/>
+          <w:lang w:eastAsia="pt-PT"/>
+          <w14:ligatures w14:val="none"/>
+        </w:rPr>
+        <w:t xml:space="preserve"> impõe uma lógica interna rigorosa: determinadas operações só são possíveis em condições específicas, e o programa sinaliza, através de mensagens de erro, qualquer situação em que os constrangimentos definidos não possam ser satisfeitos. Esta característica, que num utilizador experiente se traduz em rapidez e consistência do modelo, pode representar uma curva de aprendizagem significativa numa fase inicial, exigindo que o utilizador compreenda as regras que governam cada operação </w:t>
+      </w:r>
+      <w:r>
+        <w:rPr>
+          <w:rFonts w:ascii="Times New Roman" w:eastAsia="Times New Roman" w:hAnsi="Times New Roman" w:cs="Times New Roman"/>
+          <w:kern w:val="0"/>
+          <w:shd w:val="clear" w:color="auto" w:fill="FFFF00"/>
+          <w:lang w:eastAsia="pt-PT"/>
+          <w14:ligatures w14:val="none"/>
+        </w:rPr>
+        <w:lastRenderedPageBreak/>
+        <w:t>antes de a executar. Com a prática diária, esta lógica torna-se intuitiva e passa a ser encarada como uma vantagem, na medida em que garante a coerência geométrica de todos os elementos do modelo.</w:t>
       </w:r>
     </w:p>
     <w:p>
@@ -10760,7 +11046,7 @@
           <w14:ligatures w14:val="none"/>
         </w:rPr>
       </w:pPr>
-      <w:bookmarkStart w:id="35" w:name="_Toc232180103"/>
+      <w:bookmarkStart w:id="35" w:name="_Toc232182054"/>
       <w:r>
         <w:rPr>
           <w:rFonts w:ascii="Times New Roman" w:eastAsia="Times New Roman" w:hAnsi="Times New Roman" w:cs="Times New Roman"/>
@@ -10829,7 +11115,7 @@
           <w14:ligatures w14:val="none"/>
         </w:rPr>
       </w:pPr>
-      <w:bookmarkStart w:id="36" w:name="_Toc232180104"/>
+      <w:bookmarkStart w:id="36" w:name="_Toc232182055"/>
       <w:r>
         <w:rPr>
           <w:rFonts w:ascii="Times New Roman" w:eastAsia="Times New Roman" w:hAnsi="Times New Roman" w:cs="Times New Roman"/>
@@ -10838,7 +11124,6 @@
           <w:kern w:val="0"/>
           <w14:ligatures w14:val="none"/>
         </w:rPr>
-        <w:lastRenderedPageBreak/>
         <w:t>Processo de investigação e referenciação técnica</w:t>
       </w:r>
       <w:bookmarkEnd w:id="36"/>
@@ -10873,7 +11158,7 @@
           <w14:ligatures w14:val="none"/>
         </w:rPr>
       </w:pPr>
-      <w:bookmarkStart w:id="37" w:name="_Toc232180105"/>
+      <w:bookmarkStart w:id="37" w:name="_Toc232182056"/>
       <w:r>
         <w:rPr>
           <w:rFonts w:ascii="Times New Roman" w:eastAsia="Times New Roman" w:hAnsi="Times New Roman" w:cs="Times New Roman"/>
@@ -10916,7 +11201,7 @@
           <w14:ligatures w14:val="none"/>
         </w:rPr>
       </w:pPr>
-      <w:bookmarkStart w:id="38" w:name="_Toc232180106"/>
+      <w:bookmarkStart w:id="38" w:name="_Toc232182057"/>
       <w:r>
         <w:rPr>
           <w:rFonts w:ascii="Times New Roman" w:eastAsia="Times New Roman" w:hAnsi="Times New Roman" w:cs="Times New Roman"/>
@@ -10959,7 +11244,7 @@
           <w14:ligatures w14:val="none"/>
         </w:rPr>
       </w:pPr>
-      <w:bookmarkStart w:id="39" w:name="_Toc232180107"/>
+      <w:bookmarkStart w:id="39" w:name="_Toc232182058"/>
       <w:r>
         <w:rPr>
           <w:rFonts w:ascii="Times New Roman" w:eastAsia="Times New Roman" w:hAnsi="Times New Roman" w:cs="Times New Roman"/>
@@ -11060,7 +11345,7 @@
           <w14:ligatures w14:val="none"/>
         </w:rPr>
       </w:pPr>
-      <w:bookmarkStart w:id="40" w:name="_Toc232180108"/>
+      <w:bookmarkStart w:id="40" w:name="_Toc232182059"/>
       <w:r>
         <w:rPr>
           <w:rFonts w:ascii="Times New Roman" w:eastAsia="Times New Roman" w:hAnsi="Times New Roman" w:cs="Times New Roman"/>
@@ -11158,7 +11443,7 @@
           <w14:ligatures w14:val="none"/>
         </w:rPr>
       </w:pPr>
-      <w:bookmarkStart w:id="41" w:name="_Toc232180109"/>
+      <w:bookmarkStart w:id="41" w:name="_Toc232182060"/>
       <w:r>
         <w:rPr>
           <w:rFonts w:ascii="Times New Roman" w:eastAsia="Times New Roman" w:hAnsi="Times New Roman" w:cs="Times New Roman"/>
@@ -11246,7 +11531,7 @@
           <w14:ligatures w14:val="none"/>
         </w:rPr>
       </w:pPr>
-      <w:bookmarkStart w:id="42" w:name="_Toc232180110"/>
+      <w:bookmarkStart w:id="42" w:name="_Toc232182061"/>
       <w:r>
         <w:rPr>
           <w:rFonts w:ascii="Times New Roman" w:eastAsia="Times New Roman" w:hAnsi="Times New Roman" w:cs="Times New Roman"/>
@@ -11255,6 +11540,7 @@
           <w:kern w:val="0"/>
           <w14:ligatures w14:val="none"/>
         </w:rPr>
+        <w:lastRenderedPageBreak/>
         <w:t>Produção de documentação técnica – plantas, cortes e elevações</w:t>
       </w:r>
       <w:bookmarkEnd w:id="42"/>
@@ -11316,7 +11602,7 @@
           <w14:ligatures w14:val="none"/>
         </w:rPr>
       </w:pPr>
-      <w:bookmarkStart w:id="43" w:name="_Toc232180111"/>
+      <w:bookmarkStart w:id="43" w:name="_Toc232182062"/>
       <w:r>
         <w:rPr>
           <w:rFonts w:ascii="Times New Roman" w:eastAsia="Times New Roman" w:hAnsi="Times New Roman" w:cs="Times New Roman"/>
@@ -11345,16 +11631,7 @@
           <w:kern w:val="0"/>
           <w14:ligatures w14:val="none"/>
         </w:rPr>
-        <w:t xml:space="preserve">"Escreve em português europeu, estilo impessoal, académico, justificado, sem listas. Tema: evolução do grau de autonomia do estagiário ao longo do período de estágio na SISINT — </w:t>
-      </w:r>
-      <w:r>
-        <w:rPr>
-          <w:rFonts w:ascii="Times New Roman" w:eastAsia="Calibri" w:hAnsi="Times New Roman" w:cs="Times New Roman"/>
-          <w:kern w:val="0"/>
-          <w14:ligatures w14:val="none"/>
-        </w:rPr>
-        <w:lastRenderedPageBreak/>
-        <w:t>progressão desde tarefas assistidas e supervisionadas até trabalho independente, projetos em que houve maior envolvimento direto, e competências consolidadas que permitem o exercício autónomo das tarefas de modelação, faz me perguntas caso precises!"</w:t>
+        <w:t>"Escreve em português europeu, estilo impessoal, académico, justificado, sem listas. Tema: evolução do grau de autonomia do estagiário ao longo do período de estágio na SISINT — progressão desde tarefas assistidas e supervisionadas até trabalho independente, projetos em que houve maior envolvimento direto, e competências consolidadas que permitem o exercício autónomo das tarefas de modelação, faz me perguntas caso precises!"</w:t>
       </w:r>
     </w:p>
     <w:p>
@@ -11377,7 +11654,7 @@
           <w14:ligatures w14:val="none"/>
         </w:rPr>
       </w:pPr>
-      <w:bookmarkStart w:id="44" w:name="_Toc232180112"/>
+      <w:bookmarkStart w:id="44" w:name="_Toc232182063"/>
       <w:r>
         <w:rPr>
           <w:rFonts w:ascii="Times New Roman" w:eastAsia="Times New Roman" w:hAnsi="Times New Roman" w:cs="Times New Roman"/>
@@ -11413,7 +11690,7 @@
           <w14:ligatures w14:val="none"/>
         </w:rPr>
       </w:pPr>
-      <w:bookmarkStart w:id="45" w:name="_Toc232180113"/>
+      <w:bookmarkStart w:id="45" w:name="_Toc232182064"/>
       <w:r>
         <w:rPr>
           <w:rFonts w:ascii="Times New Roman" w:eastAsia="Times New Roman" w:hAnsi="Times New Roman" w:cs="Times New Roman"/>
@@ -11483,7 +11760,7 @@
           <w14:ligatures w14:val="none"/>
         </w:rPr>
       </w:pPr>
-      <w:bookmarkStart w:id="46" w:name="_Toc232180114"/>
+      <w:bookmarkStart w:id="46" w:name="_Toc232182065"/>
       <w:r>
         <w:rPr>
           <w:rFonts w:ascii="Times New Roman" w:eastAsia="Times New Roman" w:hAnsi="Times New Roman" w:cs="Times New Roman"/>
@@ -11553,7 +11830,7 @@
           <w14:ligatures w14:val="none"/>
         </w:rPr>
       </w:pPr>
-      <w:bookmarkStart w:id="47" w:name="_Toc232180115"/>
+      <w:bookmarkStart w:id="47" w:name="_Toc232182066"/>
       <w:r>
         <w:rPr>
           <w:rFonts w:ascii="Times New Roman" w:eastAsia="Times New Roman" w:hAnsi="Times New Roman" w:cs="Times New Roman"/>
@@ -11644,7 +11921,7 @@
       <w:bookmarkStart w:id="48" w:name="_Toc76320115"/>
       <w:bookmarkStart w:id="49" w:name="_Toc76320155"/>
       <w:bookmarkStart w:id="50" w:name="_Toc76320183"/>
-      <w:bookmarkStart w:id="51" w:name="_Toc232180116"/>
+      <w:bookmarkStart w:id="51" w:name="_Toc232182067"/>
       <w:r>
         <w:rPr>
           <w:rFonts w:ascii="Times New Roman" w:eastAsia="Times New Roman" w:hAnsi="Times New Roman" w:cs="Times New Roman"/>
@@ -11683,7 +11960,7 @@
           <w14:ligatures w14:val="none"/>
         </w:rPr>
       </w:pPr>
-      <w:bookmarkStart w:id="52" w:name="_Toc232180117"/>
+      <w:bookmarkStart w:id="52" w:name="_Toc232182068"/>
       <w:r>
         <w:rPr>
           <w:rFonts w:ascii="Times New Roman" w:eastAsia="Times New Roman" w:hAnsi="Times New Roman" w:cs="Times New Roman"/>
@@ -11722,7 +11999,16 @@
           <w:kern w:val="0"/>
           <w14:ligatures w14:val="none"/>
         </w:rPr>
-        <w:t>"Escreve em português europeu, estilo impessoal, académico, justificado, sem listas. Tema: relação entre os conhecimentos adquiridos na licenciatura em Engenharia Eletrotécnica — Sistemas Elétricos de Energia no ISEP e o trabalho desenvolvido durante o estágio na SISINT — quais as unidades curriculares mais relevantes, lacunas identificadas e como foram colmatadas em contexto empresarial, faz me perguntas caso precises!"</w:t>
+        <w:t xml:space="preserve">"Escreve em português europeu, estilo impessoal, académico, justificado, sem listas. Tema: relação entre os conhecimentos adquiridos na licenciatura em Engenharia Eletrotécnica — Sistemas Elétricos de Energia no ISEP e o trabalho desenvolvido durante o estágio na SISINT — </w:t>
+      </w:r>
+      <w:r>
+        <w:rPr>
+          <w:rFonts w:ascii="Times New Roman" w:eastAsia="Calibri" w:hAnsi="Times New Roman" w:cs="Times New Roman"/>
+          <w:kern w:val="0"/>
+          <w14:ligatures w14:val="none"/>
+        </w:rPr>
+        <w:lastRenderedPageBreak/>
+        <w:t>quais as unidades curriculares mais relevantes, lacunas identificadas e como foram colmatadas em contexto empresarial, faz me perguntas caso precises!"</w:t>
       </w:r>
     </w:p>
     <w:p>
@@ -11745,7 +12031,7 @@
           <w14:ligatures w14:val="none"/>
         </w:rPr>
       </w:pPr>
-      <w:bookmarkStart w:id="53" w:name="_Toc232180118"/>
+      <w:bookmarkStart w:id="53" w:name="_Toc232182069"/>
       <w:r>
         <w:rPr>
           <w:rFonts w:ascii="Times New Roman" w:eastAsia="Times New Roman" w:hAnsi="Times New Roman" w:cs="Times New Roman"/>
@@ -11819,17 +12105,7 @@
           <w:lang w:eastAsia="pt-PT"/>
           <w14:ligatures w14:val="none"/>
         </w:rPr>
-        <w:t xml:space="preserve"> </w:t>
-      </w:r>
-      <w:r>
-        <w:rPr>
-          <w:rFonts w:ascii="Calibri" w:eastAsia="Calibri" w:hAnsi="Calibri" w:cs="Times New Roman"/>
-          <w:kern w:val="0"/>
-          <w:lang w:eastAsia="pt-PT"/>
-          <w14:ligatures w14:val="none"/>
-        </w:rPr>
-        <w:lastRenderedPageBreak/>
-        <w:t>multidisciplinar, que atua simultaneamente nas áreas de supervisão, conservação, manutenção e gestão de redes de energia, proporcionou-me uma visão integrada do setor elétrico, evidenciando a importância da coordenação entre diferentes especialidades para a concretização de projetos de infraestruturas energéticas complexas.</w:t>
+        <w:t xml:space="preserve"> multidisciplinar, que atua simultaneamente nas áreas de supervisão, conservação, manutenção e gestão de redes de energia, proporcionou-me uma visão integrada do setor elétrico, evidenciando a importância da coordenação entre diferentes especialidades para a concretização de projetos de infraestruturas energéticas complexas.</w:t>
       </w:r>
     </w:p>
     <w:p>
@@ -11852,7 +12128,7 @@
           <w14:ligatures w14:val="none"/>
         </w:rPr>
       </w:pPr>
-      <w:bookmarkStart w:id="54" w:name="_Toc232180119"/>
+      <w:bookmarkStart w:id="54" w:name="_Toc232182070"/>
       <w:r>
         <w:rPr>
           <w:rFonts w:ascii="Times New Roman" w:eastAsia="Times New Roman" w:hAnsi="Times New Roman" w:cs="Times New Roman"/>
@@ -11910,7 +12186,7 @@
           <w14:ligatures w14:val="none"/>
         </w:rPr>
       </w:pPr>
-      <w:bookmarkStart w:id="55" w:name="_Toc232180120"/>
+      <w:bookmarkStart w:id="55" w:name="_Toc232182071"/>
       <w:r>
         <w:rPr>
           <w:rFonts w:ascii="Cambria" w:eastAsia="Times New Roman" w:hAnsi="Cambria" w:cs="Times New Roman"/>
@@ -12041,7 +12317,7 @@
           <w14:ligatures w14:val="none"/>
         </w:rPr>
       </w:pPr>
-      <w:bookmarkStart w:id="59" w:name="_Toc232180121"/>
+      <w:bookmarkStart w:id="59" w:name="_Toc232182072"/>
       <w:r>
         <w:rPr>
           <w:rFonts w:ascii="Times New Roman" w:eastAsia="Times New Roman" w:hAnsi="Times New Roman" w:cs="Times New Roman"/>
@@ -12099,7 +12375,7 @@
       <w:bookmarkStart w:id="60" w:name="_Toc76320117"/>
       <w:bookmarkStart w:id="61" w:name="_Toc76320157"/>
       <w:bookmarkStart w:id="62" w:name="_Toc76320185"/>
-      <w:bookmarkStart w:id="63" w:name="_Toc232180122"/>
+      <w:bookmarkStart w:id="63" w:name="_Toc232182073"/>
       <w:r>
         <w:rPr>
           <w:rFonts w:ascii="Times New Roman" w:eastAsia="Times New Roman" w:hAnsi="Times New Roman" w:cs="Times New Roman"/>
@@ -13406,6 +13682,7 @@
   <w:style w:type="character" w:default="1" w:styleId="Tipodeletrapredefinidodopargrafo">
     <w:name w:val="Default Paragraph Font"/>
     <w:uiPriority w:val="1"/>
+    <w:semiHidden/>
     <w:unhideWhenUsed/>
   </w:style>
   <w:style w:type="table" w:default="1" w:styleId="Tabelanormal">

--- a/DRIVE/1. Direção/0. Associativo/Assembleia Geral/word bakcup/Relatorio estagio sisint.docx
+++ b/DRIVE/1. Direção/0. Associativo/Assembleia Geral/word bakcup/Relatorio estagio sisint.docx
@@ -1148,7 +1148,11 @@
           <w14:ligatures w14:val="none"/>
         </w:rPr>
       </w:pPr>
-      <w:r>
+    </w:p>
+    <w:p>
+      <w:pPr>
+        <w:spacing w:after="200" w:line="360" w:lineRule="auto"/>
+        <w:jc w:val="both"/>
         <w:rPr>
           <w:rFonts w:ascii="Times New Roman" w:eastAsia="Calibri" w:hAnsi="Times New Roman" w:cs="Times New Roman"/>
           <w:b/>
@@ -1156,6 +1160,16 @@
           <w:sz w:val="28"/>
           <w14:ligatures w14:val="none"/>
         </w:rPr>
+      </w:pPr>
+      <w:r>
+        <w:rPr>
+          <w:rFonts w:ascii="Times New Roman" w:eastAsia="Calibri" w:hAnsi="Times New Roman" w:cs="Times New Roman"/>
+          <w:b/>
+          <w:kern w:val="0"/>
+          <w:sz w:val="28"/>
+          <w14:ligatures w14:val="none"/>
+        </w:rPr>
+        <w:lastRenderedPageBreak/>
         <w:t>Resumo</w:t>
       </w:r>
     </w:p>
@@ -1178,7 +1192,6 @@
           <w:kern w:val="0"/>
           <w14:ligatures w14:val="none"/>
         </w:rPr>
-        <w:lastRenderedPageBreak/>
         <w:t>[Redigir o resumo em português (máximo 1 página). Deve sintetizar o contexto, os objetivos, a metodologia adotada, os principais resultados obtidos e as conclusões do estágio.]</w:t>
       </w:r>
     </w:p>
@@ -1370,7 +1383,7 @@
             </w:rPr>
             <w:fldChar w:fldCharType="separate"/>
           </w:r>
-          <w:hyperlink w:anchor="_Toc232182038" w:history="1">
+          <w:hyperlink w:anchor="_Toc232197211" w:history="1">
             <w:r>
               <w:rPr>
                 <w:rStyle w:val="Hiperligao"/>
@@ -1424,7 +1437,7 @@
                 <w:noProof/>
                 <w:webHidden/>
               </w:rPr>
-              <w:instrText xml:space="preserve"> PAGEREF _Toc232182038 \h </w:instrText>
+              <w:instrText xml:space="preserve"> PAGEREF _Toc232197211 \h </w:instrText>
             </w:r>
             <w:r>
               <w:rPr>
@@ -1468,7 +1481,7 @@
               <w:lang w:eastAsia="pt-PT"/>
             </w:rPr>
           </w:pPr>
-          <w:hyperlink w:anchor="_Toc232182039" w:history="1">
+          <w:hyperlink w:anchor="_Toc232197212" w:history="1">
             <w:r>
               <w:rPr>
                 <w:rStyle w:val="Hiperligao"/>
@@ -1520,7 +1533,7 @@
                 <w:noProof/>
                 <w:webHidden/>
               </w:rPr>
-              <w:instrText xml:space="preserve"> PAGEREF _Toc232182039 \h </w:instrText>
+              <w:instrText xml:space="preserve"> PAGEREF _Toc232197212 \h </w:instrText>
             </w:r>
             <w:r>
               <w:rPr>
@@ -1564,7 +1577,7 @@
               <w:lang w:eastAsia="pt-PT"/>
             </w:rPr>
           </w:pPr>
-          <w:hyperlink w:anchor="_Toc232182040" w:history="1">
+          <w:hyperlink w:anchor="_Toc232197213" w:history="1">
             <w:r>
               <w:rPr>
                 <w:rStyle w:val="Hiperligao"/>
@@ -1616,7 +1629,7 @@
                 <w:noProof/>
                 <w:webHidden/>
               </w:rPr>
-              <w:instrText xml:space="preserve"> PAGEREF _Toc232182040 \h </w:instrText>
+              <w:instrText xml:space="preserve"> PAGEREF _Toc232197213 \h </w:instrText>
             </w:r>
             <w:r>
               <w:rPr>
@@ -1660,7 +1673,7 @@
               <w:lang w:eastAsia="pt-PT"/>
             </w:rPr>
           </w:pPr>
-          <w:hyperlink w:anchor="_Toc232182041" w:history="1">
+          <w:hyperlink w:anchor="_Toc232197214" w:history="1">
             <w:r>
               <w:rPr>
                 <w:rStyle w:val="Hiperligao"/>
@@ -1712,7 +1725,7 @@
                 <w:noProof/>
                 <w:webHidden/>
               </w:rPr>
-              <w:instrText xml:space="preserve"> PAGEREF _Toc232182041 \h </w:instrText>
+              <w:instrText xml:space="preserve"> PAGEREF _Toc232197214 \h </w:instrText>
             </w:r>
             <w:r>
               <w:rPr>
@@ -1756,7 +1769,7 @@
               <w:lang w:eastAsia="pt-PT"/>
             </w:rPr>
           </w:pPr>
-          <w:hyperlink w:anchor="_Toc232182042" w:history="1">
+          <w:hyperlink w:anchor="_Toc232197215" w:history="1">
             <w:r>
               <w:rPr>
                 <w:rStyle w:val="Hiperligao"/>
@@ -1808,7 +1821,7 @@
                 <w:noProof/>
                 <w:webHidden/>
               </w:rPr>
-              <w:instrText xml:space="preserve"> PAGEREF _Toc232182042 \h </w:instrText>
+              <w:instrText xml:space="preserve"> PAGEREF _Toc232197215 \h </w:instrText>
             </w:r>
             <w:r>
               <w:rPr>
@@ -1852,7 +1865,7 @@
               <w:lang w:eastAsia="pt-PT"/>
             </w:rPr>
           </w:pPr>
-          <w:hyperlink w:anchor="_Toc232182043" w:history="1">
+          <w:hyperlink w:anchor="_Toc232197216" w:history="1">
             <w:r>
               <w:rPr>
                 <w:rStyle w:val="Hiperligao"/>
@@ -1904,7 +1917,7 @@
                 <w:noProof/>
                 <w:webHidden/>
               </w:rPr>
-              <w:instrText xml:space="preserve"> PAGEREF _Toc232182043 \h </w:instrText>
+              <w:instrText xml:space="preserve"> PAGEREF _Toc232197216 \h </w:instrText>
             </w:r>
             <w:r>
               <w:rPr>
@@ -1948,7 +1961,7 @@
               <w:lang w:eastAsia="pt-PT"/>
             </w:rPr>
           </w:pPr>
-          <w:hyperlink w:anchor="_Toc232182044" w:history="1">
+          <w:hyperlink w:anchor="_Toc232197217" w:history="1">
             <w:r>
               <w:rPr>
                 <w:rStyle w:val="Hiperligao"/>
@@ -2000,7 +2013,7 @@
                 <w:noProof/>
                 <w:webHidden/>
               </w:rPr>
-              <w:instrText xml:space="preserve"> PAGEREF _Toc232182044 \h </w:instrText>
+              <w:instrText xml:space="preserve"> PAGEREF _Toc232197217 \h </w:instrText>
             </w:r>
             <w:r>
               <w:rPr>
@@ -2044,7 +2057,7 @@
               <w:lang w:eastAsia="pt-PT"/>
             </w:rPr>
           </w:pPr>
-          <w:hyperlink w:anchor="_Toc232182045" w:history="1">
+          <w:hyperlink w:anchor="_Toc232197218" w:history="1">
             <w:r>
               <w:rPr>
                 <w:rStyle w:val="Hiperligao"/>
@@ -2098,7 +2111,7 @@
                 <w:noProof/>
                 <w:webHidden/>
               </w:rPr>
-              <w:instrText xml:space="preserve"> PAGEREF _Toc232182045 \h </w:instrText>
+              <w:instrText xml:space="preserve"> PAGEREF _Toc232197218 \h </w:instrText>
             </w:r>
             <w:r>
               <w:rPr>
@@ -2142,7 +2155,7 @@
               <w:lang w:eastAsia="pt-PT"/>
             </w:rPr>
           </w:pPr>
-          <w:hyperlink w:anchor="_Toc232182046" w:history="1">
+          <w:hyperlink w:anchor="_Toc232197219" w:history="1">
             <w:r>
               <w:rPr>
                 <w:rStyle w:val="Hiperligao"/>
@@ -2194,7 +2207,7 @@
                 <w:noProof/>
                 <w:webHidden/>
               </w:rPr>
-              <w:instrText xml:space="preserve"> PAGEREF _Toc232182046 \h </w:instrText>
+              <w:instrText xml:space="preserve"> PAGEREF _Toc232197219 \h </w:instrText>
             </w:r>
             <w:r>
               <w:rPr>
@@ -2238,7 +2251,7 @@
               <w:lang w:eastAsia="pt-PT"/>
             </w:rPr>
           </w:pPr>
-          <w:hyperlink w:anchor="_Toc232182047" w:history="1">
+          <w:hyperlink w:anchor="_Toc232197220" w:history="1">
             <w:r>
               <w:rPr>
                 <w:rStyle w:val="Hiperligao"/>
@@ -2290,7 +2303,7 @@
                 <w:noProof/>
                 <w:webHidden/>
               </w:rPr>
-              <w:instrText xml:space="preserve"> PAGEREF _Toc232182047 \h </w:instrText>
+              <w:instrText xml:space="preserve"> PAGEREF _Toc232197220 \h </w:instrText>
             </w:r>
             <w:r>
               <w:rPr>
@@ -2334,7 +2347,7 @@
               <w:lang w:eastAsia="pt-PT"/>
             </w:rPr>
           </w:pPr>
-          <w:hyperlink w:anchor="_Toc232182048" w:history="1">
+          <w:hyperlink w:anchor="_Toc232197221" w:history="1">
             <w:r>
               <w:rPr>
                 <w:rStyle w:val="Hiperligao"/>
@@ -2386,7 +2399,7 @@
                 <w:noProof/>
                 <w:webHidden/>
               </w:rPr>
-              <w:instrText xml:space="preserve"> PAGEREF _Toc232182048 \h </w:instrText>
+              <w:instrText xml:space="preserve"> PAGEREF _Toc232197221 \h </w:instrText>
             </w:r>
             <w:r>
               <w:rPr>
@@ -2430,7 +2443,7 @@
               <w:lang w:eastAsia="pt-PT"/>
             </w:rPr>
           </w:pPr>
-          <w:hyperlink w:anchor="_Toc232182049" w:history="1">
+          <w:hyperlink w:anchor="_Toc232197222" w:history="1">
             <w:r>
               <w:rPr>
                 <w:rStyle w:val="Hiperligao"/>
@@ -2482,7 +2495,7 @@
                 <w:noProof/>
                 <w:webHidden/>
               </w:rPr>
-              <w:instrText xml:space="preserve"> PAGEREF _Toc232182049 \h </w:instrText>
+              <w:instrText xml:space="preserve"> PAGEREF _Toc232197222 \h </w:instrText>
             </w:r>
             <w:r>
               <w:rPr>
@@ -2526,7 +2539,7 @@
               <w:lang w:eastAsia="pt-PT"/>
             </w:rPr>
           </w:pPr>
-          <w:hyperlink w:anchor="_Toc232182050" w:history="1">
+          <w:hyperlink w:anchor="_Toc232197223" w:history="1">
             <w:r>
               <w:rPr>
                 <w:rStyle w:val="Hiperligao"/>
@@ -2578,7 +2591,7 @@
                 <w:noProof/>
                 <w:webHidden/>
               </w:rPr>
-              <w:instrText xml:space="preserve"> PAGEREF _Toc232182050 \h </w:instrText>
+              <w:instrText xml:space="preserve"> PAGEREF _Toc232197223 \h </w:instrText>
             </w:r>
             <w:r>
               <w:rPr>
@@ -2622,7 +2635,7 @@
               <w:lang w:eastAsia="pt-PT"/>
             </w:rPr>
           </w:pPr>
-          <w:hyperlink w:anchor="_Toc232182051" w:history="1">
+          <w:hyperlink w:anchor="_Toc232197224" w:history="1">
             <w:r>
               <w:rPr>
                 <w:rStyle w:val="Hiperligao"/>
@@ -2674,7 +2687,7 @@
                 <w:noProof/>
                 <w:webHidden/>
               </w:rPr>
-              <w:instrText xml:space="preserve"> PAGEREF _Toc232182051 \h </w:instrText>
+              <w:instrText xml:space="preserve"> PAGEREF _Toc232197224 \h </w:instrText>
             </w:r>
             <w:r>
               <w:rPr>
@@ -2718,7 +2731,7 @@
               <w:lang w:eastAsia="pt-PT"/>
             </w:rPr>
           </w:pPr>
-          <w:hyperlink w:anchor="_Toc232182052" w:history="1">
+          <w:hyperlink w:anchor="_Toc232197225" w:history="1">
             <w:r>
               <w:rPr>
                 <w:rStyle w:val="Hiperligao"/>
@@ -2772,7 +2785,7 @@
                 <w:noProof/>
                 <w:webHidden/>
               </w:rPr>
-              <w:instrText xml:space="preserve"> PAGEREF _Toc232182052 \h </w:instrText>
+              <w:instrText xml:space="preserve"> PAGEREF _Toc232197225 \h </w:instrText>
             </w:r>
             <w:r>
               <w:rPr>
@@ -2816,7 +2829,7 @@
               <w:lang w:eastAsia="pt-PT"/>
             </w:rPr>
           </w:pPr>
-          <w:hyperlink w:anchor="_Toc232182053" w:history="1">
+          <w:hyperlink w:anchor="_Toc232197226" w:history="1">
             <w:r>
               <w:rPr>
                 <w:rStyle w:val="Hiperligao"/>
@@ -2868,7 +2881,7 @@
                 <w:noProof/>
                 <w:webHidden/>
               </w:rPr>
-              <w:instrText xml:space="preserve"> PAGEREF _Toc232182053 \h </w:instrText>
+              <w:instrText xml:space="preserve"> PAGEREF _Toc232197226 \h </w:instrText>
             </w:r>
             <w:r>
               <w:rPr>
@@ -2912,7 +2925,7 @@
               <w:lang w:eastAsia="pt-PT"/>
             </w:rPr>
           </w:pPr>
-          <w:hyperlink w:anchor="_Toc232182054" w:history="1">
+          <w:hyperlink w:anchor="_Toc232197227" w:history="1">
             <w:r>
               <w:rPr>
                 <w:rStyle w:val="Hiperligao"/>
@@ -2964,7 +2977,7 @@
                 <w:noProof/>
                 <w:webHidden/>
               </w:rPr>
-              <w:instrText xml:space="preserve"> PAGEREF _Toc232182054 \h </w:instrText>
+              <w:instrText xml:space="preserve"> PAGEREF _Toc232197227 \h </w:instrText>
             </w:r>
             <w:r>
               <w:rPr>
@@ -3008,7 +3021,7 @@
               <w:lang w:eastAsia="pt-PT"/>
             </w:rPr>
           </w:pPr>
-          <w:hyperlink w:anchor="_Toc232182055" w:history="1">
+          <w:hyperlink w:anchor="_Toc232197228" w:history="1">
             <w:r>
               <w:rPr>
                 <w:rStyle w:val="Hiperligao"/>
@@ -3060,7 +3073,7 @@
                 <w:noProof/>
                 <w:webHidden/>
               </w:rPr>
-              <w:instrText xml:space="preserve"> PAGEREF _Toc232182055 \h </w:instrText>
+              <w:instrText xml:space="preserve"> PAGEREF _Toc232197228 \h </w:instrText>
             </w:r>
             <w:r>
               <w:rPr>
@@ -3104,7 +3117,7 @@
               <w:lang w:eastAsia="pt-PT"/>
             </w:rPr>
           </w:pPr>
-          <w:hyperlink w:anchor="_Toc232182056" w:history="1">
+          <w:hyperlink w:anchor="_Toc232197229" w:history="1">
             <w:r>
               <w:rPr>
                 <w:rStyle w:val="Hiperligao"/>
@@ -3156,7 +3169,7 @@
                 <w:noProof/>
                 <w:webHidden/>
               </w:rPr>
-              <w:instrText xml:space="preserve"> PAGEREF _Toc232182056 \h </w:instrText>
+              <w:instrText xml:space="preserve"> PAGEREF _Toc232197229 \h </w:instrText>
             </w:r>
             <w:r>
               <w:rPr>
@@ -3176,7 +3189,7 @@
                 <w:noProof/>
                 <w:webHidden/>
               </w:rPr>
-              <w:t>26</w:t>
+              <w:t>27</w:t>
             </w:r>
             <w:r>
               <w:rPr>
@@ -3200,7 +3213,7 @@
               <w:lang w:eastAsia="pt-PT"/>
             </w:rPr>
           </w:pPr>
-          <w:hyperlink w:anchor="_Toc232182057" w:history="1">
+          <w:hyperlink w:anchor="_Toc232197230" w:history="1">
             <w:r>
               <w:rPr>
                 <w:rStyle w:val="Hiperligao"/>
@@ -3252,7 +3265,7 @@
                 <w:noProof/>
                 <w:webHidden/>
               </w:rPr>
-              <w:instrText xml:space="preserve"> PAGEREF _Toc232182057 \h </w:instrText>
+              <w:instrText xml:space="preserve"> PAGEREF _Toc232197230 \h </w:instrText>
             </w:r>
             <w:r>
               <w:rPr>
@@ -3272,7 +3285,7 @@
                 <w:noProof/>
                 <w:webHidden/>
               </w:rPr>
-              <w:t>26</w:t>
+              <w:t>28</w:t>
             </w:r>
             <w:r>
               <w:rPr>
@@ -3296,7 +3309,7 @@
               <w:lang w:eastAsia="pt-PT"/>
             </w:rPr>
           </w:pPr>
-          <w:hyperlink w:anchor="_Toc232182058" w:history="1">
+          <w:hyperlink w:anchor="_Toc232197231" w:history="1">
             <w:r>
               <w:rPr>
                 <w:rStyle w:val="Hiperligao"/>
@@ -3348,7 +3361,7 @@
                 <w:noProof/>
                 <w:webHidden/>
               </w:rPr>
-              <w:instrText xml:space="preserve"> PAGEREF _Toc232182058 \h </w:instrText>
+              <w:instrText xml:space="preserve"> PAGEREF _Toc232197231 \h </w:instrText>
             </w:r>
             <w:r>
               <w:rPr>
@@ -3368,7 +3381,7 @@
                 <w:noProof/>
                 <w:webHidden/>
               </w:rPr>
-              <w:t>26</w:t>
+              <w:t>29</w:t>
             </w:r>
             <w:r>
               <w:rPr>
@@ -3392,7 +3405,7 @@
               <w:lang w:eastAsia="pt-PT"/>
             </w:rPr>
           </w:pPr>
-          <w:hyperlink w:anchor="_Toc232182059" w:history="1">
+          <w:hyperlink w:anchor="_Toc232197232" w:history="1">
             <w:r>
               <w:rPr>
                 <w:rStyle w:val="Hiperligao"/>
@@ -3444,7 +3457,7 @@
                 <w:noProof/>
                 <w:webHidden/>
               </w:rPr>
-              <w:instrText xml:space="preserve"> PAGEREF _Toc232182059 \h </w:instrText>
+              <w:instrText xml:space="preserve"> PAGEREF _Toc232197232 \h </w:instrText>
             </w:r>
             <w:r>
               <w:rPr>
@@ -3464,7 +3477,7 @@
                 <w:noProof/>
                 <w:webHidden/>
               </w:rPr>
-              <w:t>26</w:t>
+              <w:t>29</w:t>
             </w:r>
             <w:r>
               <w:rPr>
@@ -3488,7 +3501,7 @@
               <w:lang w:eastAsia="pt-PT"/>
             </w:rPr>
           </w:pPr>
-          <w:hyperlink w:anchor="_Toc232182060" w:history="1">
+          <w:hyperlink w:anchor="_Toc232197233" w:history="1">
             <w:r>
               <w:rPr>
                 <w:rStyle w:val="Hiperligao"/>
@@ -3540,7 +3553,7 @@
                 <w:noProof/>
                 <w:webHidden/>
               </w:rPr>
-              <w:instrText xml:space="preserve"> PAGEREF _Toc232182060 \h </w:instrText>
+              <w:instrText xml:space="preserve"> PAGEREF _Toc232197233 \h </w:instrText>
             </w:r>
             <w:r>
               <w:rPr>
@@ -3560,7 +3573,7 @@
                 <w:noProof/>
                 <w:webHidden/>
               </w:rPr>
-              <w:t>26</w:t>
+              <w:t>30</w:t>
             </w:r>
             <w:r>
               <w:rPr>
@@ -3584,7 +3597,7 @@
               <w:lang w:eastAsia="pt-PT"/>
             </w:rPr>
           </w:pPr>
-          <w:hyperlink w:anchor="_Toc232182061" w:history="1">
+          <w:hyperlink w:anchor="_Toc232197234" w:history="1">
             <w:r>
               <w:rPr>
                 <w:rStyle w:val="Hiperligao"/>
@@ -3636,7 +3649,7 @@
                 <w:noProof/>
                 <w:webHidden/>
               </w:rPr>
-              <w:instrText xml:space="preserve"> PAGEREF _Toc232182061 \h </w:instrText>
+              <w:instrText xml:space="preserve"> PAGEREF _Toc232197234 \h </w:instrText>
             </w:r>
             <w:r>
               <w:rPr>
@@ -3656,7 +3669,7 @@
                 <w:noProof/>
                 <w:webHidden/>
               </w:rPr>
-              <w:t>27</w:t>
+              <w:t>30</w:t>
             </w:r>
             <w:r>
               <w:rPr>
@@ -3680,7 +3693,7 @@
               <w:lang w:eastAsia="pt-PT"/>
             </w:rPr>
           </w:pPr>
-          <w:hyperlink w:anchor="_Toc232182062" w:history="1">
+          <w:hyperlink w:anchor="_Toc232197235" w:history="1">
             <w:r>
               <w:rPr>
                 <w:rStyle w:val="Hiperligao"/>
@@ -3732,7 +3745,7 @@
                 <w:noProof/>
                 <w:webHidden/>
               </w:rPr>
-              <w:instrText xml:space="preserve"> PAGEREF _Toc232182062 \h </w:instrText>
+              <w:instrText xml:space="preserve"> PAGEREF _Toc232197235 \h </w:instrText>
             </w:r>
             <w:r>
               <w:rPr>
@@ -3752,7 +3765,7 @@
                 <w:noProof/>
                 <w:webHidden/>
               </w:rPr>
-              <w:t>27</w:t>
+              <w:t>31</w:t>
             </w:r>
             <w:r>
               <w:rPr>
@@ -3776,7 +3789,7 @@
               <w:lang w:eastAsia="pt-PT"/>
             </w:rPr>
           </w:pPr>
-          <w:hyperlink w:anchor="_Toc232182063" w:history="1">
+          <w:hyperlink w:anchor="_Toc232197236" w:history="1">
             <w:r>
               <w:rPr>
                 <w:rStyle w:val="Hiperligao"/>
@@ -3830,7 +3843,7 @@
                 <w:noProof/>
                 <w:webHidden/>
               </w:rPr>
-              <w:instrText xml:space="preserve"> PAGEREF _Toc232182063 \h </w:instrText>
+              <w:instrText xml:space="preserve"> PAGEREF _Toc232197236 \h </w:instrText>
             </w:r>
             <w:r>
               <w:rPr>
@@ -3850,7 +3863,7 @@
                 <w:noProof/>
                 <w:webHidden/>
               </w:rPr>
-              <w:t>27</w:t>
+              <w:t>31</w:t>
             </w:r>
             <w:r>
               <w:rPr>
@@ -3874,7 +3887,7 @@
               <w:lang w:eastAsia="pt-PT"/>
             </w:rPr>
           </w:pPr>
-          <w:hyperlink w:anchor="_Toc232182064" w:history="1">
+          <w:hyperlink w:anchor="_Toc232197237" w:history="1">
             <w:r>
               <w:rPr>
                 <w:rStyle w:val="Hiperligao"/>
@@ -3926,7 +3939,7 @@
                 <w:noProof/>
                 <w:webHidden/>
               </w:rPr>
-              <w:instrText xml:space="preserve"> PAGEREF _Toc232182064 \h </w:instrText>
+              <w:instrText xml:space="preserve"> PAGEREF _Toc232197237 \h </w:instrText>
             </w:r>
             <w:r>
               <w:rPr>
@@ -3946,7 +3959,7 @@
                 <w:noProof/>
                 <w:webHidden/>
               </w:rPr>
-              <w:t>27</w:t>
+              <w:t>31</w:t>
             </w:r>
             <w:r>
               <w:rPr>
@@ -3970,7 +3983,7 @@
               <w:lang w:eastAsia="pt-PT"/>
             </w:rPr>
           </w:pPr>
-          <w:hyperlink w:anchor="_Toc232182065" w:history="1">
+          <w:hyperlink w:anchor="_Toc232197238" w:history="1">
             <w:r>
               <w:rPr>
                 <w:rStyle w:val="Hiperligao"/>
@@ -4022,7 +4035,7 @@
                 <w:noProof/>
                 <w:webHidden/>
               </w:rPr>
-              <w:instrText xml:space="preserve"> PAGEREF _Toc232182065 \h </w:instrText>
+              <w:instrText xml:space="preserve"> PAGEREF _Toc232197238 \h </w:instrText>
             </w:r>
             <w:r>
               <w:rPr>
@@ -4042,7 +4055,7 @@
                 <w:noProof/>
                 <w:webHidden/>
               </w:rPr>
-              <w:t>27</w:t>
+              <w:t>32</w:t>
             </w:r>
             <w:r>
               <w:rPr>
@@ -4066,7 +4079,7 @@
               <w:lang w:eastAsia="pt-PT"/>
             </w:rPr>
           </w:pPr>
-          <w:hyperlink w:anchor="_Toc232182066" w:history="1">
+          <w:hyperlink w:anchor="_Toc232197239" w:history="1">
             <w:r>
               <w:rPr>
                 <w:rStyle w:val="Hiperligao"/>
@@ -4118,7 +4131,7 @@
                 <w:noProof/>
                 <w:webHidden/>
               </w:rPr>
-              <w:instrText xml:space="preserve"> PAGEREF _Toc232182066 \h </w:instrText>
+              <w:instrText xml:space="preserve"> PAGEREF _Toc232197239 \h </w:instrText>
             </w:r>
             <w:r>
               <w:rPr>
@@ -4138,7 +4151,7 @@
                 <w:noProof/>
                 <w:webHidden/>
               </w:rPr>
-              <w:t>27</w:t>
+              <w:t>32</w:t>
             </w:r>
             <w:r>
               <w:rPr>
@@ -4162,7 +4175,7 @@
               <w:lang w:eastAsia="pt-PT"/>
             </w:rPr>
           </w:pPr>
-          <w:hyperlink w:anchor="_Toc232182067" w:history="1">
+          <w:hyperlink w:anchor="_Toc232197240" w:history="1">
             <w:r>
               <w:rPr>
                 <w:rStyle w:val="Hiperligao"/>
@@ -4216,7 +4229,7 @@
                 <w:noProof/>
                 <w:webHidden/>
               </w:rPr>
-              <w:instrText xml:space="preserve"> PAGEREF _Toc232182067 \h </w:instrText>
+              <w:instrText xml:space="preserve"> PAGEREF _Toc232197240 \h </w:instrText>
             </w:r>
             <w:r>
               <w:rPr>
@@ -4236,7 +4249,7 @@
                 <w:noProof/>
                 <w:webHidden/>
               </w:rPr>
-              <w:t>27</w:t>
+              <w:t>32</w:t>
             </w:r>
             <w:r>
               <w:rPr>
@@ -4260,7 +4273,7 @@
               <w:lang w:eastAsia="pt-PT"/>
             </w:rPr>
           </w:pPr>
-          <w:hyperlink w:anchor="_Toc232182068" w:history="1">
+          <w:hyperlink w:anchor="_Toc232197241" w:history="1">
             <w:r>
               <w:rPr>
                 <w:rStyle w:val="Hiperligao"/>
@@ -4312,7 +4325,7 @@
                 <w:noProof/>
                 <w:webHidden/>
               </w:rPr>
-              <w:instrText xml:space="preserve"> PAGEREF _Toc232182068 \h </w:instrText>
+              <w:instrText xml:space="preserve"> PAGEREF _Toc232197241 \h </w:instrText>
             </w:r>
             <w:r>
               <w:rPr>
@@ -4332,7 +4345,7 @@
                 <w:noProof/>
                 <w:webHidden/>
               </w:rPr>
-              <w:t>27</w:t>
+              <w:t>32</w:t>
             </w:r>
             <w:r>
               <w:rPr>
@@ -4356,7 +4369,7 @@
               <w:lang w:eastAsia="pt-PT"/>
             </w:rPr>
           </w:pPr>
-          <w:hyperlink w:anchor="_Toc232182069" w:history="1">
+          <w:hyperlink w:anchor="_Toc232197242" w:history="1">
             <w:r>
               <w:rPr>
                 <w:rStyle w:val="Hiperligao"/>
@@ -4408,7 +4421,7 @@
                 <w:noProof/>
                 <w:webHidden/>
               </w:rPr>
-              <w:instrText xml:space="preserve"> PAGEREF _Toc232182069 \h </w:instrText>
+              <w:instrText xml:space="preserve"> PAGEREF _Toc232197242 \h </w:instrText>
             </w:r>
             <w:r>
               <w:rPr>
@@ -4428,7 +4441,7 @@
                 <w:noProof/>
                 <w:webHidden/>
               </w:rPr>
-              <w:t>28</w:t>
+              <w:t>32</w:t>
             </w:r>
             <w:r>
               <w:rPr>
@@ -4452,7 +4465,7 @@
               <w:lang w:eastAsia="pt-PT"/>
             </w:rPr>
           </w:pPr>
-          <w:hyperlink w:anchor="_Toc232182070" w:history="1">
+          <w:hyperlink w:anchor="_Toc232197243" w:history="1">
             <w:r>
               <w:rPr>
                 <w:rStyle w:val="Hiperligao"/>
@@ -4504,7 +4517,7 @@
                 <w:noProof/>
                 <w:webHidden/>
               </w:rPr>
-              <w:instrText xml:space="preserve"> PAGEREF _Toc232182070 \h </w:instrText>
+              <w:instrText xml:space="preserve"> PAGEREF _Toc232197243 \h </w:instrText>
             </w:r>
             <w:r>
               <w:rPr>
@@ -4524,7 +4537,7 @@
                 <w:noProof/>
                 <w:webHidden/>
               </w:rPr>
-              <w:t>28</w:t>
+              <w:t>32</w:t>
             </w:r>
             <w:r>
               <w:rPr>
@@ -4547,7 +4560,7 @@
               <w:lang w:eastAsia="pt-PT"/>
             </w:rPr>
           </w:pPr>
-          <w:hyperlink w:anchor="_Toc232182071" w:history="1">
+          <w:hyperlink w:anchor="_Toc232197244" w:history="1">
             <w:r>
               <w:rPr>
                 <w:rStyle w:val="Hiperligao"/>
@@ -4579,7 +4592,7 @@
                 <w:noProof/>
                 <w:webHidden/>
               </w:rPr>
-              <w:instrText xml:space="preserve"> PAGEREF _Toc232182071 \h </w:instrText>
+              <w:instrText xml:space="preserve"> PAGEREF _Toc232197244 \h </w:instrText>
             </w:r>
             <w:r>
               <w:rPr>
@@ -4599,7 +4612,7 @@
                 <w:noProof/>
                 <w:webHidden/>
               </w:rPr>
-              <w:t>28</w:t>
+              <w:t>33</w:t>
             </w:r>
             <w:r>
               <w:rPr>
@@ -4622,7 +4635,7 @@
               <w:lang w:eastAsia="pt-PT"/>
             </w:rPr>
           </w:pPr>
-          <w:hyperlink w:anchor="_Toc232182072" w:history="1">
+          <w:hyperlink w:anchor="_Toc232197245" w:history="1">
             <w:r>
               <w:rPr>
                 <w:rStyle w:val="Hiperligao"/>
@@ -4655,7 +4668,7 @@
                 <w:noProof/>
                 <w:webHidden/>
               </w:rPr>
-              <w:instrText xml:space="preserve"> PAGEREF _Toc232182072 \h </w:instrText>
+              <w:instrText xml:space="preserve"> PAGEREF _Toc232197245 \h </w:instrText>
             </w:r>
             <w:r>
               <w:rPr>
@@ -4675,7 +4688,7 @@
                 <w:noProof/>
                 <w:webHidden/>
               </w:rPr>
-              <w:t>29</w:t>
+              <w:t>34</w:t>
             </w:r>
             <w:r>
               <w:rPr>
@@ -4698,7 +4711,7 @@
               <w:lang w:eastAsia="pt-PT"/>
             </w:rPr>
           </w:pPr>
-          <w:hyperlink w:anchor="_Toc232182073" w:history="1">
+          <w:hyperlink w:anchor="_Toc232197246" w:history="1">
             <w:r>
               <w:rPr>
                 <w:rStyle w:val="Hiperligao"/>
@@ -4731,7 +4744,7 @@
                 <w:noProof/>
                 <w:webHidden/>
               </w:rPr>
-              <w:instrText xml:space="preserve"> PAGEREF _Toc232182073 \h </w:instrText>
+              <w:instrText xml:space="preserve"> PAGEREF _Toc232197246 \h </w:instrText>
             </w:r>
             <w:r>
               <w:rPr>
@@ -4751,7 +4764,7 @@
                 <w:noProof/>
                 <w:webHidden/>
               </w:rPr>
-              <w:t>30</w:t>
+              <w:t>35</w:t>
             </w:r>
             <w:r>
               <w:rPr>
@@ -4947,37 +4960,6 @@
         <w:lastRenderedPageBreak/>
         <w:t>Lista de siglas e acrónimos</w:t>
       </w:r>
-    </w:p>
-    <w:p>
-      <w:pPr>
-        <w:spacing w:after="200" w:line="360" w:lineRule="auto"/>
-        <w:jc w:val="both"/>
-        <w:rPr>
-          <w:rFonts w:ascii="Times New Roman" w:eastAsia="Calibri" w:hAnsi="Times New Roman" w:cs="Times New Roman"/>
-          <w:kern w:val="0"/>
-          <w14:ligatures w14:val="none"/>
-        </w:rPr>
-      </w:pPr>
-      <w:r>
-        <w:rPr>
-          <w:rFonts w:ascii="Times New Roman" w:eastAsia="Calibri" w:hAnsi="Times New Roman" w:cs="Times New Roman"/>
-          <w:kern w:val="0"/>
-          <w:highlight w:val="yellow"/>
-          <w14:ligatures w14:val="none"/>
-        </w:rPr>
-        <w:t xml:space="preserve">Atualizar a cada </w:t>
-      </w:r>
-      <w:proofErr w:type="spellStart"/>
-      <w:r>
-        <w:rPr>
-          <w:rFonts w:ascii="Times New Roman" w:eastAsia="Calibri" w:hAnsi="Times New Roman" w:cs="Times New Roman"/>
-          <w:kern w:val="0"/>
-          <w:highlight w:val="yellow"/>
-          <w14:ligatures w14:val="none"/>
-        </w:rPr>
-        <w:t>subcapitulo</w:t>
-      </w:r>
-      <w:proofErr w:type="spellEnd"/>
     </w:p>
     <w:tbl>
       <w:tblPr>
@@ -6430,7 +6412,7 @@
           <w14:ligatures w14:val="none"/>
         </w:rPr>
       </w:pPr>
-      <w:bookmarkStart w:id="0" w:name="_Toc232182038"/>
+      <w:bookmarkStart w:id="0" w:name="_Toc232197211"/>
       <w:r>
         <w:rPr>
           <w:rFonts w:ascii="Times New Roman" w:eastAsia="Times New Roman" w:hAnsi="Times New Roman" w:cs="Times New Roman"/>
@@ -6470,7 +6452,7 @@
       <w:bookmarkStart w:id="1" w:name="_Toc76320097"/>
       <w:bookmarkStart w:id="2" w:name="_Toc76320124"/>
       <w:bookmarkStart w:id="3" w:name="_Toc76320165"/>
-      <w:bookmarkStart w:id="4" w:name="_Toc232182039"/>
+      <w:bookmarkStart w:id="4" w:name="_Toc232197212"/>
       <w:r>
         <w:rPr>
           <w:rFonts w:ascii="Times New Roman" w:eastAsia="Times New Roman" w:hAnsi="Times New Roman" w:cs="Times New Roman"/>
@@ -6538,7 +6520,7 @@
       <w:bookmarkStart w:id="5" w:name="_Toc76320098"/>
       <w:bookmarkStart w:id="6" w:name="_Toc76320125"/>
       <w:bookmarkStart w:id="7" w:name="_Toc76320166"/>
-      <w:bookmarkStart w:id="8" w:name="_Toc232182040"/>
+      <w:bookmarkStart w:id="8" w:name="_Toc232197213"/>
       <w:r>
         <w:rPr>
           <w:rFonts w:ascii="Times New Roman" w:eastAsia="Times New Roman" w:hAnsi="Times New Roman" w:cs="Times New Roman"/>
@@ -6654,7 +6636,7 @@
           <w14:ligatures w14:val="none"/>
         </w:rPr>
       </w:pPr>
-      <w:bookmarkStart w:id="9" w:name="_Toc232182041"/>
+      <w:bookmarkStart w:id="9" w:name="_Toc232197214"/>
       <w:r>
         <w:rPr>
           <w:rFonts w:ascii="Times New Roman" w:eastAsia="Times New Roman" w:hAnsi="Times New Roman" w:cs="Times New Roman"/>
@@ -6826,7 +6808,7 @@
       <w:bookmarkStart w:id="10" w:name="_Toc76320099"/>
       <w:bookmarkStart w:id="11" w:name="_Toc76320126"/>
       <w:bookmarkStart w:id="12" w:name="_Toc76320167"/>
-      <w:bookmarkStart w:id="13" w:name="_Toc232182042"/>
+      <w:bookmarkStart w:id="13" w:name="_Toc232197215"/>
       <w:r>
         <w:rPr>
           <w:rFonts w:ascii="Times New Roman" w:eastAsia="Times New Roman" w:hAnsi="Times New Roman" w:cs="Times New Roman"/>
@@ -7175,7 +7157,7 @@
       <w:bookmarkStart w:id="14" w:name="_Toc76320100"/>
       <w:bookmarkStart w:id="15" w:name="_Toc76320127"/>
       <w:bookmarkStart w:id="16" w:name="_Toc76320168"/>
-      <w:bookmarkStart w:id="17" w:name="_Toc232182043"/>
+      <w:bookmarkStart w:id="17" w:name="_Toc232197216"/>
       <w:r>
         <w:rPr>
           <w:rFonts w:ascii="Times New Roman" w:eastAsia="Times New Roman" w:hAnsi="Times New Roman" w:cs="Times New Roman"/>
@@ -7406,7 +7388,7 @@
       <w:bookmarkStart w:id="21" w:name="_Toc76320102"/>
       <w:bookmarkStart w:id="22" w:name="_Toc76320129"/>
       <w:bookmarkStart w:id="23" w:name="_Toc76320170"/>
-      <w:bookmarkStart w:id="24" w:name="_Toc232182044"/>
+      <w:bookmarkStart w:id="24" w:name="_Toc232197217"/>
       <w:bookmarkEnd w:id="18"/>
       <w:bookmarkEnd w:id="19"/>
       <w:bookmarkEnd w:id="20"/>
@@ -7512,7 +7494,57 @@
           <w:kern w:val="0"/>
           <w14:ligatures w14:val="none"/>
         </w:rPr>
-        <w:t xml:space="preserve"> –  aborda o percurso de aprendizagem e aplicação da ferramenta ao longo do estágio, organizando-se em subcapítulos que cobrem a introdução à ferramenta e os primeiros desafios encontrados, como criar famílias  e parametriza-las para subestações AT/MT, a modelação de subestações, incluindo o processo de projeto, as revisões e validação técnica em contexto real, e a produção de documentação técnica como plantas, cortes e elevações — culminando numa reflexão sobre a progressão da autonomia ao longo do período de estágio.</w:t>
+        <w:t xml:space="preserve"> </w:t>
+      </w:r>
+      <w:r>
+        <w:rPr>
+          <w:rFonts w:ascii="Times New Roman" w:eastAsia="Calibri" w:hAnsi="Times New Roman" w:cs="Times New Roman"/>
+          <w:kern w:val="0"/>
+          <w14:ligatures w14:val="none"/>
+        </w:rPr>
+        <w:t>– aborda</w:t>
+      </w:r>
+      <w:r>
+        <w:rPr>
+          <w:rFonts w:ascii="Times New Roman" w:eastAsia="Calibri" w:hAnsi="Times New Roman" w:cs="Times New Roman"/>
+          <w:kern w:val="0"/>
+          <w14:ligatures w14:val="none"/>
+        </w:rPr>
+        <w:t xml:space="preserve"> o percurso de aprendizagem e aplicação da ferramenta ao longo do estágio, organizando-se em subcapítulos, como criar </w:t>
+      </w:r>
+      <w:r>
+        <w:rPr>
+          <w:rFonts w:ascii="Times New Roman" w:eastAsia="Calibri" w:hAnsi="Times New Roman" w:cs="Times New Roman"/>
+          <w:kern w:val="0"/>
+          <w14:ligatures w14:val="none"/>
+        </w:rPr>
+        <w:t>famílias e</w:t>
+      </w:r>
+      <w:r>
+        <w:rPr>
+          <w:rFonts w:ascii="Times New Roman" w:eastAsia="Calibri" w:hAnsi="Times New Roman" w:cs="Times New Roman"/>
+          <w:kern w:val="0"/>
+          <w14:ligatures w14:val="none"/>
+        </w:rPr>
+        <w:t xml:space="preserve"> </w:t>
+      </w:r>
+      <w:proofErr w:type="gramStart"/>
+      <w:r>
+        <w:rPr>
+          <w:rFonts w:ascii="Times New Roman" w:eastAsia="Calibri" w:hAnsi="Times New Roman" w:cs="Times New Roman"/>
+          <w:kern w:val="0"/>
+          <w14:ligatures w14:val="none"/>
+        </w:rPr>
+        <w:t>parametriza-las</w:t>
+      </w:r>
+      <w:proofErr w:type="gramEnd"/>
+      <w:r>
+        <w:rPr>
+          <w:rFonts w:ascii="Times New Roman" w:eastAsia="Calibri" w:hAnsi="Times New Roman" w:cs="Times New Roman"/>
+          <w:kern w:val="0"/>
+          <w14:ligatures w14:val="none"/>
+        </w:rPr>
+        <w:t xml:space="preserve"> para subestações AT/MT, a modelação de subestações, incluindo o processo de projeto, as revisões e validação técnica em contexto real, e a produção de documentação técnica.</w:t>
       </w:r>
     </w:p>
     <w:p>
@@ -7530,7 +7562,23 @@
           <w:kern w:val="0"/>
           <w14:ligatures w14:val="none"/>
         </w:rPr>
-        <w:t>O Capítulo 4 – Atividades Complementares – apresenta as restantes tarefas desenvolvidas durante o estágio, nomeadamente a interpretação de diagramas unifilares, revisão de documentação técnica com base em comentários de clientes, seleção de equipamentos em diversos fornecedores e ajustes finais em peças tanto escritas como desenhadas para complementar em entregas finais.</w:t>
+        <w:t>O Capítulo 4 – Atividades Complementares – apresenta as restantes tarefas desenvolvidas durante o estágio, nomeadamente a interpretação de diagramas unifilares, revisão de documentação técnica com base em comentários de clientes, seleção de equipamentos em diversos fornecedores e</w:t>
+      </w:r>
+      <w:r>
+        <w:rPr>
+          <w:rFonts w:ascii="Times New Roman" w:eastAsia="Calibri" w:hAnsi="Times New Roman" w:cs="Times New Roman"/>
+          <w:kern w:val="0"/>
+          <w14:ligatures w14:val="none"/>
+        </w:rPr>
+        <w:t>ntre outras</w:t>
+      </w:r>
+      <w:r>
+        <w:rPr>
+          <w:rFonts w:ascii="Times New Roman" w:eastAsia="Calibri" w:hAnsi="Times New Roman" w:cs="Times New Roman"/>
+          <w:kern w:val="0"/>
+          <w14:ligatures w14:val="none"/>
+        </w:rPr>
+        <w:t>.</w:t>
       </w:r>
     </w:p>
     <w:p>
@@ -7548,7 +7596,23 @@
           <w:kern w:val="0"/>
           <w14:ligatures w14:val="none"/>
         </w:rPr>
-        <w:t>O Capítulo 5 – Conclusões – apresenta uma análise crítica do trabalho realizado face aos objetivos iniciais, os ensinamentos retirados e as perspetivas futuras.</w:t>
+        <w:t>O Capítulo 5 – Conclusões – apresenta uma análise crítica do trabalho realizado face aos objetivos iniciais, perspetivas futuras</w:t>
+      </w:r>
+      <w:r>
+        <w:rPr>
+          <w:rFonts w:ascii="Times New Roman" w:eastAsia="Calibri" w:hAnsi="Times New Roman" w:cs="Times New Roman"/>
+          <w:kern w:val="0"/>
+          <w14:ligatures w14:val="none"/>
+        </w:rPr>
+        <w:t xml:space="preserve"> e projetos nos quais o aluno esteve envolvido</w:t>
+      </w:r>
+      <w:r>
+        <w:rPr>
+          <w:rFonts w:ascii="Times New Roman" w:eastAsia="Calibri" w:hAnsi="Times New Roman" w:cs="Times New Roman"/>
+          <w:kern w:val="0"/>
+          <w14:ligatures w14:val="none"/>
+        </w:rPr>
+        <w:t>.</w:t>
       </w:r>
     </w:p>
     <w:p>
@@ -7568,6 +7632,26 @@
         </w:rPr>
         <w:t>Por fim, apresentam-se as Referências Bibliográficas consultadas e, em Anexo, os documentos complementares de suporte ao relatório.</w:t>
       </w:r>
+    </w:p>
+    <w:p>
+      <w:pPr>
+        <w:spacing w:after="200" w:line="360" w:lineRule="auto"/>
+        <w:rPr>
+          <w:rFonts w:ascii="Times New Roman" w:eastAsia="Calibri" w:hAnsi="Times New Roman" w:cs="Times New Roman"/>
+          <w:kern w:val="0"/>
+          <w14:ligatures w14:val="none"/>
+        </w:rPr>
+      </w:pPr>
+    </w:p>
+    <w:p>
+      <w:pPr>
+        <w:spacing w:after="200" w:line="360" w:lineRule="auto"/>
+        <w:rPr>
+          <w:rFonts w:ascii="Times New Roman" w:eastAsia="Calibri" w:hAnsi="Times New Roman" w:cs="Times New Roman"/>
+          <w:kern w:val="0"/>
+          <w14:ligatures w14:val="none"/>
+        </w:rPr>
+      </w:pPr>
     </w:p>
     <w:p>
       <w:pPr>
@@ -7600,7 +7684,7 @@
         </w:rPr>
       </w:pPr>
       <w:bookmarkStart w:id="25" w:name="_Toc232098053"/>
-      <w:bookmarkStart w:id="26" w:name="_Toc232182045"/>
+      <w:bookmarkStart w:id="26" w:name="_Toc232197218"/>
       <w:r>
         <w:rPr>
           <w:rFonts w:ascii="Times New Roman" w:eastAsia="Times New Roman" w:hAnsi="Times New Roman" w:cs="Times New Roman"/>
@@ -7648,7 +7732,7 @@
         </w:rPr>
         <w:tab/>
       </w:r>
-      <w:bookmarkStart w:id="27" w:name="_Toc232182046"/>
+      <w:bookmarkStart w:id="27" w:name="_Toc232197219"/>
       <w:r>
         <w:rPr>
           <w:rFonts w:ascii="Times New Roman" w:eastAsia="Times New Roman" w:hAnsi="Times New Roman" w:cs="Times New Roman"/>
@@ -7792,7 +7876,7 @@
           <w14:ligatures w14:val="none"/>
         </w:rPr>
       </w:pPr>
-      <w:bookmarkStart w:id="28" w:name="_Toc232182047"/>
+      <w:bookmarkStart w:id="28" w:name="_Toc232197220"/>
       <w:r>
         <w:rPr>
           <w:rFonts w:ascii="Times New Roman" w:eastAsia="Times New Roman" w:hAnsi="Times New Roman" w:cs="Times New Roman"/>
@@ -7984,7 +8068,7 @@
           <w14:ligatures w14:val="none"/>
         </w:rPr>
       </w:pPr>
-      <w:bookmarkStart w:id="29" w:name="_Toc232182048"/>
+      <w:bookmarkStart w:id="29" w:name="_Toc232197221"/>
       <w:r>
         <w:rPr>
           <w:rFonts w:ascii="Times New Roman" w:eastAsia="Times New Roman" w:hAnsi="Times New Roman" w:cs="Times New Roman"/>
@@ -8583,7 +8667,7 @@
           <w14:ligatures w14:val="none"/>
         </w:rPr>
       </w:pPr>
-      <w:bookmarkStart w:id="30" w:name="_Toc232182049"/>
+      <w:bookmarkStart w:id="30" w:name="_Toc232197222"/>
       <w:r>
         <w:rPr>
           <w:rFonts w:ascii="Times New Roman" w:eastAsia="Times New Roman" w:hAnsi="Times New Roman" w:cs="Times New Roman"/>
@@ -9246,7 +9330,7 @@
           <w14:ligatures w14:val="none"/>
         </w:rPr>
       </w:pPr>
-      <w:bookmarkStart w:id="31" w:name="_Toc232182050"/>
+      <w:bookmarkStart w:id="31" w:name="_Toc232197223"/>
       <w:r>
         <w:rPr>
           <w:rFonts w:ascii="Times New Roman" w:eastAsia="Times New Roman" w:hAnsi="Times New Roman" w:cs="Times New Roman"/>
@@ -9979,7 +10063,7 @@
           <w14:ligatures w14:val="none"/>
         </w:rPr>
       </w:pPr>
-      <w:bookmarkStart w:id="32" w:name="_Toc232182051"/>
+      <w:bookmarkStart w:id="32" w:name="_Toc232197224"/>
       <w:r>
         <w:rPr>
           <w:rFonts w:ascii="Times New Roman" w:eastAsia="Times New Roman" w:hAnsi="Times New Roman" w:cs="Times New Roman"/>
@@ -10394,7 +10478,7 @@
           <w14:ligatures w14:val="none"/>
         </w:rPr>
       </w:pPr>
-      <w:bookmarkStart w:id="33" w:name="_Toc232182052"/>
+      <w:bookmarkStart w:id="33" w:name="_Toc232197225"/>
       <w:r>
         <w:rPr>
           <w:rFonts w:ascii="Times New Roman" w:eastAsia="Times New Roman" w:hAnsi="Times New Roman" w:cs="Times New Roman"/>
@@ -10445,7 +10529,7 @@
           <w14:ligatures w14:val="none"/>
         </w:rPr>
       </w:pPr>
-      <w:bookmarkStart w:id="34" w:name="_Toc232182053"/>
+      <w:bookmarkStart w:id="34" w:name="_Toc232197226"/>
       <w:r>
         <w:rPr>
           <w:rFonts w:ascii="Times New Roman" w:eastAsia="Times New Roman" w:hAnsi="Times New Roman" w:cs="Times New Roman"/>
@@ -10473,41 +10557,10 @@
         <w:rPr>
           <w:rFonts w:ascii="Times New Roman" w:eastAsia="Times New Roman" w:hAnsi="Times New Roman" w:cs="Times New Roman"/>
           <w:kern w:val="0"/>
-          <w:shd w:val="clear" w:color="auto" w:fill="FFFF00"/>
-          <w:lang w:eastAsia="pt-PT"/>
-          <w14:ligatures w14:val="none"/>
-        </w:rPr>
-        <w:t xml:space="preserve">Sendo </w:t>
-      </w:r>
-      <w:r>
-        <w:rPr>
-          <w:rFonts w:ascii="Times New Roman" w:eastAsia="Times New Roman" w:hAnsi="Times New Roman" w:cs="Times New Roman"/>
-          <w:kern w:val="0"/>
-          <w:shd w:val="clear" w:color="auto" w:fill="FFFF00"/>
-          <w:lang w:eastAsia="pt-PT"/>
-          <w14:ligatures w14:val="none"/>
-        </w:rPr>
-        <w:t xml:space="preserve">uma ferramenta de modelação tridimensional integrada no </w:t>
-      </w:r>
-      <w:r>
-        <w:rPr>
-          <w:rFonts w:ascii="Times New Roman" w:eastAsia="Times New Roman" w:hAnsi="Times New Roman" w:cs="Times New Roman"/>
-          <w:kern w:val="0"/>
-          <w:shd w:val="clear" w:color="auto" w:fill="FFFF00"/>
-          <w:lang w:eastAsia="pt-PT"/>
-          <w14:ligatures w14:val="none"/>
-        </w:rPr>
-        <w:t>conceito</w:t>
-      </w:r>
-      <w:r>
-        <w:rPr>
-          <w:rFonts w:ascii="Times New Roman" w:eastAsia="Times New Roman" w:hAnsi="Times New Roman" w:cs="Times New Roman"/>
-          <w:kern w:val="0"/>
-          <w:shd w:val="clear" w:color="auto" w:fill="FFFF00"/>
-          <w:lang w:eastAsia="pt-PT"/>
-          <w14:ligatures w14:val="none"/>
-        </w:rPr>
-        <w:t xml:space="preserve"> BIM (</w:t>
+          <w:lang w:eastAsia="pt-PT"/>
+          <w14:ligatures w14:val="none"/>
+        </w:rPr>
+        <w:t>Sendo uma ferramenta de modelação tridimensional integrada no conceito BIM (</w:t>
       </w:r>
       <w:proofErr w:type="spellStart"/>
       <w:r>
@@ -10516,7 +10569,6 @@
           <w:i/>
           <w:iCs/>
           <w:kern w:val="0"/>
-          <w:shd w:val="clear" w:color="auto" w:fill="FFFF00"/>
           <w:lang w:eastAsia="pt-PT"/>
           <w14:ligatures w14:val="none"/>
         </w:rPr>
@@ -10529,7 +10581,6 @@
           <w:i/>
           <w:iCs/>
           <w:kern w:val="0"/>
-          <w:shd w:val="clear" w:color="auto" w:fill="FFFF00"/>
           <w:lang w:eastAsia="pt-PT"/>
           <w14:ligatures w14:val="none"/>
         </w:rPr>
@@ -10542,7 +10593,6 @@
           <w:i/>
           <w:iCs/>
           <w:kern w:val="0"/>
-          <w:shd w:val="clear" w:color="auto" w:fill="FFFF00"/>
           <w:lang w:eastAsia="pt-PT"/>
           <w14:ligatures w14:val="none"/>
         </w:rPr>
@@ -10555,7 +10605,6 @@
           <w:i/>
           <w:iCs/>
           <w:kern w:val="0"/>
-          <w:shd w:val="clear" w:color="auto" w:fill="FFFF00"/>
           <w:lang w:eastAsia="pt-PT"/>
           <w14:ligatures w14:val="none"/>
         </w:rPr>
@@ -10568,7 +10617,6 @@
           <w:i/>
           <w:iCs/>
           <w:kern w:val="0"/>
-          <w:shd w:val="clear" w:color="auto" w:fill="FFFF00"/>
           <w:lang w:eastAsia="pt-PT"/>
           <w14:ligatures w14:val="none"/>
         </w:rPr>
@@ -10579,18 +10627,16 @@
         <w:rPr>
           <w:rFonts w:ascii="Times New Roman" w:eastAsia="Times New Roman" w:hAnsi="Times New Roman" w:cs="Times New Roman"/>
           <w:kern w:val="0"/>
-          <w:shd w:val="clear" w:color="auto" w:fill="FFFF00"/>
-          <w:lang w:eastAsia="pt-PT"/>
-          <w14:ligatures w14:val="none"/>
-        </w:rPr>
-        <w:t xml:space="preserve">), amplamente utilizada em projetos de engenharia e arquitetura. Ao contrário das ferramentas de desenho assistido por computador tradicionais, como o </w:t>
+          <w:lang w:eastAsia="pt-PT"/>
+          <w14:ligatures w14:val="none"/>
+        </w:rPr>
+        <w:t xml:space="preserve">), amplamente utilizada em projetos de engenharia e arquitetura. Ao contrário das ferramentas de desenho, como o </w:t>
       </w:r>
       <w:proofErr w:type="spellStart"/>
       <w:r>
         <w:rPr>
           <w:rFonts w:ascii="Times New Roman" w:eastAsia="Times New Roman" w:hAnsi="Times New Roman" w:cs="Times New Roman"/>
           <w:kern w:val="0"/>
-          <w:shd w:val="clear" w:color="auto" w:fill="FFFF00"/>
           <w:lang w:eastAsia="pt-PT"/>
           <w14:ligatures w14:val="none"/>
         </w:rPr>
@@ -10601,7 +10647,6 @@
         <w:rPr>
           <w:rFonts w:ascii="Times New Roman" w:eastAsia="Times New Roman" w:hAnsi="Times New Roman" w:cs="Times New Roman"/>
           <w:kern w:val="0"/>
-          <w:shd w:val="clear" w:color="auto" w:fill="FFFF00"/>
           <w:lang w:eastAsia="pt-PT"/>
           <w14:ligatures w14:val="none"/>
         </w:rPr>
@@ -10612,7 +10657,6 @@
         <w:rPr>
           <w:rFonts w:ascii="Times New Roman" w:eastAsia="Times New Roman" w:hAnsi="Times New Roman" w:cs="Times New Roman"/>
           <w:kern w:val="0"/>
-          <w:shd w:val="clear" w:color="auto" w:fill="FFFF00"/>
           <w:lang w:eastAsia="pt-PT"/>
           <w14:ligatures w14:val="none"/>
         </w:rPr>
@@ -10623,29 +10667,26 @@
         <w:rPr>
           <w:rFonts w:ascii="Times New Roman" w:eastAsia="Times New Roman" w:hAnsi="Times New Roman" w:cs="Times New Roman"/>
           <w:kern w:val="0"/>
-          <w:shd w:val="clear" w:color="auto" w:fill="FFFF00"/>
-          <w:lang w:eastAsia="pt-PT"/>
-          <w14:ligatures w14:val="none"/>
-        </w:rPr>
-        <w:t xml:space="preserve"> não opera sobre ficheiros de linhas e geometrias independentes, mas sobre um modelo </w:t>
-      </w:r>
-      <w:r>
-        <w:rPr>
-          <w:rFonts w:ascii="Times New Roman" w:eastAsia="Times New Roman" w:hAnsi="Times New Roman" w:cs="Times New Roman"/>
-          <w:kern w:val="0"/>
-          <w:shd w:val="clear" w:color="auto" w:fill="FFFF00"/>
+          <w:lang w:eastAsia="pt-PT"/>
+          <w14:ligatures w14:val="none"/>
+        </w:rPr>
+        <w:t xml:space="preserve"> não opera sobre ficheiros de linhas e geometrias independentes, mas sobre um modelo centralizado no qual cada elemento </w:t>
+      </w:r>
+      <w:r>
+        <w:rPr>
+          <w:rFonts w:ascii="Times New Roman" w:eastAsia="Times New Roman" w:hAnsi="Times New Roman" w:cs="Times New Roman"/>
+          <w:kern w:val="0"/>
           <w:lang w:eastAsia="pt-PT"/>
           <w14:ligatures w14:val="none"/>
         </w:rPr>
         <w:lastRenderedPageBreak/>
-        <w:t xml:space="preserve">centralizado no qual cada elemento possui atributos técnicos associados, como dimensões, materiais e referências de fabricante. Esta diferença fundamental implica uma mudança de abordagem por parte do utilizador: enquanto no </w:t>
+        <w:t xml:space="preserve">possui atributos técnicos associados, como dimensões, materiais e referências de fabricante. Esta diferença fundamental implica uma mudança de abordagem por parte do utilizador: enquanto no </w:t>
       </w:r>
       <w:proofErr w:type="spellStart"/>
       <w:r>
         <w:rPr>
           <w:rFonts w:ascii="Times New Roman" w:eastAsia="Times New Roman" w:hAnsi="Times New Roman" w:cs="Times New Roman"/>
           <w:kern w:val="0"/>
-          <w:shd w:val="clear" w:color="auto" w:fill="FFFF00"/>
           <w:lang w:eastAsia="pt-PT"/>
           <w14:ligatures w14:val="none"/>
         </w:rPr>
@@ -10656,7 +10697,6 @@
         <w:rPr>
           <w:rFonts w:ascii="Times New Roman" w:eastAsia="Times New Roman" w:hAnsi="Times New Roman" w:cs="Times New Roman"/>
           <w:kern w:val="0"/>
-          <w:shd w:val="clear" w:color="auto" w:fill="FFFF00"/>
           <w:lang w:eastAsia="pt-PT"/>
           <w14:ligatures w14:val="none"/>
         </w:rPr>
@@ -10667,7 +10707,6 @@
         <w:rPr>
           <w:rFonts w:ascii="Times New Roman" w:eastAsia="Times New Roman" w:hAnsi="Times New Roman" w:cs="Times New Roman"/>
           <w:kern w:val="0"/>
-          <w:shd w:val="clear" w:color="auto" w:fill="FFFF00"/>
           <w:lang w:eastAsia="pt-PT"/>
           <w14:ligatures w14:val="none"/>
         </w:rPr>
@@ -10678,7 +10717,6 @@
         <w:rPr>
           <w:rFonts w:ascii="Times New Roman" w:eastAsia="Times New Roman" w:hAnsi="Times New Roman" w:cs="Times New Roman"/>
           <w:kern w:val="0"/>
-          <w:shd w:val="clear" w:color="auto" w:fill="FFFF00"/>
           <w:lang w:eastAsia="pt-PT"/>
           <w14:ligatures w14:val="none"/>
         </w:rPr>
@@ -10700,7 +10738,6 @@
         <w:rPr>
           <w:rFonts w:ascii="Times New Roman" w:eastAsia="Times New Roman" w:hAnsi="Times New Roman" w:cs="Times New Roman"/>
           <w:kern w:val="0"/>
-          <w:shd w:val="clear" w:color="auto" w:fill="FFFF00"/>
           <w:lang w:eastAsia="pt-PT"/>
           <w14:ligatures w14:val="none"/>
         </w:rPr>
@@ -10711,7 +10748,6 @@
         <w:rPr>
           <w:rFonts w:ascii="Times New Roman" w:eastAsia="Times New Roman" w:hAnsi="Times New Roman" w:cs="Times New Roman"/>
           <w:kern w:val="0"/>
-          <w:shd w:val="clear" w:color="auto" w:fill="FFFF00"/>
           <w:lang w:eastAsia="pt-PT"/>
           <w14:ligatures w14:val="none"/>
         </w:rPr>
@@ -10722,7 +10758,6 @@
         <w:rPr>
           <w:rFonts w:ascii="Times New Roman" w:eastAsia="Times New Roman" w:hAnsi="Times New Roman" w:cs="Times New Roman"/>
           <w:kern w:val="0"/>
-          <w:shd w:val="clear" w:color="auto" w:fill="FFFF00"/>
           <w:lang w:eastAsia="pt-PT"/>
           <w14:ligatures w14:val="none"/>
         </w:rPr>
@@ -10733,7 +10768,6 @@
         <w:rPr>
           <w:rFonts w:ascii="Times New Roman" w:eastAsia="Times New Roman" w:hAnsi="Times New Roman" w:cs="Times New Roman"/>
           <w:kern w:val="0"/>
-          <w:shd w:val="clear" w:color="auto" w:fill="FFFF00"/>
           <w:lang w:eastAsia="pt-PT"/>
           <w14:ligatures w14:val="none"/>
         </w:rPr>
@@ -10744,7 +10778,6 @@
         <w:rPr>
           <w:rFonts w:ascii="Times New Roman" w:eastAsia="Times New Roman" w:hAnsi="Times New Roman" w:cs="Times New Roman"/>
           <w:kern w:val="0"/>
-          <w:shd w:val="clear" w:color="auto" w:fill="FFFF00"/>
           <w:lang w:eastAsia="pt-PT"/>
           <w14:ligatures w14:val="none"/>
         </w:rPr>
@@ -10755,7 +10788,6 @@
         <w:rPr>
           <w:rFonts w:ascii="Times New Roman" w:eastAsia="Times New Roman" w:hAnsi="Times New Roman" w:cs="Times New Roman"/>
           <w:kern w:val="0"/>
-          <w:shd w:val="clear" w:color="auto" w:fill="FFFF00"/>
           <w:lang w:eastAsia="pt-PT"/>
           <w14:ligatures w14:val="none"/>
         </w:rPr>
@@ -10766,18 +10798,34 @@
         <w:rPr>
           <w:rFonts w:ascii="Times New Roman" w:eastAsia="Times New Roman" w:hAnsi="Times New Roman" w:cs="Times New Roman"/>
           <w:kern w:val="0"/>
-          <w:shd w:val="clear" w:color="auto" w:fill="FFFF00"/>
-          <w:lang w:eastAsia="pt-PT"/>
-          <w14:ligatures w14:val="none"/>
-        </w:rPr>
-        <w:t xml:space="preserve"> a duas dimensões, definindo o seu perfil e cotas com rigor, e posteriormente construir uma perspetiva tridimensional no próprio </w:t>
+          <w:lang w:eastAsia="pt-PT"/>
+          <w14:ligatures w14:val="none"/>
+        </w:rPr>
+        <w:t xml:space="preserve"> a duas dimensões, </w:t>
+      </w:r>
+      <w:r>
+        <w:rPr>
+          <w:rFonts w:ascii="Times New Roman" w:eastAsia="Times New Roman" w:hAnsi="Times New Roman" w:cs="Times New Roman"/>
+          <w:kern w:val="0"/>
+          <w:lang w:eastAsia="pt-PT"/>
+          <w14:ligatures w14:val="none"/>
+        </w:rPr>
+        <w:t xml:space="preserve">ao definir as vistas </w:t>
+      </w:r>
+      <w:r>
+        <w:rPr>
+          <w:rFonts w:ascii="Times New Roman" w:eastAsia="Times New Roman" w:hAnsi="Times New Roman" w:cs="Times New Roman"/>
+          <w:kern w:val="0"/>
+          <w:lang w:eastAsia="pt-PT"/>
+          <w14:ligatures w14:val="none"/>
+        </w:rPr>
+        <w:t xml:space="preserve">com rigor, e posteriormente construir uma perspetiva tridimensional no próprio </w:t>
       </w:r>
       <w:proofErr w:type="spellStart"/>
       <w:r>
         <w:rPr>
           <w:rFonts w:ascii="Times New Roman" w:eastAsia="Times New Roman" w:hAnsi="Times New Roman" w:cs="Times New Roman"/>
           <w:kern w:val="0"/>
-          <w:shd w:val="clear" w:color="auto" w:fill="FFFF00"/>
           <w:lang w:eastAsia="pt-PT"/>
           <w14:ligatures w14:val="none"/>
         </w:rPr>
@@ -10788,7 +10836,6 @@
         <w:rPr>
           <w:rFonts w:ascii="Times New Roman" w:eastAsia="Times New Roman" w:hAnsi="Times New Roman" w:cs="Times New Roman"/>
           <w:kern w:val="0"/>
-          <w:shd w:val="clear" w:color="auto" w:fill="FFFF00"/>
           <w:lang w:eastAsia="pt-PT"/>
           <w14:ligatures w14:val="none"/>
         </w:rPr>
@@ -10799,7 +10846,6 @@
         <w:rPr>
           <w:rFonts w:ascii="Times New Roman" w:eastAsia="Times New Roman" w:hAnsi="Times New Roman" w:cs="Times New Roman"/>
           <w:kern w:val="0"/>
-          <w:shd w:val="clear" w:color="auto" w:fill="FFFF00"/>
           <w:lang w:eastAsia="pt-PT"/>
           <w14:ligatures w14:val="none"/>
         </w:rPr>
@@ -10810,18 +10856,43 @@
         <w:rPr>
           <w:rFonts w:ascii="Times New Roman" w:eastAsia="Times New Roman" w:hAnsi="Times New Roman" w:cs="Times New Roman"/>
           <w:kern w:val="0"/>
-          <w:shd w:val="clear" w:color="auto" w:fill="FFFF00"/>
-          <w:lang w:eastAsia="pt-PT"/>
-          <w14:ligatures w14:val="none"/>
-        </w:rPr>
-        <w:t xml:space="preserve">, onde o utilizador navega entre as diferentes vistas — frontal, lateral, superior — e vai desenhando por cima, ajustando as geometrias até obter o elemento pretendido. Esta abordagem, embora eficaz para quem está a iniciar o contacto com a ferramenta, revela-se progressivamente demorada, e à medida que o utilizador consolida o domínio do </w:t>
+          <w:lang w:eastAsia="pt-PT"/>
+          <w14:ligatures w14:val="none"/>
+        </w:rPr>
+        <w:t>, sendo assim importando para o mesmo</w:t>
+      </w:r>
+      <w:r>
+        <w:rPr>
+          <w:rFonts w:ascii="Times New Roman" w:eastAsia="Times New Roman" w:hAnsi="Times New Roman" w:cs="Times New Roman"/>
+          <w:kern w:val="0"/>
+          <w:lang w:eastAsia="pt-PT"/>
+          <w14:ligatures w14:val="none"/>
+        </w:rPr>
+        <w:t>, onde o utilizador navega entre as diferentes vistas — frontal, lateral, superior — e vai desenhando por cima,</w:t>
+      </w:r>
+      <w:r>
+        <w:rPr>
+          <w:rFonts w:ascii="Times New Roman" w:eastAsia="Times New Roman" w:hAnsi="Times New Roman" w:cs="Times New Roman"/>
+          <w:kern w:val="0"/>
+          <w:lang w:eastAsia="pt-PT"/>
+          <w14:ligatures w14:val="none"/>
+        </w:rPr>
+        <w:t xml:space="preserve"> desse esboço,</w:t>
+      </w:r>
+      <w:r>
+        <w:rPr>
+          <w:rFonts w:ascii="Times New Roman" w:eastAsia="Times New Roman" w:hAnsi="Times New Roman" w:cs="Times New Roman"/>
+          <w:kern w:val="0"/>
+          <w:lang w:eastAsia="pt-PT"/>
+          <w14:ligatures w14:val="none"/>
+        </w:rPr>
+        <w:t xml:space="preserve"> ajustando as geometrias até obter o elemento pretendido. Esta abordagem, embora eficaz para quem está a iniciar o contacto com a ferramenta, revela-se progressivamente demorada, e à medida que o utilizador consolida o domínio do </w:t>
       </w:r>
       <w:proofErr w:type="spellStart"/>
       <w:r>
         <w:rPr>
           <w:rFonts w:ascii="Times New Roman" w:eastAsia="Times New Roman" w:hAnsi="Times New Roman" w:cs="Times New Roman"/>
           <w:kern w:val="0"/>
-          <w:shd w:val="clear" w:color="auto" w:fill="FFFF00"/>
           <w:lang w:eastAsia="pt-PT"/>
           <w14:ligatures w14:val="none"/>
         </w:rPr>
@@ -10832,7 +10903,6 @@
         <w:rPr>
           <w:rFonts w:ascii="Times New Roman" w:eastAsia="Times New Roman" w:hAnsi="Times New Roman" w:cs="Times New Roman"/>
           <w:kern w:val="0"/>
-          <w:shd w:val="clear" w:color="auto" w:fill="FFFF00"/>
           <w:lang w:eastAsia="pt-PT"/>
           <w14:ligatures w14:val="none"/>
         </w:rPr>
@@ -10854,7 +10924,6 @@
         <w:rPr>
           <w:rFonts w:ascii="Times New Roman" w:eastAsia="Times New Roman" w:hAnsi="Times New Roman" w:cs="Times New Roman"/>
           <w:kern w:val="0"/>
-          <w:shd w:val="clear" w:color="auto" w:fill="FFFF00"/>
           <w:lang w:eastAsia="pt-PT"/>
           <w14:ligatures w14:val="none"/>
         </w:rPr>
@@ -10865,7 +10934,6 @@
         <w:rPr>
           <w:rFonts w:ascii="Times New Roman" w:eastAsia="Times New Roman" w:hAnsi="Times New Roman" w:cs="Times New Roman"/>
           <w:kern w:val="0"/>
-          <w:shd w:val="clear" w:color="auto" w:fill="FFFF00"/>
           <w:lang w:eastAsia="pt-PT"/>
           <w14:ligatures w14:val="none"/>
         </w:rPr>
@@ -10876,7 +10944,6 @@
         <w:rPr>
           <w:rFonts w:ascii="Times New Roman" w:eastAsia="Times New Roman" w:hAnsi="Times New Roman" w:cs="Times New Roman"/>
           <w:kern w:val="0"/>
-          <w:shd w:val="clear" w:color="auto" w:fill="FFFF00"/>
           <w:lang w:eastAsia="pt-PT"/>
           <w14:ligatures w14:val="none"/>
         </w:rPr>
@@ -10887,7 +10954,6 @@
         <w:rPr>
           <w:rFonts w:ascii="Times New Roman" w:eastAsia="Times New Roman" w:hAnsi="Times New Roman" w:cs="Times New Roman"/>
           <w:kern w:val="0"/>
-          <w:shd w:val="clear" w:color="auto" w:fill="FFFF00"/>
           <w:lang w:eastAsia="pt-PT"/>
           <w14:ligatures w14:val="none"/>
         </w:rPr>
@@ -10898,7 +10964,6 @@
         <w:rPr>
           <w:rFonts w:ascii="Times New Roman" w:eastAsia="Times New Roman" w:hAnsi="Times New Roman" w:cs="Times New Roman"/>
           <w:kern w:val="0"/>
-          <w:shd w:val="clear" w:color="auto" w:fill="FFFF00"/>
           <w:lang w:eastAsia="pt-PT"/>
           <w14:ligatures w14:val="none"/>
         </w:rPr>
@@ -10909,7 +10974,6 @@
         <w:rPr>
           <w:rFonts w:ascii="Times New Roman" w:eastAsia="Times New Roman" w:hAnsi="Times New Roman" w:cs="Times New Roman"/>
           <w:kern w:val="0"/>
-          <w:shd w:val="clear" w:color="auto" w:fill="FFFF00"/>
           <w:lang w:eastAsia="pt-PT"/>
           <w14:ligatures w14:val="none"/>
         </w:rPr>
@@ -10920,33 +10984,82 @@
         <w:rPr>
           <w:rFonts w:ascii="Times New Roman" w:eastAsia="Times New Roman" w:hAnsi="Times New Roman" w:cs="Times New Roman"/>
           <w:kern w:val="0"/>
-          <w:shd w:val="clear" w:color="auto" w:fill="FFFF00"/>
-          <w:lang w:eastAsia="pt-PT"/>
-          <w14:ligatures w14:val="none"/>
-        </w:rPr>
-        <w:t xml:space="preserve"> são organizados sob o conceito de </w:t>
-      </w:r>
-      <w:r>
-        <w:rPr>
-          <w:rFonts w:ascii="Times New Roman" w:eastAsia="Times New Roman" w:hAnsi="Times New Roman" w:cs="Times New Roman"/>
-          <w:i/>
-          <w:iCs/>
-          <w:kern w:val="0"/>
-          <w:shd w:val="clear" w:color="auto" w:fill="FFFF00"/>
-          <w:lang w:eastAsia="pt-PT"/>
-          <w14:ligatures w14:val="none"/>
-        </w:rPr>
-        <w:t>família</w:t>
-      </w:r>
-      <w:r>
-        <w:rPr>
-          <w:rFonts w:ascii="Times New Roman" w:eastAsia="Times New Roman" w:hAnsi="Times New Roman" w:cs="Times New Roman"/>
-          <w:kern w:val="0"/>
-          <w:shd w:val="clear" w:color="auto" w:fill="FFFF00"/>
-          <w:lang w:eastAsia="pt-PT"/>
-          <w14:ligatures w14:val="none"/>
-        </w:rPr>
-        <w:t xml:space="preserve"> — um objeto paramétrico reutilizável, com geometria e parâmetros definidos, que pode ser instanciado múltiplas vezes num projeto ou transportado entre projetos distintos. A distinção entre família e modelo de projeto é um dos primeiros conceitos que o utilizador tem de assimilar, e a sua compreensão plena apenas se consolida com a utilização continuada da ferramenta.</w:t>
+          <w:lang w:eastAsia="pt-PT"/>
+          <w14:ligatures w14:val="none"/>
+        </w:rPr>
+        <w:t xml:space="preserve"> são organizados sob o conceito de família</w:t>
+      </w:r>
+      <w:r>
+        <w:rPr>
+          <w:rFonts w:ascii="Times New Roman" w:eastAsia="Times New Roman" w:hAnsi="Times New Roman" w:cs="Times New Roman"/>
+          <w:kern w:val="0"/>
+          <w:lang w:eastAsia="pt-PT"/>
+          <w14:ligatures w14:val="none"/>
+        </w:rPr>
+        <w:t xml:space="preserve">, </w:t>
+      </w:r>
+      <w:r>
+        <w:rPr>
+          <w:rFonts w:ascii="Times New Roman" w:eastAsia="Times New Roman" w:hAnsi="Times New Roman" w:cs="Times New Roman"/>
+          <w:kern w:val="0"/>
+          <w:lang w:eastAsia="pt-PT"/>
+          <w14:ligatures w14:val="none"/>
+        </w:rPr>
+        <w:t>um objeto paramétrico reutilizável, com geometria e parâmetros definidos, que pode ser instanciado múltiplas vezes num projeto ou</w:t>
+      </w:r>
+      <w:r>
+        <w:rPr>
+          <w:rFonts w:ascii="Times New Roman" w:eastAsia="Times New Roman" w:hAnsi="Times New Roman" w:cs="Times New Roman"/>
+          <w:kern w:val="0"/>
+          <w:lang w:eastAsia="pt-PT"/>
+          <w14:ligatures w14:val="none"/>
+        </w:rPr>
+        <w:t xml:space="preserve"> com diferentes tipos</w:t>
+      </w:r>
+      <w:r>
+        <w:rPr>
+          <w:rFonts w:ascii="Times New Roman" w:eastAsia="Times New Roman" w:hAnsi="Times New Roman" w:cs="Times New Roman"/>
+          <w:kern w:val="0"/>
+          <w:lang w:eastAsia="pt-PT"/>
+          <w14:ligatures w14:val="none"/>
+        </w:rPr>
+        <w:t xml:space="preserve"> transportado</w:t>
+      </w:r>
+      <w:r>
+        <w:rPr>
+          <w:rFonts w:ascii="Times New Roman" w:eastAsia="Times New Roman" w:hAnsi="Times New Roman" w:cs="Times New Roman"/>
+          <w:kern w:val="0"/>
+          <w:lang w:eastAsia="pt-PT"/>
+          <w14:ligatures w14:val="none"/>
+        </w:rPr>
+        <w:t>s</w:t>
+      </w:r>
+      <w:r>
+        <w:rPr>
+          <w:rFonts w:ascii="Times New Roman" w:eastAsia="Times New Roman" w:hAnsi="Times New Roman" w:cs="Times New Roman"/>
+          <w:kern w:val="0"/>
+          <w:lang w:eastAsia="pt-PT"/>
+          <w14:ligatures w14:val="none"/>
+        </w:rPr>
+        <w:t xml:space="preserve"> entre projetos distintos. A distinção entre família e modelo de projeto é um dos primeiros conceitos que o utilizador tem de assimilar, e a sua compreensão plena apenas se consolida com a utilização </w:t>
+      </w:r>
+      <w:r>
+        <w:rPr>
+          <w:rFonts w:ascii="Times New Roman" w:eastAsia="Times New Roman" w:hAnsi="Times New Roman" w:cs="Times New Roman"/>
+          <w:kern w:val="0"/>
+          <w:lang w:eastAsia="pt-PT"/>
+          <w14:ligatures w14:val="none"/>
+        </w:rPr>
+        <w:t>diária</w:t>
+      </w:r>
+      <w:r>
+        <w:rPr>
+          <w:rFonts w:ascii="Times New Roman" w:eastAsia="Times New Roman" w:hAnsi="Times New Roman" w:cs="Times New Roman"/>
+          <w:kern w:val="0"/>
+          <w:lang w:eastAsia="pt-PT"/>
+          <w14:ligatures w14:val="none"/>
+        </w:rPr>
+        <w:t xml:space="preserve"> da ferramenta.</w:t>
       </w:r>
     </w:p>
     <w:p>
@@ -10964,7 +11077,6 @@
         <w:rPr>
           <w:rFonts w:ascii="Times New Roman" w:eastAsia="Times New Roman" w:hAnsi="Times New Roman" w:cs="Times New Roman"/>
           <w:kern w:val="0"/>
-          <w:shd w:val="clear" w:color="auto" w:fill="FFFF00"/>
           <w:lang w:eastAsia="pt-PT"/>
           <w14:ligatures w14:val="none"/>
         </w:rPr>
@@ -10975,7 +11087,6 @@
         <w:rPr>
           <w:rFonts w:ascii="Times New Roman" w:eastAsia="Times New Roman" w:hAnsi="Times New Roman" w:cs="Times New Roman"/>
           <w:kern w:val="0"/>
-          <w:shd w:val="clear" w:color="auto" w:fill="FFFF00"/>
           <w:lang w:eastAsia="pt-PT"/>
           <w14:ligatures w14:val="none"/>
         </w:rPr>
@@ -10986,44 +11097,74 @@
         <w:rPr>
           <w:rFonts w:ascii="Times New Roman" w:eastAsia="Times New Roman" w:hAnsi="Times New Roman" w:cs="Times New Roman"/>
           <w:kern w:val="0"/>
-          <w:shd w:val="clear" w:color="auto" w:fill="FFFF00"/>
-          <w:lang w:eastAsia="pt-PT"/>
-          <w14:ligatures w14:val="none"/>
-        </w:rPr>
-        <w:t xml:space="preserve">, e que exige adaptação por parte de quem inicia a sua utilização, é a forma como a ferramenta gere as restrições geométricas. O </w:t>
-      </w:r>
-      <w:proofErr w:type="spellStart"/>
-      <w:r>
-        <w:rPr>
-          <w:rFonts w:ascii="Times New Roman" w:eastAsia="Times New Roman" w:hAnsi="Times New Roman" w:cs="Times New Roman"/>
-          <w:kern w:val="0"/>
-          <w:shd w:val="clear" w:color="auto" w:fill="FFFF00"/>
-          <w:lang w:eastAsia="pt-PT"/>
-          <w14:ligatures w14:val="none"/>
-        </w:rPr>
-        <w:t>Revit</w:t>
-      </w:r>
-      <w:proofErr w:type="spellEnd"/>
-      <w:r>
-        <w:rPr>
-          <w:rFonts w:ascii="Times New Roman" w:eastAsia="Times New Roman" w:hAnsi="Times New Roman" w:cs="Times New Roman"/>
-          <w:kern w:val="0"/>
-          <w:shd w:val="clear" w:color="auto" w:fill="FFFF00"/>
-          <w:lang w:eastAsia="pt-PT"/>
-          <w14:ligatures w14:val="none"/>
-        </w:rPr>
-        <w:t xml:space="preserve"> impõe uma lógica interna rigorosa: determinadas operações só são possíveis em condições específicas, e o programa sinaliza, através de mensagens de erro, qualquer situação em que os constrangimentos definidos não possam ser satisfeitos. Esta característica, que num utilizador experiente se traduz em rapidez e consistência do modelo, pode representar uma curva de aprendizagem significativa numa fase inicial, exigindo que o utilizador compreenda as regras que governam cada operação </w:t>
-      </w:r>
-      <w:r>
-        <w:rPr>
-          <w:rFonts w:ascii="Times New Roman" w:eastAsia="Times New Roman" w:hAnsi="Times New Roman" w:cs="Times New Roman"/>
-          <w:kern w:val="0"/>
-          <w:shd w:val="clear" w:color="auto" w:fill="FFFF00"/>
+          <w:lang w:eastAsia="pt-PT"/>
+          <w14:ligatures w14:val="none"/>
+        </w:rPr>
+        <w:t>, e que exige adaptação por parte de quem inicia a sua utilização, é a forma como a ferramenta gere as restrições geométricas</w:t>
+      </w:r>
+      <w:r>
+        <w:rPr>
+          <w:rFonts w:ascii="Times New Roman" w:eastAsia="Times New Roman" w:hAnsi="Times New Roman" w:cs="Times New Roman"/>
+          <w:kern w:val="0"/>
+          <w:lang w:eastAsia="pt-PT"/>
+          <w14:ligatures w14:val="none"/>
+        </w:rPr>
+        <w:t>,</w:t>
+      </w:r>
+      <w:r>
+        <w:rPr>
+          <w:rFonts w:ascii="Times New Roman" w:eastAsia="Times New Roman" w:hAnsi="Times New Roman" w:cs="Times New Roman"/>
+          <w:kern w:val="0"/>
+          <w:lang w:eastAsia="pt-PT"/>
+          <w14:ligatures w14:val="none"/>
+        </w:rPr>
+        <w:t xml:space="preserve"> </w:t>
+      </w:r>
+      <w:r>
+        <w:rPr>
+          <w:rFonts w:ascii="Times New Roman" w:eastAsia="Times New Roman" w:hAnsi="Times New Roman" w:cs="Times New Roman"/>
+          <w:kern w:val="0"/>
+          <w:lang w:eastAsia="pt-PT"/>
+          <w14:ligatures w14:val="none"/>
+        </w:rPr>
+        <w:t xml:space="preserve">devido a </w:t>
+      </w:r>
+      <w:r>
+        <w:rPr>
+          <w:rFonts w:ascii="Times New Roman" w:eastAsia="Times New Roman" w:hAnsi="Times New Roman" w:cs="Times New Roman"/>
+          <w:kern w:val="0"/>
+          <w:lang w:eastAsia="pt-PT"/>
+          <w14:ligatures w14:val="none"/>
+        </w:rPr>
+        <w:t>lógicas</w:t>
+      </w:r>
+      <w:r>
+        <w:rPr>
+          <w:rFonts w:ascii="Times New Roman" w:eastAsia="Times New Roman" w:hAnsi="Times New Roman" w:cs="Times New Roman"/>
+          <w:kern w:val="0"/>
+          <w:lang w:eastAsia="pt-PT"/>
+          <w14:ligatures w14:val="none"/>
+        </w:rPr>
+        <w:t xml:space="preserve"> extremamente rigorosas,</w:t>
+      </w:r>
+      <w:r>
+        <w:rPr>
+          <w:rFonts w:ascii="Times New Roman" w:eastAsia="Times New Roman" w:hAnsi="Times New Roman" w:cs="Times New Roman"/>
+          <w:kern w:val="0"/>
+          <w:lang w:eastAsia="pt-PT"/>
+          <w14:ligatures w14:val="none"/>
+        </w:rPr>
+        <w:t xml:space="preserve"> determinadas operações só são possíveis em condições específicas, e o programa sinaliza, através de mensagens de erro, qualquer situação em que os constrangimentos definidos não possam ser satisfeitos. Esta característica, que num utilizador experiente se traduz em rapidez e consistência do modelo, pode representar uma curva de aprendizagem significativa numa fase inicial, exigindo que o utilizador compreenda as regras que governam cada operação antes de a executar. Com a prática diária, esta lógica torna-se intuitiva e passa a ser encarada como </w:t>
+      </w:r>
+      <w:r>
+        <w:rPr>
+          <w:rFonts w:ascii="Times New Roman" w:eastAsia="Times New Roman" w:hAnsi="Times New Roman" w:cs="Times New Roman"/>
+          <w:kern w:val="0"/>
           <w:lang w:eastAsia="pt-PT"/>
           <w14:ligatures w14:val="none"/>
         </w:rPr>
         <w:lastRenderedPageBreak/>
-        <w:t>antes de a executar. Com a prática diária, esta lógica torna-se intuitiva e passa a ser encarada como uma vantagem, na medida em que garante a coerência geométrica de todos os elementos do modelo.</w:t>
+        <w:t>uma vantagem, na medida em que garante a coerência geométrica de todos os elementos do modelo.</w:t>
       </w:r>
     </w:p>
     <w:p>
@@ -11046,7 +11187,7 @@
           <w14:ligatures w14:val="none"/>
         </w:rPr>
       </w:pPr>
-      <w:bookmarkStart w:id="35" w:name="_Toc232182054"/>
+      <w:bookmarkStart w:id="35" w:name="_Toc232197227"/>
       <w:r>
         <w:rPr>
           <w:rFonts w:ascii="Times New Roman" w:eastAsia="Times New Roman" w:hAnsi="Times New Roman" w:cs="Times New Roman"/>
@@ -11061,26 +11202,30 @@
     </w:p>
     <w:p>
       <w:pPr>
-        <w:spacing w:after="200" w:line="276" w:lineRule="auto"/>
-        <w:rPr>
-          <w:rFonts w:ascii="Times New Roman" w:eastAsia="Calibri" w:hAnsi="Times New Roman" w:cs="Times New Roman"/>
-          <w:kern w:val="0"/>
-          <w14:ligatures w14:val="none"/>
-        </w:rPr>
-      </w:pPr>
-      <w:r>
-        <w:rPr>
-          <w:rFonts w:ascii="Times New Roman" w:eastAsia="Calibri" w:hAnsi="Times New Roman" w:cs="Times New Roman"/>
-          <w:kern w:val="0"/>
-          <w14:ligatures w14:val="none"/>
-        </w:rPr>
-        <w:t xml:space="preserve">"Escreve em português europeu, estilo impessoal, académico, justificado, sem listas. Tema: conceito de família no </w:t>
+        <w:spacing w:after="120" w:line="360" w:lineRule="auto"/>
+        <w:jc w:val="both"/>
+        <w:rPr>
+          <w:rFonts w:ascii="Times New Roman" w:eastAsia="Times New Roman" w:hAnsi="Times New Roman" w:cs="Times New Roman"/>
+          <w:kern w:val="0"/>
+          <w:lang w:eastAsia="pt-PT"/>
+          <w14:ligatures w14:val="none"/>
+        </w:rPr>
+      </w:pPr>
+      <w:r>
+        <w:rPr>
+          <w:rFonts w:ascii="Times New Roman" w:eastAsia="Times New Roman" w:hAnsi="Times New Roman" w:cs="Times New Roman"/>
+          <w:kern w:val="0"/>
+          <w:lang w:eastAsia="pt-PT"/>
+          <w14:ligatures w14:val="none"/>
+        </w:rPr>
+        <w:t xml:space="preserve"> No contexto do projeto de subestações de alta e média tensão, a criação de famílias no </w:t>
       </w:r>
       <w:proofErr w:type="spellStart"/>
       <w:r>
         <w:rPr>
-          <w:rFonts w:ascii="Times New Roman" w:eastAsia="Calibri" w:hAnsi="Times New Roman" w:cs="Times New Roman"/>
-          <w:kern w:val="0"/>
+          <w:rFonts w:ascii="Times New Roman" w:eastAsia="Times New Roman" w:hAnsi="Times New Roman" w:cs="Times New Roman"/>
+          <w:kern w:val="0"/>
+          <w:lang w:eastAsia="pt-PT"/>
           <w14:ligatures w14:val="none"/>
         </w:rPr>
         <w:t>Revit</w:t>
@@ -11088,11 +11233,30 @@
       <w:proofErr w:type="spellEnd"/>
       <w:r>
         <w:rPr>
-          <w:rFonts w:ascii="Times New Roman" w:eastAsia="Calibri" w:hAnsi="Times New Roman" w:cs="Times New Roman"/>
-          <w:kern w:val="0"/>
-          <w14:ligatures w14:val="none"/>
-        </w:rPr>
-        <w:t>, processo de criação e parametrização de famílias de componentes para subestações AT/MT (elementos civis como muros e edifícios, eletrotécnicos como transformadores e quadros MT, eletromecânicos como disjuntores e seccionadores), e desafios encontrados na modelação fiel a fichas técnicas de fabricantes, faz me perguntas caso precises!"</w:t>
+          <w:rFonts w:ascii="Times New Roman" w:eastAsia="Times New Roman" w:hAnsi="Times New Roman" w:cs="Times New Roman"/>
+          <w:kern w:val="0"/>
+          <w:lang w:eastAsia="pt-PT"/>
+          <w14:ligatures w14:val="none"/>
+        </w:rPr>
+        <w:t xml:space="preserve"> constitui uma das tarefas mais exigentes e determinantes para a qualidade do modelo. Uma subestação é composta por uma grande diversidade de componentes — civis, eletrotécnicos e eletromecânicos — cuja representação tridimensional fiel exige que cada família seja construída de raiz, uma vez que </w:t>
+      </w:r>
+      <w:r>
+        <w:rPr>
+          <w:rFonts w:ascii="Times New Roman" w:eastAsia="Times New Roman" w:hAnsi="Times New Roman" w:cs="Times New Roman"/>
+          <w:kern w:val="0"/>
+          <w:lang w:eastAsia="pt-PT"/>
+          <w14:ligatures w14:val="none"/>
+        </w:rPr>
+        <w:t>a mesma</w:t>
+      </w:r>
+      <w:r>
+        <w:rPr>
+          <w:rFonts w:ascii="Times New Roman" w:eastAsia="Times New Roman" w:hAnsi="Times New Roman" w:cs="Times New Roman"/>
+          <w:kern w:val="0"/>
+          <w:lang w:eastAsia="pt-PT"/>
+          <w14:ligatures w14:val="none"/>
+        </w:rPr>
+        <w:t xml:space="preserve"> não dispõe nativamente das famílias específicas necessárias a este tipo de instalação. O processo de criação de famílias envolve três fases distintas e sequenciais: a investigação e referenciação técnica do componente a modelar, a modelação e parametrização da família, e a sua integração no modelo de subestação.</w:t>
       </w:r>
     </w:p>
     <w:p>
@@ -11115,7 +11279,7 @@
           <w14:ligatures w14:val="none"/>
         </w:rPr>
       </w:pPr>
-      <w:bookmarkStart w:id="36" w:name="_Toc232182055"/>
+      <w:bookmarkStart w:id="36" w:name="_Toc232197228"/>
       <w:r>
         <w:rPr>
           <w:rFonts w:ascii="Times New Roman" w:eastAsia="Times New Roman" w:hAnsi="Times New Roman" w:cs="Times New Roman"/>
@@ -11130,13 +11294,136 @@
     </w:p>
     <w:p>
       <w:pPr>
-        <w:spacing w:after="200" w:line="276" w:lineRule="auto"/>
-        <w:rPr>
-          <w:rFonts w:ascii="Times New Roman" w:eastAsia="Calibri" w:hAnsi="Times New Roman" w:cs="Times New Roman"/>
-          <w:kern w:val="0"/>
-          <w14:ligatures w14:val="none"/>
-        </w:rPr>
-      </w:pPr>
+        <w:spacing w:after="120" w:line="360" w:lineRule="auto"/>
+        <w:jc w:val="both"/>
+        <w:rPr>
+          <w:rFonts w:ascii="Times New Roman" w:eastAsia="Times New Roman" w:hAnsi="Times New Roman" w:cs="Times New Roman"/>
+          <w:kern w:val="0"/>
+          <w:lang w:eastAsia="pt-PT"/>
+          <w14:ligatures w14:val="none"/>
+        </w:rPr>
+      </w:pPr>
+      <w:r>
+        <w:rPr>
+          <w:rFonts w:ascii="Times New Roman" w:eastAsia="Times New Roman" w:hAnsi="Times New Roman" w:cs="Times New Roman"/>
+          <w:kern w:val="0"/>
+          <w:lang w:eastAsia="pt-PT"/>
+          <w14:ligatures w14:val="none"/>
+        </w:rPr>
+        <w:t xml:space="preserve">Antes de iniciar a modelação de qualquer componente no </w:t>
+      </w:r>
+      <w:proofErr w:type="spellStart"/>
+      <w:r>
+        <w:rPr>
+          <w:rFonts w:ascii="Times New Roman" w:eastAsia="Times New Roman" w:hAnsi="Times New Roman" w:cs="Times New Roman"/>
+          <w:kern w:val="0"/>
+          <w:lang w:eastAsia="pt-PT"/>
+          <w14:ligatures w14:val="none"/>
+        </w:rPr>
+        <w:t>Revit</w:t>
+      </w:r>
+      <w:proofErr w:type="spellEnd"/>
+      <w:r>
+        <w:rPr>
+          <w:rFonts w:ascii="Times New Roman" w:eastAsia="Times New Roman" w:hAnsi="Times New Roman" w:cs="Times New Roman"/>
+          <w:kern w:val="0"/>
+          <w:lang w:eastAsia="pt-PT"/>
+          <w14:ligatures w14:val="none"/>
+        </w:rPr>
+        <w:t>, é necessário reunir a informação dimensional e técnica que sustente a representação geométrica a construir. Esta etapa é determinante para garantir que a família criada reflita com fidelidade o equipamento real, assegurando a utilidade do modelo para efeitos de projeto, verificação de distâncias e produção de documentação técnica.</w:t>
+      </w:r>
+    </w:p>
+    <w:p>
+      <w:pPr>
+        <w:spacing w:after="120" w:line="360" w:lineRule="auto"/>
+        <w:jc w:val="both"/>
+        <w:rPr>
+          <w:rFonts w:ascii="Times New Roman" w:eastAsia="Times New Roman" w:hAnsi="Times New Roman" w:cs="Times New Roman"/>
+          <w:kern w:val="0"/>
+          <w:lang w:eastAsia="pt-PT"/>
+          <w14:ligatures w14:val="none"/>
+        </w:rPr>
+      </w:pPr>
+      <w:r>
+        <w:rPr>
+          <w:rFonts w:ascii="Times New Roman" w:eastAsia="Times New Roman" w:hAnsi="Times New Roman" w:cs="Times New Roman"/>
+          <w:kern w:val="0"/>
+          <w:lang w:eastAsia="pt-PT"/>
+          <w14:ligatures w14:val="none"/>
+        </w:rPr>
+        <w:t xml:space="preserve">A informação dimensional pode ter diferentes origens consoante o tipo de componente e o contexto do projeto. Para equipamentos normalizados — como parafusos, ligadores, terminais de cabo, tubos e barramentos — as dimensões encontram-se tipicamente definidas em normas técnicas, que fixam as geometrias e tolerâncias admissíveis para cada tipo e referência. Para equipamentos de maior especificidade, como transformadores, quadros de média tensão (QMT), disjuntores ou seccionadores, recorre-se às fichas técnicas e </w:t>
+      </w:r>
+      <w:proofErr w:type="spellStart"/>
+      <w:r>
+        <w:rPr>
+          <w:rFonts w:ascii="Times New Roman" w:eastAsia="Times New Roman" w:hAnsi="Times New Roman" w:cs="Times New Roman"/>
+          <w:i/>
+          <w:iCs/>
+          <w:kern w:val="0"/>
+          <w:lang w:eastAsia="pt-PT"/>
+          <w14:ligatures w14:val="none"/>
+        </w:rPr>
+        <w:t>datasheets</w:t>
+      </w:r>
+      <w:proofErr w:type="spellEnd"/>
+      <w:r>
+        <w:rPr>
+          <w:rFonts w:ascii="Times New Roman" w:eastAsia="Times New Roman" w:hAnsi="Times New Roman" w:cs="Times New Roman"/>
+          <w:kern w:val="0"/>
+          <w:lang w:eastAsia="pt-PT"/>
+          <w14:ligatures w14:val="none"/>
+        </w:rPr>
+        <w:t xml:space="preserve"> disponibilizados pelos fabricantes, que incluem as dimensões de conjunto, em muitos casos, desenhos técnicos em formato CAD que servem de base à modelação. Em projetos desenvolvidos para clientes internacionais, como sucede no caso da SSEN, </w:t>
+      </w:r>
+      <w:r>
+        <w:rPr>
+          <w:rFonts w:ascii="Times New Roman" w:eastAsia="Times New Roman" w:hAnsi="Times New Roman" w:cs="Times New Roman"/>
+          <w:kern w:val="0"/>
+          <w:lang w:eastAsia="pt-PT"/>
+          <w14:ligatures w14:val="none"/>
+        </w:rPr>
+        <w:t xml:space="preserve">pode acontecer do </w:t>
+      </w:r>
+      <w:r>
+        <w:rPr>
+          <w:rFonts w:ascii="Times New Roman" w:eastAsia="Times New Roman" w:hAnsi="Times New Roman" w:cs="Times New Roman"/>
+          <w:kern w:val="0"/>
+          <w:lang w:eastAsia="pt-PT"/>
+          <w14:ligatures w14:val="none"/>
+        </w:rPr>
+        <w:t>próprio cliente disponibilize ficheiros CAD com a geometria dos equipamentos a instalar, os quais são utilizados como referência direta para a construção da família.</w:t>
+      </w:r>
+    </w:p>
+    <w:p>
+      <w:pPr>
+        <w:spacing w:after="120" w:line="360" w:lineRule="auto"/>
+        <w:jc w:val="both"/>
+        <w:rPr>
+          <w:rFonts w:ascii="Times New Roman" w:eastAsia="Times New Roman" w:hAnsi="Times New Roman" w:cs="Times New Roman"/>
+          <w:kern w:val="0"/>
+          <w:lang w:eastAsia="pt-PT"/>
+          <w14:ligatures w14:val="none"/>
+        </w:rPr>
+      </w:pPr>
+      <w:r>
+        <w:rPr>
+          <w:rFonts w:ascii="Times New Roman" w:eastAsia="Times New Roman" w:hAnsi="Times New Roman" w:cs="Times New Roman"/>
+          <w:kern w:val="0"/>
+          <w:lang w:eastAsia="pt-PT"/>
+          <w14:ligatures w14:val="none"/>
+        </w:rPr>
+        <w:t xml:space="preserve">Existem, contudo, situações em que a informação dimensional não está completamente disponível, nomeadamente em componentes de maior dimensão ou de carácter mais específico, para os quais não existe documentação técnica de detalhe suficiente. Nestas circunstâncias, o processo de </w:t>
+      </w:r>
+      <w:r>
+        <w:rPr>
+          <w:rFonts w:ascii="Times New Roman" w:eastAsia="Times New Roman" w:hAnsi="Times New Roman" w:cs="Times New Roman"/>
+          <w:kern w:val="0"/>
+          <w:lang w:eastAsia="pt-PT"/>
+          <w14:ligatures w14:val="none"/>
+        </w:rPr>
+        <w:lastRenderedPageBreak/>
+        <w:t>referenciação envolve a consulta a engenheiros experientes da equipa — tanto da especialidade eletrotécnica como da especialidade civil — que, com base no seu conhecimento do projeto e das soluções construtivas habituais, permitem estimar ou validar as dimensões a adotar. Esta articulação entre o modelador e os engenheiros de especialidade é um aspeto intrínseco ao processo de criação de famílias em contexto de gabinete de projeto, e reflete a natureza multidisciplinar do trabalho desenvolvido.</w:t>
+      </w:r>
     </w:p>
     <w:p>
       <w:pPr>
@@ -11158,7 +11445,7 @@
           <w14:ligatures w14:val="none"/>
         </w:rPr>
       </w:pPr>
-      <w:bookmarkStart w:id="37" w:name="_Toc232182056"/>
+      <w:bookmarkStart w:id="37" w:name="_Toc232197229"/>
       <w:r>
         <w:rPr>
           <w:rFonts w:ascii="Times New Roman" w:eastAsia="Times New Roman" w:hAnsi="Times New Roman" w:cs="Times New Roman"/>
@@ -11173,10 +11460,456 @@
     </w:p>
     <w:p>
       <w:pPr>
-        <w:spacing w:after="200" w:line="276" w:lineRule="auto"/>
-        <w:rPr>
-          <w:rFonts w:ascii="Times New Roman" w:eastAsia="Calibri" w:hAnsi="Times New Roman" w:cs="Times New Roman"/>
-          <w:kern w:val="0"/>
+        <w:spacing w:after="120" w:line="360" w:lineRule="auto"/>
+        <w:jc w:val="both"/>
+        <w:rPr>
+          <w:rFonts w:ascii="Times New Roman" w:eastAsia="Times New Roman" w:hAnsi="Times New Roman" w:cs="Times New Roman"/>
+          <w:kern w:val="0"/>
+          <w:lang w:eastAsia="pt-PT"/>
+          <w14:ligatures w14:val="none"/>
+        </w:rPr>
+      </w:pPr>
+      <w:r>
+        <w:rPr>
+          <w:rFonts w:ascii="Times New Roman" w:eastAsia="Times New Roman" w:hAnsi="Times New Roman" w:cs="Times New Roman"/>
+          <w:kern w:val="0"/>
+          <w:lang w:eastAsia="pt-PT"/>
+          <w14:ligatures w14:val="none"/>
+        </w:rPr>
+        <w:t xml:space="preserve">A criação de uma família no </w:t>
+      </w:r>
+      <w:proofErr w:type="spellStart"/>
+      <w:r>
+        <w:rPr>
+          <w:rFonts w:ascii="Times New Roman" w:eastAsia="Times New Roman" w:hAnsi="Times New Roman" w:cs="Times New Roman"/>
+          <w:kern w:val="0"/>
+          <w:lang w:eastAsia="pt-PT"/>
+          <w14:ligatures w14:val="none"/>
+        </w:rPr>
+        <w:t>Revit</w:t>
+      </w:r>
+      <w:proofErr w:type="spellEnd"/>
+      <w:r>
+        <w:rPr>
+          <w:rFonts w:ascii="Times New Roman" w:eastAsia="Times New Roman" w:hAnsi="Times New Roman" w:cs="Times New Roman"/>
+          <w:kern w:val="0"/>
+          <w:lang w:eastAsia="pt-PT"/>
+          <w14:ligatures w14:val="none"/>
+        </w:rPr>
+        <w:t xml:space="preserve"> realiza-se num ambiente de edição próprio, distinto do modelo de projeto, no qual o utilizador define a geometria do componente a partir de um conjunto de operações sobre perfis bidimensionais. As operações de modelação mais frequentes na criação de famílias para subestações são a extrusão (</w:t>
+      </w:r>
+      <w:proofErr w:type="spellStart"/>
+      <w:r>
+        <w:rPr>
+          <w:rFonts w:ascii="Times New Roman" w:eastAsia="Times New Roman" w:hAnsi="Times New Roman" w:cs="Times New Roman"/>
+          <w:i/>
+          <w:iCs/>
+          <w:kern w:val="0"/>
+          <w:lang w:eastAsia="pt-PT"/>
+          <w14:ligatures w14:val="none"/>
+        </w:rPr>
+        <w:t>extrusion</w:t>
+      </w:r>
+      <w:proofErr w:type="spellEnd"/>
+      <w:r>
+        <w:rPr>
+          <w:rFonts w:ascii="Times New Roman" w:eastAsia="Times New Roman" w:hAnsi="Times New Roman" w:cs="Times New Roman"/>
+          <w:kern w:val="0"/>
+          <w:lang w:eastAsia="pt-PT"/>
+          <w14:ligatures w14:val="none"/>
+        </w:rPr>
+        <w:t>), que consiste em projetar um perfil 2D ao longo de uma direção perpendicular para gerar um volume; o varrimento (</w:t>
+      </w:r>
+      <w:proofErr w:type="spellStart"/>
+      <w:r>
+        <w:rPr>
+          <w:rFonts w:ascii="Times New Roman" w:eastAsia="Times New Roman" w:hAnsi="Times New Roman" w:cs="Times New Roman"/>
+          <w:i/>
+          <w:iCs/>
+          <w:kern w:val="0"/>
+          <w:lang w:eastAsia="pt-PT"/>
+          <w14:ligatures w14:val="none"/>
+        </w:rPr>
+        <w:t>sweep</w:t>
+      </w:r>
+      <w:proofErr w:type="spellEnd"/>
+      <w:r>
+        <w:rPr>
+          <w:rFonts w:ascii="Times New Roman" w:eastAsia="Times New Roman" w:hAnsi="Times New Roman" w:cs="Times New Roman"/>
+          <w:kern w:val="0"/>
+          <w:lang w:eastAsia="pt-PT"/>
+          <w14:ligatures w14:val="none"/>
+        </w:rPr>
+        <w:t>), que percorre um perfil ao longo de uma trajetória definida, sendo particularmente útil para cabos</w:t>
+      </w:r>
+      <w:r>
+        <w:rPr>
+          <w:rFonts w:ascii="Times New Roman" w:eastAsia="Times New Roman" w:hAnsi="Times New Roman" w:cs="Times New Roman"/>
+          <w:kern w:val="0"/>
+          <w:lang w:eastAsia="pt-PT"/>
+          <w14:ligatures w14:val="none"/>
+        </w:rPr>
+        <w:t xml:space="preserve"> e</w:t>
+      </w:r>
+      <w:r>
+        <w:rPr>
+          <w:rFonts w:ascii="Times New Roman" w:eastAsia="Times New Roman" w:hAnsi="Times New Roman" w:cs="Times New Roman"/>
+          <w:kern w:val="0"/>
+          <w:lang w:eastAsia="pt-PT"/>
+          <w14:ligatures w14:val="none"/>
+        </w:rPr>
+        <w:t xml:space="preserve"> tubos; e a mistura (</w:t>
+      </w:r>
+      <w:proofErr w:type="spellStart"/>
+      <w:r>
+        <w:rPr>
+          <w:rFonts w:ascii="Times New Roman" w:eastAsia="Times New Roman" w:hAnsi="Times New Roman" w:cs="Times New Roman"/>
+          <w:i/>
+          <w:iCs/>
+          <w:kern w:val="0"/>
+          <w:lang w:eastAsia="pt-PT"/>
+          <w14:ligatures w14:val="none"/>
+        </w:rPr>
+        <w:t>blend</w:t>
+      </w:r>
+      <w:proofErr w:type="spellEnd"/>
+      <w:r>
+        <w:rPr>
+          <w:rFonts w:ascii="Times New Roman" w:eastAsia="Times New Roman" w:hAnsi="Times New Roman" w:cs="Times New Roman"/>
+          <w:kern w:val="0"/>
+          <w:lang w:eastAsia="pt-PT"/>
+          <w14:ligatures w14:val="none"/>
+        </w:rPr>
+        <w:t>), que interpola entre dois perfis distintos em planos paralelos, adequada para elementos com secção variável</w:t>
+      </w:r>
+      <w:r>
+        <w:rPr>
+          <w:rFonts w:ascii="Times New Roman" w:eastAsia="Times New Roman" w:hAnsi="Times New Roman" w:cs="Times New Roman"/>
+          <w:kern w:val="0"/>
+          <w:lang w:eastAsia="pt-PT"/>
+          <w14:ligatures w14:val="none"/>
+        </w:rPr>
+        <w:t xml:space="preserve"> assim como também existe o (</w:t>
+      </w:r>
+      <w:proofErr w:type="spellStart"/>
+      <w:r>
+        <w:rPr>
+          <w:rFonts w:ascii="Times New Roman" w:eastAsia="Times New Roman" w:hAnsi="Times New Roman" w:cs="Times New Roman"/>
+          <w:i/>
+          <w:iCs/>
+          <w:kern w:val="0"/>
+          <w:lang w:eastAsia="pt-PT"/>
+          <w14:ligatures w14:val="none"/>
+        </w:rPr>
+        <w:t>sweepblend</w:t>
+      </w:r>
+      <w:proofErr w:type="spellEnd"/>
+      <w:r>
+        <w:rPr>
+          <w:rFonts w:ascii="Times New Roman" w:eastAsia="Times New Roman" w:hAnsi="Times New Roman" w:cs="Times New Roman"/>
+          <w:kern w:val="0"/>
+          <w:lang w:eastAsia="pt-PT"/>
+          <w14:ligatures w14:val="none"/>
+        </w:rPr>
+        <w:t>) para algo que tenha de percorrer um perfil numa trajetória definida mas que tenha secção variável</w:t>
+      </w:r>
+      <w:r>
+        <w:rPr>
+          <w:rFonts w:ascii="Times New Roman" w:eastAsia="Times New Roman" w:hAnsi="Times New Roman" w:cs="Times New Roman"/>
+          <w:kern w:val="0"/>
+          <w:lang w:eastAsia="pt-PT"/>
+          <w14:ligatures w14:val="none"/>
+        </w:rPr>
+        <w:t xml:space="preserve">. Para a criação de reentrâncias ou furos, recorre-se às versões negativas destas operações — designadas </w:t>
+      </w:r>
+      <w:proofErr w:type="spellStart"/>
+      <w:r>
+        <w:rPr>
+          <w:rFonts w:ascii="Times New Roman" w:eastAsia="Times New Roman" w:hAnsi="Times New Roman" w:cs="Times New Roman"/>
+          <w:i/>
+          <w:iCs/>
+          <w:kern w:val="0"/>
+          <w:lang w:eastAsia="pt-PT"/>
+          <w14:ligatures w14:val="none"/>
+        </w:rPr>
+        <w:t>void</w:t>
+      </w:r>
+      <w:proofErr w:type="spellEnd"/>
+      <w:r>
+        <w:rPr>
+          <w:rFonts w:ascii="Times New Roman" w:eastAsia="Times New Roman" w:hAnsi="Times New Roman" w:cs="Times New Roman"/>
+          <w:kern w:val="0"/>
+          <w:lang w:eastAsia="pt-PT"/>
+          <w14:ligatures w14:val="none"/>
+        </w:rPr>
+        <w:t xml:space="preserve"> </w:t>
+      </w:r>
+      <w:proofErr w:type="spellStart"/>
+      <w:r>
+        <w:rPr>
+          <w:rFonts w:ascii="Times New Roman" w:eastAsia="Times New Roman" w:hAnsi="Times New Roman" w:cs="Times New Roman"/>
+          <w:i/>
+          <w:iCs/>
+          <w:kern w:val="0"/>
+          <w:lang w:eastAsia="pt-PT"/>
+          <w14:ligatures w14:val="none"/>
+        </w:rPr>
+        <w:t>extrusion</w:t>
+      </w:r>
+      <w:proofErr w:type="spellEnd"/>
+      <w:r>
+        <w:rPr>
+          <w:rFonts w:ascii="Times New Roman" w:eastAsia="Times New Roman" w:hAnsi="Times New Roman" w:cs="Times New Roman"/>
+          <w:kern w:val="0"/>
+          <w:lang w:eastAsia="pt-PT"/>
+          <w14:ligatures w14:val="none"/>
+        </w:rPr>
+        <w:t xml:space="preserve">, </w:t>
+      </w:r>
+      <w:proofErr w:type="spellStart"/>
+      <w:r>
+        <w:rPr>
+          <w:rFonts w:ascii="Times New Roman" w:eastAsia="Times New Roman" w:hAnsi="Times New Roman" w:cs="Times New Roman"/>
+          <w:i/>
+          <w:iCs/>
+          <w:kern w:val="0"/>
+          <w:lang w:eastAsia="pt-PT"/>
+          <w14:ligatures w14:val="none"/>
+        </w:rPr>
+        <w:t>void</w:t>
+      </w:r>
+      <w:proofErr w:type="spellEnd"/>
+      <w:r>
+        <w:rPr>
+          <w:rFonts w:ascii="Times New Roman" w:eastAsia="Times New Roman" w:hAnsi="Times New Roman" w:cs="Times New Roman"/>
+          <w:kern w:val="0"/>
+          <w:lang w:eastAsia="pt-PT"/>
+          <w14:ligatures w14:val="none"/>
+        </w:rPr>
+        <w:t xml:space="preserve"> </w:t>
+      </w:r>
+      <w:proofErr w:type="spellStart"/>
+      <w:r>
+        <w:rPr>
+          <w:rFonts w:ascii="Times New Roman" w:eastAsia="Times New Roman" w:hAnsi="Times New Roman" w:cs="Times New Roman"/>
+          <w:i/>
+          <w:iCs/>
+          <w:kern w:val="0"/>
+          <w:lang w:eastAsia="pt-PT"/>
+          <w14:ligatures w14:val="none"/>
+        </w:rPr>
+        <w:t>sweep</w:t>
+      </w:r>
+      <w:proofErr w:type="spellEnd"/>
+      <w:r>
+        <w:rPr>
+          <w:rFonts w:ascii="Times New Roman" w:eastAsia="Times New Roman" w:hAnsi="Times New Roman" w:cs="Times New Roman"/>
+          <w:kern w:val="0"/>
+          <w:lang w:eastAsia="pt-PT"/>
+          <w14:ligatures w14:val="none"/>
+        </w:rPr>
+        <w:t xml:space="preserve"> e </w:t>
+      </w:r>
+      <w:proofErr w:type="spellStart"/>
+      <w:r>
+        <w:rPr>
+          <w:rFonts w:ascii="Times New Roman" w:eastAsia="Times New Roman" w:hAnsi="Times New Roman" w:cs="Times New Roman"/>
+          <w:i/>
+          <w:iCs/>
+          <w:kern w:val="0"/>
+          <w:lang w:eastAsia="pt-PT"/>
+          <w14:ligatures w14:val="none"/>
+        </w:rPr>
+        <w:t>void</w:t>
+      </w:r>
+      <w:proofErr w:type="spellEnd"/>
+      <w:r>
+        <w:rPr>
+          <w:rFonts w:ascii="Times New Roman" w:eastAsia="Times New Roman" w:hAnsi="Times New Roman" w:cs="Times New Roman"/>
+          <w:kern w:val="0"/>
+          <w:lang w:eastAsia="pt-PT"/>
+          <w14:ligatures w14:val="none"/>
+        </w:rPr>
+        <w:t xml:space="preserve"> </w:t>
+      </w:r>
+      <w:proofErr w:type="spellStart"/>
+      <w:r>
+        <w:rPr>
+          <w:rFonts w:ascii="Times New Roman" w:eastAsia="Times New Roman" w:hAnsi="Times New Roman" w:cs="Times New Roman"/>
+          <w:i/>
+          <w:iCs/>
+          <w:kern w:val="0"/>
+          <w:lang w:eastAsia="pt-PT"/>
+          <w14:ligatures w14:val="none"/>
+        </w:rPr>
+        <w:t>blend</w:t>
+      </w:r>
+      <w:proofErr w:type="spellEnd"/>
+      <w:r>
+        <w:rPr>
+          <w:rFonts w:ascii="Times New Roman" w:eastAsia="Times New Roman" w:hAnsi="Times New Roman" w:cs="Times New Roman"/>
+          <w:kern w:val="0"/>
+          <w:lang w:eastAsia="pt-PT"/>
+          <w14:ligatures w14:val="none"/>
+        </w:rPr>
+        <w:t xml:space="preserve"> — que subtraem geometria ao sólido existente</w:t>
+      </w:r>
+      <w:r>
+        <w:rPr>
+          <w:rFonts w:ascii="Times New Roman" w:eastAsia="Times New Roman" w:hAnsi="Times New Roman" w:cs="Times New Roman"/>
+          <w:kern w:val="0"/>
+          <w:lang w:eastAsia="pt-PT"/>
+          <w14:ligatures w14:val="none"/>
+        </w:rPr>
+        <w:t xml:space="preserve">, quando não existem de constrangimento, tornando a modelação numa atividade de tentativa erro, </w:t>
+      </w:r>
+      <w:r>
+        <w:rPr>
+          <w:rFonts w:ascii="Times New Roman" w:eastAsia="Times New Roman" w:hAnsi="Times New Roman" w:cs="Times New Roman"/>
+          <w:kern w:val="0"/>
+          <w:lang w:eastAsia="pt-PT"/>
+          <w14:ligatures w14:val="none"/>
+        </w:rPr>
+        <w:t>até</w:t>
+      </w:r>
+      <w:r>
+        <w:rPr>
+          <w:rFonts w:ascii="Times New Roman" w:eastAsia="Times New Roman" w:hAnsi="Times New Roman" w:cs="Times New Roman"/>
+          <w:kern w:val="0"/>
+          <w:lang w:eastAsia="pt-PT"/>
+          <w14:ligatures w14:val="none"/>
+        </w:rPr>
+        <w:t xml:space="preserve"> ao resultado pretendido.</w:t>
+      </w:r>
+    </w:p>
+    <w:p>
+      <w:pPr>
+        <w:spacing w:after="120" w:line="360" w:lineRule="auto"/>
+        <w:jc w:val="both"/>
+        <w:rPr>
+          <w:rFonts w:ascii="Times New Roman" w:eastAsia="Times New Roman" w:hAnsi="Times New Roman" w:cs="Times New Roman"/>
+          <w:kern w:val="0"/>
+          <w:lang w:eastAsia="pt-PT"/>
+          <w14:ligatures w14:val="none"/>
+        </w:rPr>
+      </w:pPr>
+      <w:r>
+        <w:rPr>
+          <w:rFonts w:ascii="Times New Roman" w:eastAsia="Times New Roman" w:hAnsi="Times New Roman" w:cs="Times New Roman"/>
+          <w:kern w:val="0"/>
+          <w:lang w:eastAsia="pt-PT"/>
+          <w14:ligatures w14:val="none"/>
+        </w:rPr>
+        <w:t xml:space="preserve">A parametrização é o processo que transforma uma família de geometria fixa num objeto flexível e reutilizável. No </w:t>
+      </w:r>
+      <w:proofErr w:type="spellStart"/>
+      <w:r>
+        <w:rPr>
+          <w:rFonts w:ascii="Times New Roman" w:eastAsia="Times New Roman" w:hAnsi="Times New Roman" w:cs="Times New Roman"/>
+          <w:kern w:val="0"/>
+          <w:lang w:eastAsia="pt-PT"/>
+          <w14:ligatures w14:val="none"/>
+        </w:rPr>
+        <w:t>Revit</w:t>
+      </w:r>
+      <w:proofErr w:type="spellEnd"/>
+      <w:r>
+        <w:rPr>
+          <w:rFonts w:ascii="Times New Roman" w:eastAsia="Times New Roman" w:hAnsi="Times New Roman" w:cs="Times New Roman"/>
+          <w:kern w:val="0"/>
+          <w:lang w:eastAsia="pt-PT"/>
+          <w14:ligatures w14:val="none"/>
+        </w:rPr>
+        <w:t>, os parâmetros são associados às dimensões e propriedades da família, permitindo que o utilizador defina diferentes tipos (</w:t>
+      </w:r>
+      <w:proofErr w:type="spellStart"/>
+      <w:r>
+        <w:rPr>
+          <w:rFonts w:ascii="Times New Roman" w:eastAsia="Times New Roman" w:hAnsi="Times New Roman" w:cs="Times New Roman"/>
+          <w:i/>
+          <w:iCs/>
+          <w:kern w:val="0"/>
+          <w:lang w:eastAsia="pt-PT"/>
+          <w14:ligatures w14:val="none"/>
+        </w:rPr>
+        <w:t>types</w:t>
+      </w:r>
+      <w:proofErr w:type="spellEnd"/>
+      <w:r>
+        <w:rPr>
+          <w:rFonts w:ascii="Times New Roman" w:eastAsia="Times New Roman" w:hAnsi="Times New Roman" w:cs="Times New Roman"/>
+          <w:kern w:val="0"/>
+          <w:lang w:eastAsia="pt-PT"/>
+          <w14:ligatures w14:val="none"/>
+        </w:rPr>
+        <w:t>) dentro da mesma família, cada um com valores distintos para os parâmetros configurados. Um perfil de viga, por exemplo, pode ter um único modelo de família com parâmetros de altura, largura e espessura, a partir dos quais se geram tantos tipos quantas as referências comerciais necessárias. Esta abordagem é particularmente relevante em subestações, onde o mesmo tipo de componente — como um barramento, um tubo ou um suporte metálico — pode surgir em múltiplas dimensões ao longo do mesmo projeto. A parametrização elimina a necessidade de criar uma família distinta para cada referência, reduzindo significativamente o esforço de modelação e facilitando futuras alterações de dimensionamento sem comprometer a coerência do modelo.</w:t>
+      </w:r>
+    </w:p>
+    <w:p>
+      <w:pPr>
+        <w:spacing w:after="120" w:line="360" w:lineRule="auto"/>
+        <w:jc w:val="both"/>
+        <w:rPr>
+          <w:rFonts w:ascii="Times New Roman" w:eastAsia="Times New Roman" w:hAnsi="Times New Roman" w:cs="Times New Roman"/>
+          <w:i/>
+          <w:iCs/>
+          <w:color w:val="7F7F7F"/>
+          <w:kern w:val="0"/>
+          <w:lang w:eastAsia="pt-PT"/>
+          <w14:ligatures w14:val="none"/>
+        </w:rPr>
+      </w:pPr>
+      <w:r>
+        <w:rPr>
+          <w:rFonts w:ascii="Times New Roman" w:eastAsia="Times New Roman" w:hAnsi="Times New Roman" w:cs="Times New Roman"/>
+          <w:i/>
+          <w:iCs/>
+          <w:color w:val="7F7F7F"/>
+          <w:kern w:val="0"/>
+          <w:highlight w:val="green"/>
+          <w:lang w:eastAsia="pt-PT"/>
+          <w14:ligatures w14:val="none"/>
+        </w:rPr>
+        <w:lastRenderedPageBreak/>
+        <w:t xml:space="preserve">[Figura sugerida: exemplo de família paramétrica no </w:t>
+      </w:r>
+      <w:proofErr w:type="spellStart"/>
+      <w:r>
+        <w:rPr>
+          <w:rFonts w:ascii="Times New Roman" w:eastAsia="Times New Roman" w:hAnsi="Times New Roman" w:cs="Times New Roman"/>
+          <w:i/>
+          <w:iCs/>
+          <w:color w:val="7F7F7F"/>
+          <w:kern w:val="0"/>
+          <w:highlight w:val="green"/>
+          <w:lang w:eastAsia="pt-PT"/>
+          <w14:ligatures w14:val="none"/>
+        </w:rPr>
+        <w:t>Revit</w:t>
+      </w:r>
+      <w:proofErr w:type="spellEnd"/>
+      <w:r>
+        <w:rPr>
+          <w:rFonts w:ascii="Times New Roman" w:eastAsia="Times New Roman" w:hAnsi="Times New Roman" w:cs="Times New Roman"/>
+          <w:i/>
+          <w:iCs/>
+          <w:color w:val="7F7F7F"/>
+          <w:kern w:val="0"/>
+          <w:highlight w:val="green"/>
+          <w:lang w:eastAsia="pt-PT"/>
+          <w14:ligatures w14:val="none"/>
+        </w:rPr>
+        <w:t xml:space="preserve"> com parâmetros visíveis — captura de ecrã de uma família criada em estágio]</w:t>
+      </w:r>
+    </w:p>
+    <w:p>
+      <w:pPr>
+        <w:spacing w:before="60" w:after="60" w:line="360" w:lineRule="auto"/>
+        <w:jc w:val="both"/>
+        <w:rPr>
+          <w:rFonts w:ascii="Times New Roman" w:eastAsia="Times New Roman" w:hAnsi="Times New Roman" w:cs="Times New Roman"/>
+          <w:kern w:val="0"/>
+          <w:lang w:eastAsia="pt-PT"/>
           <w14:ligatures w14:val="none"/>
         </w:rPr>
       </w:pPr>
@@ -11201,7 +11934,7 @@
           <w14:ligatures w14:val="none"/>
         </w:rPr>
       </w:pPr>
-      <w:bookmarkStart w:id="38" w:name="_Toc232182057"/>
+      <w:bookmarkStart w:id="38" w:name="_Toc232197230"/>
       <w:r>
         <w:rPr>
           <w:rFonts w:ascii="Times New Roman" w:eastAsia="Times New Roman" w:hAnsi="Times New Roman" w:cs="Times New Roman"/>
@@ -11216,13 +11949,531 @@
     </w:p>
     <w:p>
       <w:pPr>
-        <w:spacing w:after="200" w:line="276" w:lineRule="auto"/>
-        <w:rPr>
-          <w:rFonts w:ascii="Times New Roman" w:eastAsia="Calibri" w:hAnsi="Times New Roman" w:cs="Times New Roman"/>
-          <w:kern w:val="0"/>
-          <w14:ligatures w14:val="none"/>
-        </w:rPr>
-      </w:pPr>
+        <w:spacing w:after="120" w:line="360" w:lineRule="auto"/>
+        <w:jc w:val="both"/>
+        <w:rPr>
+          <w:rFonts w:ascii="Times New Roman" w:eastAsia="Times New Roman" w:hAnsi="Times New Roman" w:cs="Times New Roman"/>
+          <w:kern w:val="0"/>
+          <w:lang w:eastAsia="pt-PT"/>
+          <w14:ligatures w14:val="none"/>
+        </w:rPr>
+      </w:pPr>
+      <w:r>
+        <w:rPr>
+          <w:rFonts w:ascii="Times New Roman" w:eastAsia="Times New Roman" w:hAnsi="Times New Roman" w:cs="Times New Roman"/>
+          <w:kern w:val="0"/>
+          <w:lang w:eastAsia="pt-PT"/>
+          <w14:ligatures w14:val="none"/>
+        </w:rPr>
+        <w:t>Criar</w:t>
+      </w:r>
+      <w:r>
+        <w:rPr>
+          <w:rFonts w:ascii="Times New Roman" w:eastAsia="Times New Roman" w:hAnsi="Times New Roman" w:cs="Times New Roman"/>
+          <w:kern w:val="0"/>
+          <w:lang w:eastAsia="pt-PT"/>
+          <w14:ligatures w14:val="none"/>
+        </w:rPr>
+        <w:t xml:space="preserve"> uma família no </w:t>
+      </w:r>
+      <w:proofErr w:type="spellStart"/>
+      <w:r>
+        <w:rPr>
+          <w:rFonts w:ascii="Times New Roman" w:eastAsia="Times New Roman" w:hAnsi="Times New Roman" w:cs="Times New Roman"/>
+          <w:kern w:val="0"/>
+          <w:lang w:eastAsia="pt-PT"/>
+          <w14:ligatures w14:val="none"/>
+        </w:rPr>
+        <w:t>Revit</w:t>
+      </w:r>
+      <w:proofErr w:type="spellEnd"/>
+      <w:r>
+        <w:rPr>
+          <w:rFonts w:ascii="Times New Roman" w:eastAsia="Times New Roman" w:hAnsi="Times New Roman" w:cs="Times New Roman"/>
+          <w:kern w:val="0"/>
+          <w:lang w:eastAsia="pt-PT"/>
+          <w14:ligatures w14:val="none"/>
+        </w:rPr>
+        <w:t xml:space="preserve"> </w:t>
+      </w:r>
+      <w:r>
+        <w:rPr>
+          <w:rFonts w:ascii="Times New Roman" w:eastAsia="Times New Roman" w:hAnsi="Times New Roman" w:cs="Times New Roman"/>
+          <w:kern w:val="0"/>
+          <w:lang w:eastAsia="pt-PT"/>
+          <w14:ligatures w14:val="none"/>
+        </w:rPr>
+        <w:t xml:space="preserve">para um modelo como uma subestação </w:t>
+      </w:r>
+      <w:r>
+        <w:rPr>
+          <w:rFonts w:ascii="Times New Roman" w:eastAsia="Times New Roman" w:hAnsi="Times New Roman" w:cs="Times New Roman"/>
+          <w:kern w:val="0"/>
+          <w:lang w:eastAsia="pt-PT"/>
+          <w14:ligatures w14:val="none"/>
+        </w:rPr>
+        <w:t>implica</w:t>
+      </w:r>
+      <w:r>
+        <w:rPr>
+          <w:rFonts w:ascii="Times New Roman" w:eastAsia="Times New Roman" w:hAnsi="Times New Roman" w:cs="Times New Roman"/>
+          <w:kern w:val="0"/>
+          <w:lang w:eastAsia="pt-PT"/>
+          <w14:ligatures w14:val="none"/>
+        </w:rPr>
+        <w:t xml:space="preserve"> que </w:t>
+      </w:r>
+      <w:r>
+        <w:rPr>
+          <w:rFonts w:ascii="Times New Roman" w:eastAsia="Times New Roman" w:hAnsi="Times New Roman" w:cs="Times New Roman"/>
+          <w:kern w:val="0"/>
+          <w:lang w:eastAsia="pt-PT"/>
+          <w14:ligatures w14:val="none"/>
+        </w:rPr>
+        <w:t>todas as</w:t>
+      </w:r>
+      <w:r>
+        <w:rPr>
+          <w:rFonts w:ascii="Times New Roman" w:eastAsia="Times New Roman" w:hAnsi="Times New Roman" w:cs="Times New Roman"/>
+          <w:kern w:val="0"/>
+          <w:lang w:eastAsia="pt-PT"/>
+          <w14:ligatures w14:val="none"/>
+        </w:rPr>
+        <w:t xml:space="preserve"> decisões</w:t>
+      </w:r>
+      <w:r>
+        <w:rPr>
+          <w:rFonts w:ascii="Times New Roman" w:eastAsia="Times New Roman" w:hAnsi="Times New Roman" w:cs="Times New Roman"/>
+          <w:kern w:val="0"/>
+          <w:lang w:eastAsia="pt-PT"/>
+          <w14:ligatures w14:val="none"/>
+        </w:rPr>
+        <w:t xml:space="preserve"> que condiciona toda a sua utilização posterior</w:t>
+      </w:r>
+      <w:r>
+        <w:rPr>
+          <w:rFonts w:ascii="Times New Roman" w:eastAsia="Times New Roman" w:hAnsi="Times New Roman" w:cs="Times New Roman"/>
+          <w:kern w:val="0"/>
+          <w:lang w:eastAsia="pt-PT"/>
+          <w14:ligatures w14:val="none"/>
+        </w:rPr>
+        <w:t xml:space="preserve"> sejam</w:t>
+      </w:r>
+      <w:r>
+        <w:rPr>
+          <w:rFonts w:ascii="Times New Roman" w:eastAsia="Times New Roman" w:hAnsi="Times New Roman" w:cs="Times New Roman"/>
+          <w:kern w:val="0"/>
+          <w:lang w:eastAsia="pt-PT"/>
+          <w14:ligatures w14:val="none"/>
+        </w:rPr>
+        <w:t xml:space="preserve"> </w:t>
+      </w:r>
+      <w:proofErr w:type="gramStart"/>
+      <w:r>
+        <w:rPr>
+          <w:rFonts w:ascii="Times New Roman" w:eastAsia="Times New Roman" w:hAnsi="Times New Roman" w:cs="Times New Roman"/>
+          <w:kern w:val="0"/>
+          <w:lang w:eastAsia="pt-PT"/>
+          <w14:ligatures w14:val="none"/>
+        </w:rPr>
+        <w:t>definidas</w:t>
+      </w:r>
+      <w:proofErr w:type="gramEnd"/>
+      <w:r>
+        <w:rPr>
+          <w:rFonts w:ascii="Times New Roman" w:eastAsia="Times New Roman" w:hAnsi="Times New Roman" w:cs="Times New Roman"/>
+          <w:kern w:val="0"/>
+          <w:lang w:eastAsia="pt-PT"/>
+          <w14:ligatures w14:val="none"/>
+        </w:rPr>
+        <w:t xml:space="preserve"> com antecedência como a</w:t>
+      </w:r>
+      <w:r>
+        <w:rPr>
+          <w:rFonts w:ascii="Times New Roman" w:eastAsia="Times New Roman" w:hAnsi="Times New Roman" w:cs="Times New Roman"/>
+          <w:kern w:val="0"/>
+          <w:lang w:eastAsia="pt-PT"/>
+          <w14:ligatures w14:val="none"/>
+        </w:rPr>
+        <w:t xml:space="preserve"> definição do ponto de inserção. Este ponto determina de que forma o objeto se posiciona e alinha no modelo quando é instanciado, e a sua correta definição depende de um entendimento prévio do contexto em que a família vai ser aplicada. Um parafuso, por exemplo, exige que os eixos principais estejam definidos de forma que a inserção no modelo seja direta e sem necessidade de grandes ajustes manuais de alinhamento. Esta decisão não é tomada unilateralmente pelo modelador</w:t>
+      </w:r>
+      <w:r>
+        <w:rPr>
+          <w:rFonts w:ascii="Times New Roman" w:eastAsia="Times New Roman" w:hAnsi="Times New Roman" w:cs="Times New Roman"/>
+          <w:kern w:val="0"/>
+          <w:lang w:eastAsia="pt-PT"/>
+          <w14:ligatures w14:val="none"/>
+        </w:rPr>
+        <w:t xml:space="preserve">, </w:t>
+      </w:r>
+      <w:r>
+        <w:rPr>
+          <w:rFonts w:ascii="Times New Roman" w:eastAsia="Times New Roman" w:hAnsi="Times New Roman" w:cs="Times New Roman"/>
+          <w:kern w:val="0"/>
+          <w:lang w:eastAsia="pt-PT"/>
+          <w14:ligatures w14:val="none"/>
+        </w:rPr>
+        <w:t xml:space="preserve">requer comunicação com a equipa de projeto, nomeadamente com os engenheiros responsáveis pela especialidade em causa, para garantir que o ponto de inserção corresponde à lógica construtiva real do componente. O </w:t>
+      </w:r>
+      <w:proofErr w:type="spellStart"/>
+      <w:r>
+        <w:rPr>
+          <w:rFonts w:ascii="Times New Roman" w:eastAsia="Times New Roman" w:hAnsi="Times New Roman" w:cs="Times New Roman"/>
+          <w:kern w:val="0"/>
+          <w:lang w:eastAsia="pt-PT"/>
+          <w14:ligatures w14:val="none"/>
+        </w:rPr>
+        <w:t>Revit</w:t>
+      </w:r>
+      <w:proofErr w:type="spellEnd"/>
+      <w:r>
+        <w:rPr>
+          <w:rFonts w:ascii="Times New Roman" w:eastAsia="Times New Roman" w:hAnsi="Times New Roman" w:cs="Times New Roman"/>
+          <w:kern w:val="0"/>
+          <w:lang w:eastAsia="pt-PT"/>
+          <w14:ligatures w14:val="none"/>
+        </w:rPr>
+        <w:t xml:space="preserve"> disponibiliza a opção colocar na face (</w:t>
+      </w:r>
+      <w:proofErr w:type="spellStart"/>
+      <w:r>
+        <w:rPr>
+          <w:rFonts w:ascii="Times New Roman" w:eastAsia="Times New Roman" w:hAnsi="Times New Roman" w:cs="Times New Roman"/>
+          <w:i/>
+          <w:iCs/>
+          <w:kern w:val="0"/>
+          <w:lang w:eastAsia="pt-PT"/>
+          <w14:ligatures w14:val="none"/>
+        </w:rPr>
+        <w:t>place</w:t>
+      </w:r>
+      <w:proofErr w:type="spellEnd"/>
+      <w:r>
+        <w:rPr>
+          <w:rFonts w:ascii="Times New Roman" w:eastAsia="Times New Roman" w:hAnsi="Times New Roman" w:cs="Times New Roman"/>
+          <w:i/>
+          <w:iCs/>
+          <w:kern w:val="0"/>
+          <w:lang w:eastAsia="pt-PT"/>
+          <w14:ligatures w14:val="none"/>
+        </w:rPr>
+        <w:t xml:space="preserve"> </w:t>
+      </w:r>
+      <w:proofErr w:type="spellStart"/>
+      <w:r>
+        <w:rPr>
+          <w:rFonts w:ascii="Times New Roman" w:eastAsia="Times New Roman" w:hAnsi="Times New Roman" w:cs="Times New Roman"/>
+          <w:i/>
+          <w:iCs/>
+          <w:kern w:val="0"/>
+          <w:lang w:eastAsia="pt-PT"/>
+          <w14:ligatures w14:val="none"/>
+        </w:rPr>
+        <w:t>on</w:t>
+      </w:r>
+      <w:proofErr w:type="spellEnd"/>
+      <w:r>
+        <w:rPr>
+          <w:rFonts w:ascii="Times New Roman" w:eastAsia="Times New Roman" w:hAnsi="Times New Roman" w:cs="Times New Roman"/>
+          <w:i/>
+          <w:iCs/>
+          <w:kern w:val="0"/>
+          <w:lang w:eastAsia="pt-PT"/>
+          <w14:ligatures w14:val="none"/>
+        </w:rPr>
+        <w:t xml:space="preserve"> face</w:t>
+      </w:r>
+      <w:r>
+        <w:rPr>
+          <w:rFonts w:ascii="Times New Roman" w:eastAsia="Times New Roman" w:hAnsi="Times New Roman" w:cs="Times New Roman"/>
+          <w:kern w:val="0"/>
+          <w:lang w:eastAsia="pt-PT"/>
+          <w14:ligatures w14:val="none"/>
+        </w:rPr>
+        <w:t xml:space="preserve">), que permite inserir uma família diretamente sobre uma face de outro elemento do modelo, o que torna a definição correta do ponto de inserção ainda mais determinante para a eficiência do processo. </w:t>
+      </w:r>
+    </w:p>
+    <w:p>
+      <w:pPr>
+        <w:spacing w:after="120" w:line="360" w:lineRule="auto"/>
+        <w:jc w:val="both"/>
+        <w:rPr>
+          <w:rFonts w:ascii="Times New Roman" w:eastAsia="Times New Roman" w:hAnsi="Times New Roman" w:cs="Times New Roman"/>
+          <w:kern w:val="0"/>
+          <w:lang w:eastAsia="pt-PT"/>
+          <w14:ligatures w14:val="none"/>
+        </w:rPr>
+      </w:pPr>
+      <w:r>
+        <w:rPr>
+          <w:rFonts w:ascii="Times New Roman" w:eastAsia="Times New Roman" w:hAnsi="Times New Roman" w:cs="Times New Roman"/>
+          <w:kern w:val="0"/>
+          <w:lang w:eastAsia="pt-PT"/>
+          <w14:ligatures w14:val="none"/>
+        </w:rPr>
+        <w:t>Nem todas as famílias criadas no contexto de uma subestação têm vocação de reutilização. Alguns componentes são intrinsecamente dependentes das condições locais do projeto — como um barramento de terra, cuja geometria é determinada pela posição e configuração dos pontos de ligação disponíveis, por isso, constituem peças únicas, concebidas especificamente para aquele projeto e aquela localização. Nestes casos, a família existe como solução singular, sem possibilidade de reutilização direta noutros contextos.</w:t>
+      </w:r>
+    </w:p>
+    <w:p>
+      <w:pPr>
+        <w:spacing w:after="120" w:line="360" w:lineRule="auto"/>
+        <w:jc w:val="both"/>
+        <w:rPr>
+          <w:rFonts w:ascii="Times New Roman" w:eastAsia="Times New Roman" w:hAnsi="Times New Roman" w:cs="Times New Roman"/>
+          <w:kern w:val="0"/>
+          <w:lang w:eastAsia="pt-PT"/>
+          <w14:ligatures w14:val="none"/>
+        </w:rPr>
+      </w:pPr>
+      <w:r>
+        <w:rPr>
+          <w:rFonts w:ascii="Times New Roman" w:eastAsia="Times New Roman" w:hAnsi="Times New Roman" w:cs="Times New Roman"/>
+          <w:kern w:val="0"/>
+          <w:lang w:eastAsia="pt-PT"/>
+          <w14:ligatures w14:val="none"/>
+        </w:rPr>
+        <w:t>Em contrapartida, famílias de componentes normalizados — como parafusos, ligadores, terminais, tubos ou perfis de viga — são concebidas com o objetivo explícito de reutilização, tanto dentro de um mesmo projeto, em múltiplas instâncias com dimensões variáveis, como entre projetos distintos, através de uma biblioteca de famílias partilhada pela equipa.</w:t>
+      </w:r>
+      <w:r>
+        <w:rPr>
+          <w:rFonts w:ascii="Times New Roman" w:eastAsia="Times New Roman" w:hAnsi="Times New Roman" w:cs="Times New Roman"/>
+          <w:kern w:val="0"/>
+          <w:lang w:eastAsia="pt-PT"/>
+          <w14:ligatures w14:val="none"/>
+        </w:rPr>
+        <w:t xml:space="preserve"> A constituição desta biblioteca é um processo contínuo: algumas famílias já se encontram disponíveis de projetos anteriores, enquanto outras são criadas de raiz sempre que surge uma necessidade, sendo posteriormente int</w:t>
+      </w:r>
+      <w:r>
+        <w:rPr>
+          <w:rFonts w:ascii="Times New Roman" w:eastAsia="Times New Roman" w:hAnsi="Times New Roman" w:cs="Times New Roman"/>
+          <w:kern w:val="0"/>
+          <w:lang w:eastAsia="pt-PT"/>
+          <w14:ligatures w14:val="none"/>
+        </w:rPr>
+        <w:t>egradas na biblioteca para uso futuro. Esta dinâmica de reutilização e expansão progressiva da biblioteca</w:t>
+      </w:r>
+      <w:r>
+        <w:rPr>
+          <w:rFonts w:ascii="Times New Roman" w:eastAsia="Times New Roman" w:hAnsi="Times New Roman" w:cs="Times New Roman"/>
+          <w:kern w:val="0"/>
+          <w:lang w:eastAsia="pt-PT"/>
+          <w14:ligatures w14:val="none"/>
+        </w:rPr>
+        <w:t xml:space="preserve"> é uma das formas mais eficazes de ganhar eficiência na modelação de subestações </w:t>
+      </w:r>
+      <w:r>
+        <w:rPr>
+          <w:rFonts w:ascii="Times New Roman" w:eastAsia="Times New Roman" w:hAnsi="Times New Roman" w:cs="Times New Roman"/>
+          <w:kern w:val="0"/>
+          <w:lang w:eastAsia="pt-PT"/>
+          <w14:ligatures w14:val="none"/>
+        </w:rPr>
+        <w:t>no</w:t>
+      </w:r>
+      <w:r>
+        <w:rPr>
+          <w:rFonts w:ascii="Times New Roman" w:eastAsia="Times New Roman" w:hAnsi="Times New Roman" w:cs="Times New Roman"/>
+          <w:kern w:val="0"/>
+          <w:lang w:eastAsia="pt-PT"/>
+          <w14:ligatures w14:val="none"/>
+        </w:rPr>
+        <w:t xml:space="preserve"> </w:t>
+      </w:r>
+      <w:proofErr w:type="spellStart"/>
+      <w:r>
+        <w:rPr>
+          <w:rFonts w:ascii="Times New Roman" w:eastAsia="Times New Roman" w:hAnsi="Times New Roman" w:cs="Times New Roman"/>
+          <w:kern w:val="0"/>
+          <w:lang w:eastAsia="pt-PT"/>
+          <w14:ligatures w14:val="none"/>
+        </w:rPr>
+        <w:t>Revit</w:t>
+      </w:r>
+      <w:proofErr w:type="spellEnd"/>
+      <w:r>
+        <w:rPr>
+          <w:rFonts w:ascii="Times New Roman" w:eastAsia="Times New Roman" w:hAnsi="Times New Roman" w:cs="Times New Roman"/>
+          <w:kern w:val="0"/>
+          <w:lang w:eastAsia="pt-PT"/>
+          <w14:ligatures w14:val="none"/>
+        </w:rPr>
+        <w:t xml:space="preserve"> </w:t>
+      </w:r>
+      <w:r>
+        <w:rPr>
+          <w:rFonts w:ascii="Times New Roman" w:eastAsia="Times New Roman" w:hAnsi="Times New Roman" w:cs="Times New Roman"/>
+          <w:kern w:val="0"/>
+          <w:highlight w:val="yellow"/>
+          <w:lang w:eastAsia="pt-PT"/>
+          <w14:ligatures w14:val="none"/>
+        </w:rPr>
+        <w:t>[</w:t>
+      </w:r>
+      <w:proofErr w:type="spellStart"/>
+      <w:r>
+        <w:rPr>
+          <w:rFonts w:ascii="Times New Roman" w:eastAsia="Times New Roman" w:hAnsi="Times New Roman" w:cs="Times New Roman"/>
+          <w:kern w:val="0"/>
+          <w:highlight w:val="yellow"/>
+          <w:lang w:eastAsia="pt-PT"/>
+          <w14:ligatures w14:val="none"/>
+        </w:rPr>
+        <w:t>Shi</w:t>
+      </w:r>
+      <w:proofErr w:type="spellEnd"/>
+      <w:r>
+        <w:rPr>
+          <w:rFonts w:ascii="Times New Roman" w:eastAsia="Times New Roman" w:hAnsi="Times New Roman" w:cs="Times New Roman"/>
+          <w:kern w:val="0"/>
+          <w:highlight w:val="yellow"/>
+          <w:lang w:eastAsia="pt-PT"/>
+          <w14:ligatures w14:val="none"/>
+        </w:rPr>
+        <w:t xml:space="preserve"> </w:t>
+      </w:r>
+      <w:proofErr w:type="spellStart"/>
+      <w:r>
+        <w:rPr>
+          <w:rFonts w:ascii="Times New Roman" w:eastAsia="Times New Roman" w:hAnsi="Times New Roman" w:cs="Times New Roman"/>
+          <w:i/>
+          <w:iCs/>
+          <w:kern w:val="0"/>
+          <w:highlight w:val="yellow"/>
+          <w:lang w:eastAsia="pt-PT"/>
+          <w14:ligatures w14:val="none"/>
+        </w:rPr>
+        <w:t>et</w:t>
+      </w:r>
+      <w:proofErr w:type="spellEnd"/>
+      <w:r>
+        <w:rPr>
+          <w:rFonts w:ascii="Times New Roman" w:eastAsia="Times New Roman" w:hAnsi="Times New Roman" w:cs="Times New Roman"/>
+          <w:i/>
+          <w:iCs/>
+          <w:kern w:val="0"/>
+          <w:highlight w:val="yellow"/>
+          <w:lang w:eastAsia="pt-PT"/>
+          <w14:ligatures w14:val="none"/>
+        </w:rPr>
+        <w:t xml:space="preserve"> al</w:t>
+      </w:r>
+      <w:r>
+        <w:rPr>
+          <w:rFonts w:ascii="Times New Roman" w:eastAsia="Times New Roman" w:hAnsi="Times New Roman" w:cs="Times New Roman"/>
+          <w:kern w:val="0"/>
+          <w:highlight w:val="yellow"/>
+          <w:lang w:eastAsia="pt-PT"/>
+          <w14:ligatures w14:val="none"/>
+        </w:rPr>
+        <w:t xml:space="preserve">., 2021; </w:t>
+      </w:r>
+      <w:proofErr w:type="spellStart"/>
+      <w:r>
+        <w:rPr>
+          <w:rFonts w:ascii="Times New Roman" w:eastAsia="Times New Roman" w:hAnsi="Times New Roman" w:cs="Times New Roman"/>
+          <w:kern w:val="0"/>
+          <w:highlight w:val="yellow"/>
+          <w:lang w:eastAsia="pt-PT"/>
+          <w14:ligatures w14:val="none"/>
+        </w:rPr>
+        <w:t>Du</w:t>
+      </w:r>
+      <w:proofErr w:type="spellEnd"/>
+      <w:r>
+        <w:rPr>
+          <w:rFonts w:ascii="Times New Roman" w:eastAsia="Times New Roman" w:hAnsi="Times New Roman" w:cs="Times New Roman"/>
+          <w:kern w:val="0"/>
+          <w:highlight w:val="yellow"/>
+          <w:lang w:eastAsia="pt-PT"/>
+          <w14:ligatures w14:val="none"/>
+        </w:rPr>
+        <w:t xml:space="preserve"> &amp;</w:t>
+      </w:r>
+      <w:proofErr w:type="spellStart"/>
+      <w:r>
+        <w:rPr>
+          <w:rFonts w:ascii="Times New Roman" w:eastAsia="Times New Roman" w:hAnsi="Times New Roman" w:cs="Times New Roman"/>
+          <w:kern w:val="0"/>
+          <w:highlight w:val="yellow"/>
+          <w:lang w:eastAsia="pt-PT"/>
+          <w14:ligatures w14:val="none"/>
+        </w:rPr>
+        <w:t>amp</w:t>
+      </w:r>
+      <w:proofErr w:type="spellEnd"/>
+      <w:r>
+        <w:rPr>
+          <w:rFonts w:ascii="Times New Roman" w:eastAsia="Times New Roman" w:hAnsi="Times New Roman" w:cs="Times New Roman"/>
+          <w:kern w:val="0"/>
+          <w:highlight w:val="yellow"/>
+          <w:lang w:eastAsia="pt-PT"/>
+          <w14:ligatures w14:val="none"/>
+        </w:rPr>
+        <w:t>; Min, 2025]</w:t>
+      </w:r>
+      <w:r>
+        <w:rPr>
+          <w:rFonts w:ascii="Times New Roman" w:eastAsia="Times New Roman" w:hAnsi="Times New Roman" w:cs="Times New Roman"/>
+          <w:kern w:val="0"/>
+          <w:lang w:eastAsia="pt-PT"/>
+          <w14:ligatures w14:val="none"/>
+        </w:rPr>
+        <w:t>.</w:t>
+      </w:r>
+    </w:p>
+    <w:p>
+      <w:pPr>
+        <w:spacing w:before="60" w:after="60" w:line="360" w:lineRule="auto"/>
+        <w:jc w:val="both"/>
+        <w:rPr>
+          <w:rFonts w:ascii="Times New Roman" w:eastAsia="Times New Roman" w:hAnsi="Times New Roman" w:cs="Times New Roman"/>
+          <w:kern w:val="0"/>
+          <w:lang w:eastAsia="pt-PT"/>
+          <w14:ligatures w14:val="none"/>
+        </w:rPr>
+      </w:pPr>
+      <w:r>
+        <w:rPr>
+          <w:rFonts w:ascii="Times New Roman" w:eastAsia="Times New Roman" w:hAnsi="Times New Roman" w:cs="Times New Roman"/>
+          <w:i/>
+          <w:iCs/>
+          <w:color w:val="7F7F7F"/>
+          <w:kern w:val="0"/>
+          <w:highlight w:val="green"/>
+          <w:lang w:eastAsia="pt-PT"/>
+          <w14:ligatures w14:val="none"/>
+        </w:rPr>
+        <w:lastRenderedPageBreak/>
+        <w:t xml:space="preserve">[Figura sugerida: exemplo de família única </w:t>
+      </w:r>
+      <w:proofErr w:type="spellStart"/>
+      <w:r>
+        <w:rPr>
+          <w:rFonts w:ascii="Times New Roman" w:eastAsia="Times New Roman" w:hAnsi="Times New Roman" w:cs="Times New Roman"/>
+          <w:i/>
+          <w:iCs/>
+          <w:color w:val="7F7F7F"/>
+          <w:kern w:val="0"/>
+          <w:highlight w:val="green"/>
+          <w:lang w:eastAsia="pt-PT"/>
+          <w14:ligatures w14:val="none"/>
+        </w:rPr>
+        <w:t>vs</w:t>
+      </w:r>
+      <w:proofErr w:type="spellEnd"/>
+      <w:r>
+        <w:rPr>
+          <w:rFonts w:ascii="Times New Roman" w:eastAsia="Times New Roman" w:hAnsi="Times New Roman" w:cs="Times New Roman"/>
+          <w:i/>
+          <w:iCs/>
+          <w:color w:val="7F7F7F"/>
+          <w:kern w:val="0"/>
+          <w:highlight w:val="green"/>
+          <w:lang w:eastAsia="pt-PT"/>
+          <w14:ligatures w14:val="none"/>
+        </w:rPr>
+        <w:t xml:space="preserve"> família reutilizável no modelo — captura de ecrã do modelo de projeto]</w:t>
+      </w:r>
     </w:p>
     <w:p>
       <w:pPr>
@@ -11244,7 +12495,7 @@
           <w14:ligatures w14:val="none"/>
         </w:rPr>
       </w:pPr>
-      <w:bookmarkStart w:id="39" w:name="_Toc232182058"/>
+      <w:bookmarkStart w:id="39" w:name="_Toc232197231"/>
       <w:r>
         <w:rPr>
           <w:rFonts w:ascii="Times New Roman" w:eastAsia="Times New Roman" w:hAnsi="Times New Roman" w:cs="Times New Roman"/>
@@ -11259,37 +12510,38 @@
     </w:p>
     <w:p>
       <w:pPr>
-        <w:spacing w:after="200" w:line="276" w:lineRule="auto"/>
-        <w:rPr>
-          <w:rFonts w:ascii="Times New Roman" w:eastAsia="Calibri" w:hAnsi="Times New Roman" w:cs="Times New Roman"/>
-          <w:kern w:val="0"/>
-          <w:highlight w:val="yellow"/>
-          <w14:ligatures w14:val="none"/>
-        </w:rPr>
-      </w:pPr>
-      <w:r>
-        <w:rPr>
-          <w:rFonts w:ascii="Times New Roman" w:eastAsia="Calibri" w:hAnsi="Times New Roman" w:cs="Times New Roman"/>
-          <w:kern w:val="0"/>
-          <w14:ligatures w14:val="none"/>
-        </w:rPr>
-        <w:t>"</w:t>
-      </w:r>
-      <w:r>
-        <w:rPr>
-          <w:rFonts w:ascii="Times New Roman" w:eastAsia="Calibri" w:hAnsi="Times New Roman" w:cs="Times New Roman"/>
-          <w:kern w:val="0"/>
-          <w:highlight w:val="yellow"/>
-          <w14:ligatures w14:val="none"/>
-        </w:rPr>
-        <w:t xml:space="preserve">Escreve em português europeu, estilo impessoal, académico, justificado, sem listas. Tema: metodologia de modelação 3D de subestações AT/MT em </w:t>
+        <w:spacing w:after="120" w:line="360" w:lineRule="auto"/>
+        <w:jc w:val="both"/>
+        <w:rPr>
+          <w:rFonts w:ascii="Times New Roman" w:eastAsia="Times New Roman" w:hAnsi="Times New Roman" w:cs="Times New Roman"/>
+          <w:kern w:val="0"/>
+          <w:lang w:eastAsia="pt-PT"/>
+          <w14:ligatures w14:val="none"/>
+        </w:rPr>
+      </w:pPr>
+      <w:r>
+        <w:rPr>
+          <w:rFonts w:ascii="Times New Roman" w:eastAsia="Calibri" w:hAnsi="Times New Roman" w:cs="Times New Roman"/>
+          <w:kern w:val="0"/>
+          <w14:ligatures w14:val="none"/>
+        </w:rPr>
+        <w:t xml:space="preserve"> </w:t>
+      </w:r>
+      <w:r>
+        <w:rPr>
+          <w:rFonts w:ascii="Times New Roman" w:eastAsia="Times New Roman" w:hAnsi="Times New Roman" w:cs="Times New Roman"/>
+          <w:kern w:val="0"/>
+          <w:lang w:eastAsia="pt-PT"/>
+          <w14:ligatures w14:val="none"/>
+        </w:rPr>
+        <w:t xml:space="preserve">A modelação de uma subestação no </w:t>
       </w:r>
       <w:proofErr w:type="spellStart"/>
       <w:r>
         <w:rPr>
-          <w:rFonts w:ascii="Times New Roman" w:eastAsia="Calibri" w:hAnsi="Times New Roman" w:cs="Times New Roman"/>
-          <w:kern w:val="0"/>
-          <w:highlight w:val="yellow"/>
+          <w:rFonts w:ascii="Times New Roman" w:eastAsia="Times New Roman" w:hAnsi="Times New Roman" w:cs="Times New Roman"/>
+          <w:kern w:val="0"/>
+          <w:lang w:eastAsia="pt-PT"/>
           <w14:ligatures w14:val="none"/>
         </w:rPr>
         <w:t>Revit</w:t>
@@ -11297,32 +12549,12 @@
       <w:proofErr w:type="spellEnd"/>
       <w:r>
         <w:rPr>
-          <w:rFonts w:ascii="Times New Roman" w:eastAsia="Calibri" w:hAnsi="Times New Roman" w:cs="Times New Roman"/>
-          <w:kern w:val="0"/>
-          <w:highlight w:val="yellow"/>
-          <w14:ligatures w14:val="none"/>
-        </w:rPr>
-        <w:t xml:space="preserve"> — interpretação de esquemas unifilares e documentação técnica como ponto de partida, organização do modelo por disciplinas (civil, primário AT, primário MT), posicionamento de equipamentos e respeito por distâncias de segurança regulamentares (IEC 61936-1). Referências: [IEC 61936-1, 2021], [Bolotinha, 2019a</w:t>
-      </w:r>
-      <w:proofErr w:type="gramStart"/>
-      <w:r>
-        <w:rPr>
-          <w:rFonts w:ascii="Times New Roman" w:eastAsia="Calibri" w:hAnsi="Times New Roman" w:cs="Times New Roman"/>
-          <w:kern w:val="0"/>
-          <w:highlight w:val="yellow"/>
-          <w14:ligatures w14:val="none"/>
-        </w:rPr>
-        <w:t>] ,</w:t>
-      </w:r>
-      <w:proofErr w:type="gramEnd"/>
-      <w:r>
-        <w:rPr>
-          <w:rFonts w:ascii="Times New Roman" w:eastAsia="Calibri" w:hAnsi="Times New Roman" w:cs="Times New Roman"/>
-          <w:kern w:val="0"/>
-          <w:highlight w:val="yellow"/>
-          <w14:ligatures w14:val="none"/>
-        </w:rPr>
-        <w:t xml:space="preserve"> faz me perguntas caso precises!"</w:t>
+          <w:rFonts w:ascii="Times New Roman" w:eastAsia="Times New Roman" w:hAnsi="Times New Roman" w:cs="Times New Roman"/>
+          <w:kern w:val="0"/>
+          <w:lang w:eastAsia="pt-PT"/>
+          <w14:ligatures w14:val="none"/>
+        </w:rPr>
+        <w:t xml:space="preserve"> é um processo que pode ser abordado em qualquer fase do projeto: tanto na conceção inicial, onde o modelo é construído de raiz com base nos primeiros documentos disponíveis, como em fases intermédias ou avançadas, onde se incorporam alterações, ampliações ou correções a um modelo já existente. Em qualquer dos casos, a consulta a catálogos de fabricantes, bases de dados técnicas e documentação normativa é uma constante, determinada pela necessidade de garantir que os elementos modelados refletem os equipamentos reais que integrarão a instalação.</w:t>
       </w:r>
     </w:p>
     <w:p>
@@ -11345,7 +12577,7 @@
           <w14:ligatures w14:val="none"/>
         </w:rPr>
       </w:pPr>
-      <w:bookmarkStart w:id="40" w:name="_Toc232182059"/>
+      <w:bookmarkStart w:id="40" w:name="_Toc232197232"/>
       <w:r>
         <w:rPr>
           <w:rFonts w:ascii="Times New Roman" w:eastAsia="Times New Roman" w:hAnsi="Times New Roman" w:cs="Times New Roman"/>
@@ -11370,27 +12602,30 @@
     </w:p>
     <w:p>
       <w:pPr>
-        <w:spacing w:after="200" w:line="276" w:lineRule="auto"/>
-        <w:rPr>
-          <w:rFonts w:ascii="Times New Roman" w:eastAsia="Calibri" w:hAnsi="Times New Roman" w:cs="Times New Roman"/>
-          <w:kern w:val="0"/>
-          <w:highlight w:val="yellow"/>
-          <w14:ligatures w14:val="none"/>
-        </w:rPr>
-      </w:pPr>
-      <w:r>
-        <w:rPr>
-          <w:rFonts w:ascii="Times New Roman" w:eastAsia="Calibri" w:hAnsi="Times New Roman" w:cs="Times New Roman"/>
-          <w:kern w:val="0"/>
-          <w14:ligatures w14:val="none"/>
-        </w:rPr>
-        <w:t xml:space="preserve">"Escreve em português europeu, estilo impessoal, académico, justificado, sem listas. Tema: metodologia de modelação 3D de subestações AT/MT em </w:t>
+        <w:spacing w:after="120" w:line="360" w:lineRule="auto"/>
+        <w:jc w:val="both"/>
+        <w:rPr>
+          <w:rFonts w:ascii="Times New Roman" w:eastAsia="Times New Roman" w:hAnsi="Times New Roman" w:cs="Times New Roman"/>
+          <w:kern w:val="0"/>
+          <w:lang w:eastAsia="pt-PT"/>
+          <w14:ligatures w14:val="none"/>
+        </w:rPr>
+      </w:pPr>
+      <w:r>
+        <w:rPr>
+          <w:rFonts w:ascii="Times New Roman" w:eastAsia="Times New Roman" w:hAnsi="Times New Roman" w:cs="Times New Roman"/>
+          <w:kern w:val="0"/>
+          <w:lang w:eastAsia="pt-PT"/>
+          <w14:ligatures w14:val="none"/>
+        </w:rPr>
+        <w:t xml:space="preserve">O ponto de partida para a modelação de uma subestação no </w:t>
       </w:r>
       <w:proofErr w:type="spellStart"/>
       <w:r>
         <w:rPr>
-          <w:rFonts w:ascii="Times New Roman" w:eastAsia="Calibri" w:hAnsi="Times New Roman" w:cs="Times New Roman"/>
-          <w:kern w:val="0"/>
+          <w:rFonts w:ascii="Times New Roman" w:eastAsia="Times New Roman" w:hAnsi="Times New Roman" w:cs="Times New Roman"/>
+          <w:kern w:val="0"/>
+          <w:lang w:eastAsia="pt-PT"/>
           <w14:ligatures w14:val="none"/>
         </w:rPr>
         <w:t>Revit</w:t>
@@ -11398,29 +12633,169 @@
       <w:proofErr w:type="spellEnd"/>
       <w:r>
         <w:rPr>
-          <w:rFonts w:ascii="Times New Roman" w:eastAsia="Calibri" w:hAnsi="Times New Roman" w:cs="Times New Roman"/>
-          <w:kern w:val="0"/>
-          <w14:ligatures w14:val="none"/>
-        </w:rPr>
-        <w:t xml:space="preserve"> — interpretação de esquemas unifilares e documentação técnica como ponto de partida, organização do modelo por disciplinas (civil, primário AT, primário MT), posicionamento de equipamentos e respeito por distâncias de segurança regulamentares (IEC 61936-1). Referências: [IEC 61936-1, 2021], [Bolotinha, 2019a</w:t>
-      </w:r>
-      <w:proofErr w:type="gramStart"/>
-      <w:r>
-        <w:rPr>
-          <w:rFonts w:ascii="Times New Roman" w:eastAsia="Calibri" w:hAnsi="Times New Roman" w:cs="Times New Roman"/>
-          <w:kern w:val="0"/>
-          <w14:ligatures w14:val="none"/>
-        </w:rPr>
-        <w:t>] ,</w:t>
-      </w:r>
-      <w:proofErr w:type="gramEnd"/>
-      <w:r>
-        <w:rPr>
-          <w:rFonts w:ascii="Times New Roman" w:eastAsia="Calibri" w:hAnsi="Times New Roman" w:cs="Times New Roman"/>
-          <w:kern w:val="0"/>
-          <w14:ligatures w14:val="none"/>
-        </w:rPr>
-        <w:t xml:space="preserve"> faz me perguntas caso precises!"</w:t>
+          <w:rFonts w:ascii="Times New Roman" w:eastAsia="Times New Roman" w:hAnsi="Times New Roman" w:cs="Times New Roman"/>
+          <w:kern w:val="0"/>
+          <w:lang w:eastAsia="pt-PT"/>
+          <w14:ligatures w14:val="none"/>
+        </w:rPr>
+        <w:t xml:space="preserve"> é, em regra, o esquema unifilar da instalação. Este documento define a arquitetura elétrica da subestação — os seus painéis, níveis de tensão, equipamentos de manobra e proteção, e as interligações entre eles — e constitui a referência fundamental a partir da qual o modelo tridimensional é construído. A sua interpretação exige conhecimento técnico da instalação, pois é com base nele que se definem quais os equipamentos a modelar, quais as famílias a criar ou reutilizar.</w:t>
+      </w:r>
+      <w:r>
+        <w:rPr>
+          <w:rFonts w:ascii="Times New Roman" w:eastAsia="Times New Roman" w:hAnsi="Times New Roman" w:cs="Times New Roman"/>
+          <w:kern w:val="0"/>
+          <w:shd w:val="clear" w:color="auto" w:fill="FFFF00"/>
+          <w:lang w:eastAsia="pt-PT"/>
+          <w14:ligatures w14:val="none"/>
+        </w:rPr>
+        <w:t xml:space="preserve"> [Bolotinha, 2019a].</w:t>
+      </w:r>
+    </w:p>
+    <w:p>
+      <w:pPr>
+        <w:spacing w:after="120" w:line="360" w:lineRule="auto"/>
+        <w:jc w:val="both"/>
+        <w:rPr>
+          <w:rFonts w:ascii="Times New Roman" w:eastAsia="Times New Roman" w:hAnsi="Times New Roman" w:cs="Times New Roman"/>
+          <w:kern w:val="0"/>
+          <w:lang w:eastAsia="pt-PT"/>
+          <w14:ligatures w14:val="none"/>
+        </w:rPr>
+      </w:pPr>
+      <w:r>
+        <w:rPr>
+          <w:rFonts w:ascii="Times New Roman" w:eastAsia="Times New Roman" w:hAnsi="Times New Roman" w:cs="Times New Roman"/>
+          <w:kern w:val="0"/>
+          <w:lang w:eastAsia="pt-PT"/>
+          <w14:ligatures w14:val="none"/>
+        </w:rPr>
+        <w:t>A organização do modelo é gerida através de ficheiros inseridos (</w:t>
+      </w:r>
+      <w:r>
+        <w:rPr>
+          <w:rFonts w:ascii="Times New Roman" w:eastAsia="Times New Roman" w:hAnsi="Times New Roman" w:cs="Times New Roman"/>
+          <w:i/>
+          <w:iCs/>
+          <w:kern w:val="0"/>
+          <w:lang w:eastAsia="pt-PT"/>
+          <w14:ligatures w14:val="none"/>
+        </w:rPr>
+        <w:t>links</w:t>
+      </w:r>
+      <w:r>
+        <w:rPr>
+          <w:rFonts w:ascii="Times New Roman" w:eastAsia="Times New Roman" w:hAnsi="Times New Roman" w:cs="Times New Roman"/>
+          <w:kern w:val="0"/>
+          <w:lang w:eastAsia="pt-PT"/>
+          <w14:ligatures w14:val="none"/>
+        </w:rPr>
+        <w:t>), que permitem separar as diferentes disciplinas, em modelos distintos, articulados entre si. Esta abordagem é adotada sistematicamente, independentemente da dimensão do projeto, por duas razões principais: por um lado, permite que diferentes membros da equipa trabalhem em simultâneo em partes distintas do modelo sem conflitos de edição; por outro, reduz a carga computacional associada a projetos de grandes dimensões, que de outra forma poderiam tornar a ferramenta lenta ou instável. Em situações em que a dimensão do modelo assim o exija, recorre-se adicionalmente à extração de grupos de elementos para ficheiros auxiliares, sendo assim possível trabalhar sobre partes específicas da instalação de forma mais ágil, no entanto, quando a subestação não é de grandes dimensões pode ser aplicado o comando esconder (</w:t>
+      </w:r>
+      <w:proofErr w:type="spellStart"/>
+      <w:r>
+        <w:rPr>
+          <w:rFonts w:ascii="Times New Roman" w:eastAsia="Times New Roman" w:hAnsi="Times New Roman" w:cs="Times New Roman"/>
+          <w:i/>
+          <w:iCs/>
+          <w:kern w:val="0"/>
+          <w:lang w:eastAsia="pt-PT"/>
+          <w14:ligatures w14:val="none"/>
+        </w:rPr>
+        <w:t>hide</w:t>
+      </w:r>
+      <w:proofErr w:type="spellEnd"/>
+      <w:r>
+        <w:rPr>
+          <w:rFonts w:ascii="Times New Roman" w:eastAsia="Times New Roman" w:hAnsi="Times New Roman" w:cs="Times New Roman"/>
+          <w:kern w:val="0"/>
+          <w:lang w:eastAsia="pt-PT"/>
+          <w14:ligatures w14:val="none"/>
+        </w:rPr>
+        <w:t>).</w:t>
+      </w:r>
+    </w:p>
+    <w:p>
+      <w:pPr>
+        <w:spacing w:after="120" w:line="360" w:lineRule="auto"/>
+        <w:jc w:val="both"/>
+        <w:rPr>
+          <w:rFonts w:ascii="Times New Roman" w:eastAsia="Times New Roman" w:hAnsi="Times New Roman" w:cs="Times New Roman"/>
+          <w:kern w:val="0"/>
+          <w:lang w:eastAsia="pt-PT"/>
+          <w14:ligatures w14:val="none"/>
+        </w:rPr>
+      </w:pPr>
+      <w:r>
+        <w:rPr>
+          <w:rFonts w:ascii="Times New Roman" w:eastAsia="Times New Roman" w:hAnsi="Times New Roman" w:cs="Times New Roman"/>
+          <w:kern w:val="0"/>
+          <w:lang w:eastAsia="pt-PT"/>
+          <w14:ligatures w14:val="none"/>
+        </w:rPr>
+        <w:t>O posicionamento dos equipamentos no modelo deve obedecer às distâncias mínimas de segurança definidas nas normas técnicas aplicáveis, nomeadamente a norma IEC 61936-1, que estabelece os requisitos gerais para instalações elétricas com tensões superiores a 1 kV em corrente alternada [IEC 61936-1, 2021]</w:t>
+      </w:r>
+      <w:r>
+        <w:rPr>
+          <w:rFonts w:ascii="Times New Roman" w:eastAsia="Times New Roman" w:hAnsi="Times New Roman" w:cs="Times New Roman"/>
+          <w:kern w:val="0"/>
+          <w:lang w:eastAsia="pt-PT"/>
+          <w14:ligatures w14:val="none"/>
+        </w:rPr>
+        <w:t>.</w:t>
+      </w:r>
+    </w:p>
+    <w:p>
+      <w:pPr>
+        <w:spacing w:before="60" w:after="60" w:line="360" w:lineRule="auto"/>
+        <w:jc w:val="both"/>
+        <w:rPr>
+          <w:rFonts w:ascii="Times New Roman" w:eastAsia="Times New Roman" w:hAnsi="Times New Roman" w:cs="Times New Roman"/>
+          <w:kern w:val="0"/>
+          <w:lang w:eastAsia="pt-PT"/>
+          <w14:ligatures w14:val="none"/>
+        </w:rPr>
+      </w:pPr>
+      <w:r>
+        <w:rPr>
+          <w:rFonts w:ascii="Times New Roman" w:eastAsia="Times New Roman" w:hAnsi="Times New Roman" w:cs="Times New Roman"/>
+          <w:i/>
+          <w:iCs/>
+          <w:color w:val="7F7F7F"/>
+          <w:kern w:val="0"/>
+          <w:highlight w:val="green"/>
+          <w:lang w:eastAsia="pt-PT"/>
+          <w14:ligatures w14:val="none"/>
+        </w:rPr>
+        <w:lastRenderedPageBreak/>
+        <w:t xml:space="preserve">[Figura sugerida: vista de modelo de subestação no </w:t>
+      </w:r>
+      <w:proofErr w:type="spellStart"/>
+      <w:r>
+        <w:rPr>
+          <w:rFonts w:ascii="Times New Roman" w:eastAsia="Times New Roman" w:hAnsi="Times New Roman" w:cs="Times New Roman"/>
+          <w:i/>
+          <w:iCs/>
+          <w:color w:val="7F7F7F"/>
+          <w:kern w:val="0"/>
+          <w:highlight w:val="green"/>
+          <w:lang w:eastAsia="pt-PT"/>
+          <w14:ligatures w14:val="none"/>
+        </w:rPr>
+        <w:t>Revit</w:t>
+      </w:r>
+      <w:proofErr w:type="spellEnd"/>
+      <w:r>
+        <w:rPr>
+          <w:rFonts w:ascii="Times New Roman" w:eastAsia="Times New Roman" w:hAnsi="Times New Roman" w:cs="Times New Roman"/>
+          <w:i/>
+          <w:iCs/>
+          <w:color w:val="7F7F7F"/>
+          <w:kern w:val="0"/>
+          <w:highlight w:val="green"/>
+          <w:lang w:eastAsia="pt-PT"/>
+          <w14:ligatures w14:val="none"/>
+        </w:rPr>
+        <w:t xml:space="preserve"> com organização por links visível — captura de ecrã do projeto]</w:t>
       </w:r>
     </w:p>
     <w:p>
@@ -11443,7 +12818,7 @@
           <w14:ligatures w14:val="none"/>
         </w:rPr>
       </w:pPr>
-      <w:bookmarkStart w:id="41" w:name="_Toc232182060"/>
+      <w:bookmarkStart w:id="41" w:name="_Toc232197233"/>
       <w:r>
         <w:rPr>
           <w:rFonts w:ascii="Times New Roman" w:eastAsia="Times New Roman" w:hAnsi="Times New Roman" w:cs="Times New Roman"/>
@@ -11458,57 +12833,179 @@
     </w:p>
     <w:p>
       <w:pPr>
-        <w:spacing w:after="200" w:line="276" w:lineRule="auto"/>
-        <w:rPr>
-          <w:rFonts w:ascii="Times New Roman" w:eastAsia="Calibri" w:hAnsi="Times New Roman" w:cs="Times New Roman"/>
-          <w:kern w:val="0"/>
-          <w:highlight w:val="yellow"/>
-          <w14:ligatures w14:val="none"/>
-        </w:rPr>
-      </w:pPr>
-      <w:r>
-        <w:rPr>
-          <w:rFonts w:ascii="Times New Roman" w:eastAsia="Calibri" w:hAnsi="Times New Roman" w:cs="Times New Roman"/>
-          <w:kern w:val="0"/>
-          <w14:ligatures w14:val="none"/>
-        </w:rPr>
-        <w:t xml:space="preserve">"Escreve em português europeu, estilo impessoal, académico, justificado, sem listas. Tema: processo de revisão de modelos </w:t>
+        <w:spacing w:after="120" w:line="360" w:lineRule="auto"/>
+        <w:jc w:val="both"/>
+        <w:rPr>
+          <w:rFonts w:ascii="Times New Roman" w:eastAsia="Times New Roman" w:hAnsi="Times New Roman" w:cs="Times New Roman"/>
+          <w:kern w:val="0"/>
+          <w:lang w:eastAsia="pt-PT"/>
+          <w14:ligatures w14:val="none"/>
+        </w:rPr>
+      </w:pPr>
+      <w:r>
+        <w:rPr>
+          <w:rFonts w:ascii="Times New Roman" w:eastAsia="Times New Roman" w:hAnsi="Times New Roman" w:cs="Times New Roman"/>
+          <w:kern w:val="0"/>
+          <w:lang w:eastAsia="pt-PT"/>
+          <w14:ligatures w14:val="none"/>
+        </w:rPr>
+        <w:t xml:space="preserve">Um modelo de subestação raramente é entregue ao cliente numa única iteração. O processo de projeto em ambiente real implica ciclos sucessivos de revisão, nos quais os comentários e solicitações de alteração do cliente são incorporados no modelo, e a documentação técnica associada é atualizada em conformidade. No contexto de projetos desenvolvidos para clientes internacionais, como a </w:t>
       </w:r>
       <w:proofErr w:type="spellStart"/>
       <w:r>
         <w:rPr>
-          <w:rFonts w:ascii="Times New Roman" w:eastAsia="Calibri" w:hAnsi="Times New Roman" w:cs="Times New Roman"/>
-          <w:kern w:val="0"/>
-          <w14:ligatures w14:val="none"/>
-        </w:rPr>
-        <w:t>Revit</w:t>
+          <w:rFonts w:ascii="Times New Roman" w:eastAsia="Times New Roman" w:hAnsi="Times New Roman" w:cs="Times New Roman"/>
+          <w:i/>
+          <w:iCs/>
+          <w:kern w:val="0"/>
+          <w:lang w:eastAsia="pt-PT"/>
+          <w14:ligatures w14:val="none"/>
+        </w:rPr>
+        <w:t>Scottish</w:t>
       </w:r>
       <w:proofErr w:type="spellEnd"/>
       <w:r>
         <w:rPr>
-          <w:rFonts w:ascii="Times New Roman" w:eastAsia="Calibri" w:hAnsi="Times New Roman" w:cs="Times New Roman"/>
-          <w:kern w:val="0"/>
-          <w14:ligatures w14:val="none"/>
-        </w:rPr>
-        <w:t xml:space="preserve"> em contexto real de projeto — incorporação de comentários de clientes internacionais (</w:t>
+          <w:rFonts w:ascii="Times New Roman" w:eastAsia="Times New Roman" w:hAnsi="Times New Roman" w:cs="Times New Roman"/>
+          <w:i/>
+          <w:iCs/>
+          <w:kern w:val="0"/>
+          <w:lang w:eastAsia="pt-PT"/>
+          <w14:ligatures w14:val="none"/>
+        </w:rPr>
+        <w:t xml:space="preserve"> </w:t>
       </w:r>
       <w:proofErr w:type="spellStart"/>
       <w:r>
         <w:rPr>
-          <w:rFonts w:ascii="Times New Roman" w:eastAsia="Calibri" w:hAnsi="Times New Roman" w:cs="Times New Roman"/>
-          <w:kern w:val="0"/>
-          <w14:ligatures w14:val="none"/>
-        </w:rPr>
-        <w:t>ex</w:t>
+          <w:rFonts w:ascii="Times New Roman" w:eastAsia="Times New Roman" w:hAnsi="Times New Roman" w:cs="Times New Roman"/>
+          <w:i/>
+          <w:iCs/>
+          <w:kern w:val="0"/>
+          <w:lang w:eastAsia="pt-PT"/>
+          <w14:ligatures w14:val="none"/>
+        </w:rPr>
+        <w:t>and</w:t>
       </w:r>
       <w:proofErr w:type="spellEnd"/>
       <w:r>
         <w:rPr>
-          <w:rFonts w:ascii="Times New Roman" w:eastAsia="Calibri" w:hAnsi="Times New Roman" w:cs="Times New Roman"/>
-          <w:kern w:val="0"/>
-          <w14:ligatures w14:val="none"/>
-        </w:rPr>
-        <w:t>: SSEN), ajustes decorrentes de ensaios e estudos técnicos, gestão de versões e comunicação técnica em inglês, faz me perguntas caso precises!"</w:t>
+          <w:rFonts w:ascii="Times New Roman" w:eastAsia="Times New Roman" w:hAnsi="Times New Roman" w:cs="Times New Roman"/>
+          <w:i/>
+          <w:iCs/>
+          <w:kern w:val="0"/>
+          <w:lang w:eastAsia="pt-PT"/>
+          <w14:ligatures w14:val="none"/>
+        </w:rPr>
+        <w:t xml:space="preserve"> Southern </w:t>
+      </w:r>
+      <w:proofErr w:type="spellStart"/>
+      <w:r>
+        <w:rPr>
+          <w:rFonts w:ascii="Times New Roman" w:eastAsia="Times New Roman" w:hAnsi="Times New Roman" w:cs="Times New Roman"/>
+          <w:i/>
+          <w:iCs/>
+          <w:kern w:val="0"/>
+          <w:lang w:eastAsia="pt-PT"/>
+          <w14:ligatures w14:val="none"/>
+        </w:rPr>
+        <w:t>Electricity</w:t>
+      </w:r>
+      <w:proofErr w:type="spellEnd"/>
+      <w:r>
+        <w:rPr>
+          <w:rFonts w:ascii="Times New Roman" w:eastAsia="Times New Roman" w:hAnsi="Times New Roman" w:cs="Times New Roman"/>
+          <w:i/>
+          <w:iCs/>
+          <w:kern w:val="0"/>
+          <w:lang w:eastAsia="pt-PT"/>
+          <w14:ligatures w14:val="none"/>
+        </w:rPr>
+        <w:t xml:space="preserve"> Networks </w:t>
+      </w:r>
+      <w:r>
+        <w:rPr>
+          <w:rFonts w:ascii="Times New Roman" w:eastAsia="Times New Roman" w:hAnsi="Times New Roman" w:cs="Times New Roman"/>
+          <w:kern w:val="0"/>
+          <w:lang w:eastAsia="pt-PT"/>
+          <w14:ligatures w14:val="none"/>
+        </w:rPr>
+        <w:t xml:space="preserve">(SSEN) no Reino Unido, estes comentários chegam habitualmente sob a forma de anotações em ficheiros PDF, que identificam os elementos a corrigir, as dimensões a rever ou os componentes a substituir. </w:t>
+      </w:r>
+    </w:p>
+    <w:p>
+      <w:pPr>
+        <w:spacing w:after="120" w:line="360" w:lineRule="auto"/>
+        <w:jc w:val="both"/>
+        <w:rPr>
+          <w:rFonts w:ascii="Times New Roman" w:eastAsia="Times New Roman" w:hAnsi="Times New Roman" w:cs="Times New Roman"/>
+          <w:kern w:val="0"/>
+          <w:lang w:eastAsia="pt-PT"/>
+          <w14:ligatures w14:val="none"/>
+        </w:rPr>
+      </w:pPr>
+      <w:r>
+        <w:rPr>
+          <w:rFonts w:ascii="Times New Roman" w:eastAsia="Times New Roman" w:hAnsi="Times New Roman" w:cs="Times New Roman"/>
+          <w:kern w:val="0"/>
+          <w:lang w:eastAsia="pt-PT"/>
+          <w14:ligatures w14:val="none"/>
+        </w:rPr>
+        <w:t xml:space="preserve">As alterações decorrentes das revisões podem ter origens diversas: ajustes de implantação motivados por condicionantes civis ou de acesso, substituição de equipamentos por alteração de especificação do cliente, incorporação de resultados de estudos técnicos </w:t>
+      </w:r>
+      <w:r>
+        <w:rPr>
+          <w:rFonts w:ascii="Times New Roman" w:eastAsia="Times New Roman" w:hAnsi="Times New Roman" w:cs="Times New Roman"/>
+          <w:kern w:val="0"/>
+          <w:lang w:eastAsia="pt-PT"/>
+          <w14:ligatures w14:val="none"/>
+        </w:rPr>
+        <w:t>das equipas de</w:t>
+      </w:r>
+      <w:r>
+        <w:rPr>
+          <w:rFonts w:ascii="Times New Roman" w:eastAsia="Times New Roman" w:hAnsi="Times New Roman" w:cs="Times New Roman"/>
+          <w:kern w:val="0"/>
+          <w:lang w:eastAsia="pt-PT"/>
+          <w14:ligatures w14:val="none"/>
+        </w:rPr>
+        <w:t xml:space="preserve"> </w:t>
+      </w:r>
+      <w:r>
+        <w:rPr>
+          <w:rFonts w:ascii="Times New Roman" w:eastAsia="Times New Roman" w:hAnsi="Times New Roman" w:cs="Times New Roman"/>
+          <w:kern w:val="0"/>
+          <w:lang w:eastAsia="pt-PT"/>
+          <w14:ligatures w14:val="none"/>
+        </w:rPr>
+        <w:t>dimensionamentos</w:t>
+      </w:r>
+      <w:r>
+        <w:rPr>
+          <w:rFonts w:ascii="Times New Roman" w:eastAsia="Times New Roman" w:hAnsi="Times New Roman" w:cs="Times New Roman"/>
+          <w:kern w:val="0"/>
+          <w:lang w:eastAsia="pt-PT"/>
+          <w14:ligatures w14:val="none"/>
+        </w:rPr>
+        <w:t xml:space="preserve">, ou ainda correções identificadas durante </w:t>
+      </w:r>
+      <w:r>
+        <w:rPr>
+          <w:rFonts w:ascii="Times New Roman" w:eastAsia="Times New Roman" w:hAnsi="Times New Roman" w:cs="Times New Roman"/>
+          <w:kern w:val="0"/>
+          <w:lang w:eastAsia="pt-PT"/>
+          <w14:ligatures w14:val="none"/>
+        </w:rPr>
+        <w:t>o trabalho</w:t>
+      </w:r>
+      <w:r>
+        <w:rPr>
+          <w:rFonts w:ascii="Times New Roman" w:eastAsia="Times New Roman" w:hAnsi="Times New Roman" w:cs="Times New Roman"/>
+          <w:kern w:val="0"/>
+          <w:lang w:eastAsia="pt-PT"/>
+          <w14:ligatures w14:val="none"/>
+        </w:rPr>
+        <w:t xml:space="preserve">. </w:t>
       </w:r>
     </w:p>
     <w:p>
@@ -11531,7 +13028,7 @@
           <w14:ligatures w14:val="none"/>
         </w:rPr>
       </w:pPr>
-      <w:bookmarkStart w:id="42" w:name="_Toc232182061"/>
+      <w:bookmarkStart w:id="42" w:name="_Toc232197234"/>
       <w:r>
         <w:rPr>
           <w:rFonts w:ascii="Times New Roman" w:eastAsia="Times New Roman" w:hAnsi="Times New Roman" w:cs="Times New Roman"/>
@@ -11540,34 +13037,202 @@
           <w:kern w:val="0"/>
           <w14:ligatures w14:val="none"/>
         </w:rPr>
+        <w:t>Produção de documentação técnica – plantas, cortes e elevações</w:t>
+      </w:r>
+      <w:bookmarkEnd w:id="42"/>
+    </w:p>
+    <w:p>
+      <w:pPr>
+        <w:spacing w:after="120" w:line="360" w:lineRule="auto"/>
+        <w:jc w:val="both"/>
+        <w:rPr>
+          <w:rFonts w:ascii="Times New Roman" w:eastAsia="Times New Roman" w:hAnsi="Times New Roman" w:cs="Times New Roman"/>
+          <w:kern w:val="0"/>
+          <w:lang w:eastAsia="pt-PT"/>
+          <w14:ligatures w14:val="none"/>
+        </w:rPr>
+      </w:pPr>
+      <w:r>
+        <w:rPr>
+          <w:rFonts w:ascii="Times New Roman" w:eastAsia="Times New Roman" w:hAnsi="Times New Roman" w:cs="Times New Roman"/>
+          <w:kern w:val="0"/>
+          <w:lang w:eastAsia="pt-PT"/>
+          <w14:ligatures w14:val="none"/>
+        </w:rPr>
+        <w:t>Uma das funcionalidades mais diretamente úteis d</w:t>
+      </w:r>
+      <w:r>
+        <w:rPr>
+          <w:rFonts w:ascii="Times New Roman" w:eastAsia="Times New Roman" w:hAnsi="Times New Roman" w:cs="Times New Roman"/>
+          <w:kern w:val="0"/>
+          <w:lang w:eastAsia="pt-PT"/>
+          <w14:ligatures w14:val="none"/>
+        </w:rPr>
+        <w:t xml:space="preserve">a aplicação </w:t>
+      </w:r>
+      <w:r>
+        <w:rPr>
+          <w:rFonts w:ascii="Times New Roman" w:eastAsia="Times New Roman" w:hAnsi="Times New Roman" w:cs="Times New Roman"/>
+          <w:kern w:val="0"/>
+          <w:lang w:eastAsia="pt-PT"/>
+          <w14:ligatures w14:val="none"/>
+        </w:rPr>
+        <w:t xml:space="preserve">em contexto de projeto de subestações é </w:t>
+      </w:r>
+      <w:r>
+        <w:rPr>
+          <w:rFonts w:ascii="Times New Roman" w:eastAsia="Times New Roman" w:hAnsi="Times New Roman" w:cs="Times New Roman"/>
+          <w:kern w:val="0"/>
+          <w:lang w:eastAsia="pt-PT"/>
+          <w14:ligatures w14:val="none"/>
+        </w:rPr>
+        <w:t xml:space="preserve">gerar </w:t>
+      </w:r>
+      <w:r>
+        <w:rPr>
+          <w:rFonts w:ascii="Times New Roman" w:eastAsia="Times New Roman" w:hAnsi="Times New Roman" w:cs="Times New Roman"/>
+          <w:kern w:val="0"/>
+          <w:lang w:eastAsia="pt-PT"/>
+          <w14:ligatures w14:val="none"/>
+        </w:rPr>
+        <w:t>automática de peças desenhadas a partir do modelo tridimensional. Plantas, cortes e elevações são obtidos através da configuração de vistas sobre o modelo, às quais são associadas escalas, anotações, cotas e legendas, de acordo com os requisitos de apresentação definidos para o projeto. As folhas de desenho são compostas diretamente, recorrendo a um formato de apresentação definido pela equipa de projeto, e podem incluir múltiplas vistas, blocos de título e informação de revisão.</w:t>
+      </w:r>
+    </w:p>
+    <w:p>
+      <w:pPr>
+        <w:spacing w:after="120" w:line="360" w:lineRule="auto"/>
+        <w:jc w:val="both"/>
+        <w:rPr>
+          <w:rFonts w:ascii="Times New Roman" w:eastAsia="Times New Roman" w:hAnsi="Times New Roman" w:cs="Times New Roman"/>
+          <w:kern w:val="0"/>
+          <w:lang w:eastAsia="pt-PT"/>
+          <w14:ligatures w14:val="none"/>
+        </w:rPr>
+      </w:pPr>
+      <w:r>
+        <w:rPr>
+          <w:rFonts w:ascii="Times New Roman" w:eastAsia="Times New Roman" w:hAnsi="Times New Roman" w:cs="Times New Roman"/>
+          <w:kern w:val="0"/>
+          <w:lang w:eastAsia="pt-PT"/>
+          <w14:ligatures w14:val="none"/>
+        </w:rPr>
+        <w:t xml:space="preserve">A exportação da documentação para entrega ao cliente é feita em formato PDF, que constitui o formato padrão para a transmissão de peças desenhadas em contexto de projeto. Quando o cliente solicita o modelo nativo, a entrega é efetuada no formato proprietário do </w:t>
+      </w:r>
+      <w:proofErr w:type="spellStart"/>
+      <w:r>
+        <w:rPr>
+          <w:rFonts w:ascii="Times New Roman" w:eastAsia="Times New Roman" w:hAnsi="Times New Roman" w:cs="Times New Roman"/>
+          <w:kern w:val="0"/>
+          <w:lang w:eastAsia="pt-PT"/>
+          <w14:ligatures w14:val="none"/>
+        </w:rPr>
+        <w:t>Revit</w:t>
+      </w:r>
+      <w:proofErr w:type="spellEnd"/>
+      <w:r>
+        <w:rPr>
+          <w:rFonts w:ascii="Times New Roman" w:eastAsia="Times New Roman" w:hAnsi="Times New Roman" w:cs="Times New Roman"/>
+          <w:kern w:val="0"/>
+          <w:lang w:eastAsia="pt-PT"/>
+          <w14:ligatures w14:val="none"/>
+        </w:rPr>
+        <w:t xml:space="preserve"> </w:t>
+      </w:r>
+      <w:proofErr w:type="gramStart"/>
+      <w:r>
+        <w:rPr>
+          <w:rFonts w:ascii="Times New Roman" w:eastAsia="Times New Roman" w:hAnsi="Times New Roman" w:cs="Times New Roman"/>
+          <w:kern w:val="0"/>
+          <w:lang w:eastAsia="pt-PT"/>
+          <w14:ligatures w14:val="none"/>
+        </w:rPr>
+        <w:t>(.</w:t>
+      </w:r>
+      <w:proofErr w:type="spellStart"/>
+      <w:r>
+        <w:rPr>
+          <w:rFonts w:ascii="Times New Roman" w:eastAsia="Times New Roman" w:hAnsi="Times New Roman" w:cs="Times New Roman"/>
+          <w:kern w:val="0"/>
+          <w:lang w:eastAsia="pt-PT"/>
+          <w14:ligatures w14:val="none"/>
+        </w:rPr>
+        <w:t>rvt</w:t>
+      </w:r>
+      <w:proofErr w:type="spellEnd"/>
+      <w:proofErr w:type="gramEnd"/>
+      <w:r>
+        <w:rPr>
+          <w:rFonts w:ascii="Times New Roman" w:eastAsia="Times New Roman" w:hAnsi="Times New Roman" w:cs="Times New Roman"/>
+          <w:kern w:val="0"/>
+          <w:lang w:eastAsia="pt-PT"/>
+          <w14:ligatures w14:val="none"/>
+        </w:rPr>
+        <w:t xml:space="preserve"> para modelos de projeto</w:t>
+      </w:r>
+      <w:r>
+        <w:rPr>
+          <w:rFonts w:ascii="Times New Roman" w:eastAsia="Times New Roman" w:hAnsi="Times New Roman" w:cs="Times New Roman"/>
+          <w:kern w:val="0"/>
+          <w:lang w:eastAsia="pt-PT"/>
+          <w14:ligatures w14:val="none"/>
+        </w:rPr>
+        <w:t>)</w:t>
+      </w:r>
+      <w:r>
+        <w:rPr>
+          <w:rFonts w:ascii="Times New Roman" w:eastAsia="Times New Roman" w:hAnsi="Times New Roman" w:cs="Times New Roman"/>
+          <w:kern w:val="0"/>
+          <w:lang w:eastAsia="pt-PT"/>
+          <w14:ligatures w14:val="none"/>
+        </w:rPr>
+        <w:t xml:space="preserve">, permitindo ao destinatário aceder à totalidade da informação geométrica e paramétrica nele contida. Esta flexibilidade de formatos de entrega é uma das características que distingue o fluxo de trabalho BIM do processo tradicional baseado em desenhos 2D, e contribui para uma maior transparência e rastreabilidade da informação ao longo do ciclo de vida do projeto </w:t>
+      </w:r>
+      <w:r>
+        <w:rPr>
+          <w:rFonts w:ascii="Times New Roman" w:eastAsia="Times New Roman" w:hAnsi="Times New Roman" w:cs="Times New Roman"/>
+          <w:kern w:val="0"/>
+          <w:shd w:val="clear" w:color="auto" w:fill="FFFF00"/>
+          <w:lang w:eastAsia="pt-PT"/>
+          <w14:ligatures w14:val="none"/>
+        </w:rPr>
+        <w:t>[Redmond, 2022].</w:t>
+      </w:r>
+    </w:p>
+    <w:p>
+      <w:pPr>
+        <w:spacing w:before="60" w:after="60" w:line="360" w:lineRule="auto"/>
+        <w:jc w:val="both"/>
+        <w:rPr>
+          <w:rFonts w:ascii="Times New Roman" w:eastAsia="Times New Roman" w:hAnsi="Times New Roman" w:cs="Times New Roman"/>
+          <w:kern w:val="0"/>
+          <w:lang w:eastAsia="pt-PT"/>
+          <w14:ligatures w14:val="none"/>
+        </w:rPr>
+      </w:pPr>
+      <w:r>
+        <w:rPr>
+          <w:rFonts w:ascii="Times New Roman" w:eastAsia="Times New Roman" w:hAnsi="Times New Roman" w:cs="Times New Roman"/>
+          <w:i/>
+          <w:iCs/>
+          <w:color w:val="7F7F7F"/>
+          <w:kern w:val="0"/>
+          <w:highlight w:val="green"/>
+          <w:lang w:eastAsia="pt-PT"/>
+          <w14:ligatures w14:val="none"/>
+        </w:rPr>
         <w:lastRenderedPageBreak/>
-        <w:t>Produção de documentação técnica – plantas, cortes e elevações</w:t>
-      </w:r>
-      <w:bookmarkEnd w:id="42"/>
-    </w:p>
-    <w:p>
-      <w:pPr>
-        <w:spacing w:after="200" w:line="276" w:lineRule="auto"/>
-        <w:rPr>
-          <w:rFonts w:ascii="Times New Roman" w:eastAsia="Calibri" w:hAnsi="Times New Roman" w:cs="Times New Roman"/>
-          <w:kern w:val="0"/>
-          <w:highlight w:val="yellow"/>
-          <w14:ligatures w14:val="none"/>
-        </w:rPr>
-      </w:pPr>
-      <w:r>
-        <w:rPr>
-          <w:rFonts w:ascii="Times New Roman" w:eastAsia="Calibri" w:hAnsi="Times New Roman" w:cs="Times New Roman"/>
-          <w:kern w:val="0"/>
-          <w14:ligatures w14:val="none"/>
-        </w:rPr>
-        <w:t xml:space="preserve">"Escreve em português europeu, estilo impessoal, académico, justificado, sem listas. Tema: geração de plantas, cortes e elevações a partir dos modelos </w:t>
+        <w:t xml:space="preserve">[Figura sugerida: exemplo de folha de desenho gerada no </w:t>
       </w:r>
       <w:proofErr w:type="spellStart"/>
       <w:r>
         <w:rPr>
-          <w:rFonts w:ascii="Times New Roman" w:eastAsia="Calibri" w:hAnsi="Times New Roman" w:cs="Times New Roman"/>
-          <w:kern w:val="0"/>
+          <w:rFonts w:ascii="Times New Roman" w:eastAsia="Times New Roman" w:hAnsi="Times New Roman" w:cs="Times New Roman"/>
+          <w:i/>
+          <w:iCs/>
+          <w:color w:val="7F7F7F"/>
+          <w:kern w:val="0"/>
+          <w:highlight w:val="green"/>
+          <w:lang w:eastAsia="pt-PT"/>
           <w14:ligatures w14:val="none"/>
         </w:rPr>
         <w:t>Revit</w:t>
@@ -11575,11 +13240,16 @@
       <w:proofErr w:type="spellEnd"/>
       <w:r>
         <w:rPr>
-          <w:rFonts w:ascii="Times New Roman" w:eastAsia="Calibri" w:hAnsi="Times New Roman" w:cs="Times New Roman"/>
-          <w:kern w:val="0"/>
-          <w14:ligatures w14:val="none"/>
-        </w:rPr>
-        <w:t xml:space="preserve"> para integração nas peças desenhadas do projeto de execução — configuração de vistas, escalas, anotações, legendas e exportação para formato compatível com entrega ao cliente, faz me perguntas caso precises!"</w:t>
+          <w:rFonts w:ascii="Times New Roman" w:eastAsia="Times New Roman" w:hAnsi="Times New Roman" w:cs="Times New Roman"/>
+          <w:i/>
+          <w:iCs/>
+          <w:color w:val="7F7F7F"/>
+          <w:kern w:val="0"/>
+          <w:highlight w:val="green"/>
+          <w:lang w:eastAsia="pt-PT"/>
+          <w14:ligatures w14:val="none"/>
+        </w:rPr>
+        <w:t xml:space="preserve"> com planta, corte e elevação de subestação — captura de ecrã do projeto]</w:t>
       </w:r>
     </w:p>
     <w:p>
@@ -11602,7 +13272,7 @@
           <w14:ligatures w14:val="none"/>
         </w:rPr>
       </w:pPr>
-      <w:bookmarkStart w:id="43" w:name="_Toc232182062"/>
+      <w:bookmarkStart w:id="43" w:name="_Toc232197235"/>
       <w:r>
         <w:rPr>
           <w:rFonts w:ascii="Times New Roman" w:eastAsia="Times New Roman" w:hAnsi="Times New Roman" w:cs="Times New Roman"/>
@@ -11617,21 +13287,150 @@
     </w:p>
     <w:p>
       <w:pPr>
-        <w:spacing w:after="200" w:line="276" w:lineRule="auto"/>
-        <w:rPr>
-          <w:rFonts w:ascii="Times New Roman" w:eastAsia="Calibri" w:hAnsi="Times New Roman" w:cs="Times New Roman"/>
-          <w:kern w:val="0"/>
-          <w:highlight w:val="yellow"/>
-          <w14:ligatures w14:val="none"/>
-        </w:rPr>
-      </w:pPr>
-      <w:r>
-        <w:rPr>
-          <w:rFonts w:ascii="Times New Roman" w:eastAsia="Calibri" w:hAnsi="Times New Roman" w:cs="Times New Roman"/>
-          <w:kern w:val="0"/>
-          <w14:ligatures w14:val="none"/>
-        </w:rPr>
-        <w:t>"Escreve em português europeu, estilo impessoal, académico, justificado, sem listas. Tema: evolução do grau de autonomia do estagiário ao longo do período de estágio na SISINT — progressão desde tarefas assistidas e supervisionadas até trabalho independente, projetos em que houve maior envolvimento direto, e competências consolidadas que permitem o exercício autónomo das tarefas de modelação, faz me perguntas caso precises!"</w:t>
+        <w:spacing w:after="120" w:line="360" w:lineRule="auto"/>
+        <w:jc w:val="both"/>
+        <w:rPr>
+          <w:rFonts w:ascii="Times New Roman" w:eastAsia="Times New Roman" w:hAnsi="Times New Roman" w:cs="Times New Roman"/>
+          <w:kern w:val="0"/>
+          <w:lang w:eastAsia="pt-PT"/>
+          <w14:ligatures w14:val="none"/>
+        </w:rPr>
+      </w:pPr>
+      <w:r>
+        <w:rPr>
+          <w:rFonts w:ascii="Times New Roman" w:eastAsia="Times New Roman" w:hAnsi="Times New Roman" w:cs="Times New Roman"/>
+          <w:kern w:val="0"/>
+          <w:lang w:eastAsia="pt-PT"/>
+          <w14:ligatures w14:val="none"/>
+        </w:rPr>
+        <w:t>A integração num ambiente profissional de engenharia implica, numa fase inicial, um período de adaptação durante o qual o estagiário desenvolve as competências técnicas e processuais necessárias para participar de forma produtiva nos projetos em curso. No contexto do estágio realizado na SISINT, esta progressão traduziu-se numa evolução gradual do grau de autonomia nas tarefas de modelação</w:t>
+      </w:r>
+      <w:r>
+        <w:rPr>
+          <w:rFonts w:ascii="Times New Roman" w:eastAsia="Times New Roman" w:hAnsi="Times New Roman" w:cs="Times New Roman"/>
+          <w:kern w:val="0"/>
+          <w:lang w:eastAsia="pt-PT"/>
+          <w14:ligatures w14:val="none"/>
+        </w:rPr>
+        <w:t xml:space="preserve"> e de outras atividades</w:t>
+      </w:r>
+      <w:r>
+        <w:rPr>
+          <w:rFonts w:ascii="Times New Roman" w:eastAsia="Times New Roman" w:hAnsi="Times New Roman" w:cs="Times New Roman"/>
+          <w:kern w:val="0"/>
+          <w:lang w:eastAsia="pt-PT"/>
+          <w14:ligatures w14:val="none"/>
+        </w:rPr>
+        <w:t xml:space="preserve">, desde as primeiras semanas, em que o trabalho era desenvolvido sob orientação próxima e com necessidade de validação frequente, até </w:t>
+      </w:r>
+      <w:proofErr w:type="gramStart"/>
+      <w:r>
+        <w:rPr>
+          <w:rFonts w:ascii="Times New Roman" w:eastAsia="Times New Roman" w:hAnsi="Times New Roman" w:cs="Times New Roman"/>
+          <w:kern w:val="0"/>
+          <w:lang w:eastAsia="pt-PT"/>
+          <w14:ligatures w14:val="none"/>
+        </w:rPr>
+        <w:t>a</w:t>
+      </w:r>
+      <w:proofErr w:type="gramEnd"/>
+      <w:r>
+        <w:rPr>
+          <w:rFonts w:ascii="Times New Roman" w:eastAsia="Times New Roman" w:hAnsi="Times New Roman" w:cs="Times New Roman"/>
+          <w:kern w:val="0"/>
+          <w:lang w:eastAsia="pt-PT"/>
+          <w14:ligatures w14:val="none"/>
+        </w:rPr>
+        <w:t xml:space="preserve"> fase</w:t>
+      </w:r>
+      <w:r>
+        <w:rPr>
+          <w:rFonts w:ascii="Times New Roman" w:eastAsia="Times New Roman" w:hAnsi="Times New Roman" w:cs="Times New Roman"/>
+          <w:kern w:val="0"/>
+          <w:lang w:eastAsia="pt-PT"/>
+          <w14:ligatures w14:val="none"/>
+        </w:rPr>
+        <w:t>, em que a participação nos projetos se tornou mais direta e independente.</w:t>
+      </w:r>
+    </w:p>
+    <w:p>
+      <w:pPr>
+        <w:spacing w:after="120" w:line="360" w:lineRule="auto"/>
+        <w:jc w:val="both"/>
+        <w:rPr>
+          <w:rFonts w:ascii="Times New Roman" w:eastAsia="Times New Roman" w:hAnsi="Times New Roman" w:cs="Times New Roman"/>
+          <w:kern w:val="0"/>
+          <w:lang w:eastAsia="pt-PT"/>
+          <w14:ligatures w14:val="none"/>
+        </w:rPr>
+      </w:pPr>
+      <w:r>
+        <w:rPr>
+          <w:rFonts w:ascii="Times New Roman" w:eastAsia="Times New Roman" w:hAnsi="Times New Roman" w:cs="Times New Roman"/>
+          <w:kern w:val="0"/>
+          <w:lang w:eastAsia="pt-PT"/>
+          <w14:ligatures w14:val="none"/>
+        </w:rPr>
+        <w:t>Esta transição foi particularmente percetível no decurso de um projeto desenvolvido para um cliente do setor da aviação, no qual o envolvimento na modelação se aprofundou ao ponto de a comunicação técnica com os restantes membros da equipa passar a ser feita de forma direta, sem intermediação sistemática por parte do</w:t>
+      </w:r>
+      <w:r>
+        <w:rPr>
+          <w:rFonts w:ascii="Times New Roman" w:eastAsia="Times New Roman" w:hAnsi="Times New Roman" w:cs="Times New Roman"/>
+          <w:kern w:val="0"/>
+          <w:lang w:eastAsia="pt-PT"/>
+          <w14:ligatures w14:val="none"/>
+        </w:rPr>
+        <w:t>s engenheiros mais experientes</w:t>
+      </w:r>
+      <w:r>
+        <w:rPr>
+          <w:rFonts w:ascii="Times New Roman" w:eastAsia="Times New Roman" w:hAnsi="Times New Roman" w:cs="Times New Roman"/>
+          <w:kern w:val="0"/>
+          <w:lang w:eastAsia="pt-PT"/>
+          <w14:ligatures w14:val="none"/>
+        </w:rPr>
+        <w:t>. Este momento marcou uma mudança qualitativa na forma de participar no projeto: deixou de ser necessário aguardar instruções detalhadas para cada tarefa, passando a ser possível interpretar a documentação disponível, identificar o que era necessário modelar e tomar decisões de modelação de forma autónoma, dentro do âmbito definido para o trabalho.</w:t>
+      </w:r>
+    </w:p>
+    <w:p>
+      <w:pPr>
+        <w:spacing w:after="120" w:line="360" w:lineRule="auto"/>
+        <w:jc w:val="both"/>
+        <w:rPr>
+          <w:rFonts w:ascii="Times New Roman" w:eastAsia="Times New Roman" w:hAnsi="Times New Roman" w:cs="Times New Roman"/>
+          <w:kern w:val="0"/>
+          <w:lang w:eastAsia="pt-PT"/>
+          <w14:ligatures w14:val="none"/>
+        </w:rPr>
+      </w:pPr>
+      <w:r>
+        <w:rPr>
+          <w:rFonts w:ascii="Times New Roman" w:eastAsia="Times New Roman" w:hAnsi="Times New Roman" w:cs="Times New Roman"/>
+          <w:kern w:val="0"/>
+          <w:lang w:eastAsia="pt-PT"/>
+          <w14:ligatures w14:val="none"/>
+        </w:rPr>
+        <w:t xml:space="preserve">As competências consolidadas ao longo do estágio abrangem a criação e parametrização de famílias de componentes para subestações, a organização e gestão de modelos complexos com recurso a ficheiros ligados, a interpretação de documentação técnica de projeto e de requisitos de clientes internacionais, e a produção de peças desenhadas a partir do </w:t>
+      </w:r>
+      <w:proofErr w:type="spellStart"/>
+      <w:r>
+        <w:rPr>
+          <w:rFonts w:ascii="Times New Roman" w:eastAsia="Times New Roman" w:hAnsi="Times New Roman" w:cs="Times New Roman"/>
+          <w:kern w:val="0"/>
+          <w:lang w:eastAsia="pt-PT"/>
+          <w14:ligatures w14:val="none"/>
+        </w:rPr>
+        <w:t>Revit</w:t>
+      </w:r>
+      <w:proofErr w:type="spellEnd"/>
+      <w:r>
+        <w:rPr>
+          <w:rFonts w:ascii="Times New Roman" w:eastAsia="Times New Roman" w:hAnsi="Times New Roman" w:cs="Times New Roman"/>
+          <w:kern w:val="0"/>
+          <w:lang w:eastAsia="pt-PT"/>
+          <w14:ligatures w14:val="none"/>
+        </w:rPr>
+        <w:t>. A combinação destas competências, adquiridas em contexto real e aplicadas a projetos de subestações em múltiplos níveis de tensão e geografias distintas, constitui a base para o exercício autónomo das tarefas de modelação em ambiente profissional.</w:t>
       </w:r>
     </w:p>
     <w:p>
@@ -11654,7 +13453,7 @@
           <w14:ligatures w14:val="none"/>
         </w:rPr>
       </w:pPr>
-      <w:bookmarkStart w:id="44" w:name="_Toc232182063"/>
+      <w:bookmarkStart w:id="44" w:name="_Toc232197236"/>
       <w:r>
         <w:rPr>
           <w:rFonts w:ascii="Times New Roman" w:eastAsia="Times New Roman" w:hAnsi="Times New Roman" w:cs="Times New Roman"/>
@@ -11690,7 +13489,7 @@
           <w14:ligatures w14:val="none"/>
         </w:rPr>
       </w:pPr>
-      <w:bookmarkStart w:id="45" w:name="_Toc232182064"/>
+      <w:bookmarkStart w:id="45" w:name="_Toc232197237"/>
       <w:r>
         <w:rPr>
           <w:rFonts w:ascii="Times New Roman" w:eastAsia="Times New Roman" w:hAnsi="Times New Roman" w:cs="Times New Roman"/>
@@ -11719,7 +13518,15 @@
           <w:kern w:val="0"/>
           <w14:ligatures w14:val="none"/>
         </w:rPr>
-        <w:t xml:space="preserve">"Escreve em português europeu, estilo impessoal, académico, justificado, sem listas. Tema: leitura e interpretação de esquemas unifilares de subestações AT/MT como base de trabalho para a modelação 3D em </w:t>
+        <w:t xml:space="preserve">"Escreve em português europeu, estilo impessoal, académico, justificado, sem listas. Tema: leitura e interpretação de esquemas unifilares de subestações AT/MT como base de trabalho para a modelação 3D </w:t>
+      </w:r>
+      <w:r>
+        <w:rPr>
+          <w:rFonts w:ascii="Times New Roman" w:eastAsia="Calibri" w:hAnsi="Times New Roman" w:cs="Times New Roman"/>
+          <w:kern w:val="0"/>
+          <w14:ligatures w14:val="none"/>
+        </w:rPr>
+        <w:t xml:space="preserve">no </w:t>
       </w:r>
       <w:proofErr w:type="spellStart"/>
       <w:r>
@@ -11737,7 +13544,16 @@
           <w:kern w:val="0"/>
           <w14:ligatures w14:val="none"/>
         </w:rPr>
-        <w:t xml:space="preserve"> — informação extraída (equipamentos, ligações, configuração de barramento), simbologia normalizada e relação entre o esquema unifilar e o modelo tridimensional, faz me perguntas caso precises!"</w:t>
+        <w:t xml:space="preserve">— informação extraída (equipamentos, ligações, configuração de </w:t>
+      </w:r>
+      <w:r>
+        <w:rPr>
+          <w:rFonts w:ascii="Times New Roman" w:eastAsia="Calibri" w:hAnsi="Times New Roman" w:cs="Times New Roman"/>
+          <w:kern w:val="0"/>
+          <w14:ligatures w14:val="none"/>
+        </w:rPr>
+        <w:lastRenderedPageBreak/>
+        <w:t>barramento), simbologia normalizada e relação entre o esquema unifilar e o modelo tridimensional, faz me perguntas caso precises!"</w:t>
       </w:r>
     </w:p>
     <w:p>
@@ -11760,7 +13576,7 @@
           <w14:ligatures w14:val="none"/>
         </w:rPr>
       </w:pPr>
-      <w:bookmarkStart w:id="46" w:name="_Toc232182065"/>
+      <w:bookmarkStart w:id="46" w:name="_Toc232197238"/>
       <w:r>
         <w:rPr>
           <w:rFonts w:ascii="Times New Roman" w:eastAsia="Times New Roman" w:hAnsi="Times New Roman" w:cs="Times New Roman"/>
@@ -11830,7 +13646,7 @@
           <w14:ligatures w14:val="none"/>
         </w:rPr>
       </w:pPr>
-      <w:bookmarkStart w:id="47" w:name="_Toc232182066"/>
+      <w:bookmarkStart w:id="47" w:name="_Toc232197239"/>
       <w:r>
         <w:rPr>
           <w:rFonts w:ascii="Times New Roman" w:eastAsia="Times New Roman" w:hAnsi="Times New Roman" w:cs="Times New Roman"/>
@@ -11921,7 +13737,7 @@
       <w:bookmarkStart w:id="48" w:name="_Toc76320115"/>
       <w:bookmarkStart w:id="49" w:name="_Toc76320155"/>
       <w:bookmarkStart w:id="50" w:name="_Toc76320183"/>
-      <w:bookmarkStart w:id="51" w:name="_Toc232182067"/>
+      <w:bookmarkStart w:id="51" w:name="_Toc232197240"/>
       <w:r>
         <w:rPr>
           <w:rFonts w:ascii="Times New Roman" w:eastAsia="Times New Roman" w:hAnsi="Times New Roman" w:cs="Times New Roman"/>
@@ -11960,7 +13776,7 @@
           <w14:ligatures w14:val="none"/>
         </w:rPr>
       </w:pPr>
-      <w:bookmarkStart w:id="52" w:name="_Toc232182068"/>
+      <w:bookmarkStart w:id="52" w:name="_Toc232197241"/>
       <w:r>
         <w:rPr>
           <w:rFonts w:ascii="Times New Roman" w:eastAsia="Times New Roman" w:hAnsi="Times New Roman" w:cs="Times New Roman"/>
@@ -11999,16 +13815,7 @@
           <w:kern w:val="0"/>
           <w14:ligatures w14:val="none"/>
         </w:rPr>
-        <w:t xml:space="preserve">"Escreve em português europeu, estilo impessoal, académico, justificado, sem listas. Tema: relação entre os conhecimentos adquiridos na licenciatura em Engenharia Eletrotécnica — Sistemas Elétricos de Energia no ISEP e o trabalho desenvolvido durante o estágio na SISINT — </w:t>
-      </w:r>
-      <w:r>
-        <w:rPr>
-          <w:rFonts w:ascii="Times New Roman" w:eastAsia="Calibri" w:hAnsi="Times New Roman" w:cs="Times New Roman"/>
-          <w:kern w:val="0"/>
-          <w14:ligatures w14:val="none"/>
-        </w:rPr>
-        <w:lastRenderedPageBreak/>
-        <w:t>quais as unidades curriculares mais relevantes, lacunas identificadas e como foram colmatadas em contexto empresarial, faz me perguntas caso precises!"</w:t>
+        <w:t>"Escreve em português europeu, estilo impessoal, académico, justificado, sem listas. Tema: relação entre os conhecimentos adquiridos na licenciatura em Engenharia Eletrotécnica — Sistemas Elétricos de Energia no ISEP e o trabalho desenvolvido durante o estágio na SISINT — quais as unidades curriculares mais relevantes, lacunas identificadas e como foram colmatadas em contexto empresarial, faz me perguntas caso precises!"</w:t>
       </w:r>
     </w:p>
     <w:p>
@@ -12031,7 +13838,7 @@
           <w14:ligatures w14:val="none"/>
         </w:rPr>
       </w:pPr>
-      <w:bookmarkStart w:id="53" w:name="_Toc232182069"/>
+      <w:bookmarkStart w:id="53" w:name="_Toc232197242"/>
       <w:r>
         <w:rPr>
           <w:rFonts w:ascii="Times New Roman" w:eastAsia="Times New Roman" w:hAnsi="Times New Roman" w:cs="Times New Roman"/>
@@ -12065,7 +13872,16 @@
           <w:lang w:eastAsia="pt-PT"/>
           <w14:ligatures w14:val="none"/>
         </w:rPr>
-        <w:t xml:space="preserve">O estágio na SISINT permitiu não só consolidar e aplicar conhecimentos adquiridos ao longo da licenciatura, como também desenvolver competências práticas em ferramentas e metodologias pouco abordadas no percurso académico, nomeadamente na modelação tridimensional em </w:t>
+        <w:t xml:space="preserve">O estágio na SISINT permitiu não só consolidar e aplicar conhecimentos adquiridos ao longo da licenciatura, como também desenvolver competências práticas em ferramentas e metodologias pouco abordadas no percurso académico, nomeadamente na modelação tridimensional </w:t>
+      </w:r>
+      <w:r>
+        <w:rPr>
+          <w:rFonts w:ascii="Calibri" w:eastAsia="Calibri" w:hAnsi="Calibri" w:cs="Times New Roman"/>
+          <w:kern w:val="0"/>
+          <w:lang w:eastAsia="pt-PT"/>
+          <w14:ligatures w14:val="none"/>
+        </w:rPr>
+        <w:t xml:space="preserve">no </w:t>
       </w:r>
       <w:proofErr w:type="spellStart"/>
       <w:r>
@@ -12077,6 +13893,15 @@
         </w:rPr>
         <w:t>Revit</w:t>
       </w:r>
+      <w:r>
+        <w:rPr>
+          <w:rFonts w:ascii="Calibri" w:eastAsia="Calibri" w:hAnsi="Calibri" w:cs="Times New Roman"/>
+          <w:kern w:val="0"/>
+          <w:lang w:eastAsia="pt-PT"/>
+          <w14:ligatures w14:val="none"/>
+        </w:rPr>
+        <w:t>e</w:t>
+      </w:r>
       <w:proofErr w:type="spellEnd"/>
       <w:r>
         <w:rPr>
@@ -12085,7 +13910,7 @@
           <w:lang w:eastAsia="pt-PT"/>
           <w14:ligatures w14:val="none"/>
         </w:rPr>
-        <w:t xml:space="preserve"> e no projeto de subestações de alta tensão. O contacto com uma empresa de </w:t>
+        <w:t xml:space="preserve"> no projeto de subestações de alta tensão. O contacto com uma empresa de </w:t>
       </w:r>
       <w:proofErr w:type="spellStart"/>
       <w:r>
@@ -12128,7 +13953,7 @@
           <w14:ligatures w14:val="none"/>
         </w:rPr>
       </w:pPr>
-      <w:bookmarkStart w:id="54" w:name="_Toc232182070"/>
+      <w:bookmarkStart w:id="54" w:name="_Toc232197243"/>
       <w:r>
         <w:rPr>
           <w:rFonts w:ascii="Times New Roman" w:eastAsia="Times New Roman" w:hAnsi="Times New Roman" w:cs="Times New Roman"/>
@@ -12186,7 +14011,7 @@
           <w14:ligatures w14:val="none"/>
         </w:rPr>
       </w:pPr>
-      <w:bookmarkStart w:id="55" w:name="_Toc232182071"/>
+      <w:bookmarkStart w:id="55" w:name="_Toc232197244"/>
       <w:r>
         <w:rPr>
           <w:rFonts w:ascii="Cambria" w:eastAsia="Times New Roman" w:hAnsi="Cambria" w:cs="Times New Roman"/>
@@ -12196,6 +14021,7 @@
           <w:kern w:val="0"/>
           <w14:ligatures w14:val="none"/>
         </w:rPr>
+        <w:lastRenderedPageBreak/>
         <w:t>ÉPOCA RECURSO</w:t>
       </w:r>
       <w:bookmarkEnd w:id="55"/>
@@ -12317,7 +14143,7 @@
           <w14:ligatures w14:val="none"/>
         </w:rPr>
       </w:pPr>
-      <w:bookmarkStart w:id="59" w:name="_Toc232182072"/>
+      <w:bookmarkStart w:id="59" w:name="_Toc232197245"/>
       <w:r>
         <w:rPr>
           <w:rFonts w:ascii="Times New Roman" w:eastAsia="Times New Roman" w:hAnsi="Times New Roman" w:cs="Times New Roman"/>
@@ -12375,7 +14201,7 @@
       <w:bookmarkStart w:id="60" w:name="_Toc76320117"/>
       <w:bookmarkStart w:id="61" w:name="_Toc76320157"/>
       <w:bookmarkStart w:id="62" w:name="_Toc76320185"/>
-      <w:bookmarkStart w:id="63" w:name="_Toc232182073"/>
+      <w:bookmarkStart w:id="63" w:name="_Toc232197246"/>
       <w:r>
         <w:rPr>
           <w:rFonts w:ascii="Times New Roman" w:eastAsia="Times New Roman" w:hAnsi="Times New Roman" w:cs="Times New Roman"/>
